--- a/data/The Ultimate FPV Drone Motors Guide 2025.docx
+++ b/data/The Ultimate FPV Drone Motors Guide 2025.docx
@@ -100,12 +100,10 @@
         <w:t xml:space="preserve">This guide will adopt a systematic structure to delve into the working </w:t>
       </w:r>
       <w:proofErr w:type="spellStart"/>
-      <w:proofErr w:type="gramStart"/>
       <w:r>
         <w:t>principles,key</w:t>
       </w:r>
       <w:proofErr w:type="spellEnd"/>
-      <w:proofErr w:type="gramEnd"/>
       <w:r>
         <w:t xml:space="preserve"> </w:t>
       </w:r>
@@ -158,58 +156,7 @@
         <w:t xml:space="preserve"> performance.</w:t>
       </w:r>
     </w:p>
-    <w:p>
-      <w:r>
-        <w:drawing>
-          <wp:inline distT="0" distB="0" distL="0" distR="0" wp14:anchorId="1FC7539B" wp14:editId="291F62BC">
-            <wp:extent cx="5943600" cy="3625850"/>
-            <wp:effectExtent l="0" t="0" r="0" b="0"/>
-            <wp:docPr id="1492150396" name="Picture 2"/>
-            <wp:cNvGraphicFramePr>
-              <a:graphicFrameLocks xmlns:a="http://schemas.openxmlformats.org/drawingml/2006/main" noChangeAspect="1"/>
-            </wp:cNvGraphicFramePr>
-            <a:graphic xmlns:a="http://schemas.openxmlformats.org/drawingml/2006/main">
-              <a:graphicData uri="http://schemas.openxmlformats.org/drawingml/2006/picture">
-                <pic:pic xmlns:pic="http://schemas.openxmlformats.org/drawingml/2006/picture">
-                  <pic:nvPicPr>
-                    <pic:cNvPr id="0" name="Picture 6"/>
-                    <pic:cNvPicPr>
-                      <a:picLocks noChangeAspect="1" noChangeArrowheads="1"/>
-                    </pic:cNvPicPr>
-                  </pic:nvPicPr>
-                  <pic:blipFill>
-                    <a:blip r:embed="rId4">
-                      <a:extLst>
-                        <a:ext uri="{28A0092B-C50C-407E-A947-70E740481C1C}">
-                          <a14:useLocalDpi xmlns:a14="http://schemas.microsoft.com/office/drawing/2010/main" val="0"/>
-                        </a:ext>
-                      </a:extLst>
-                    </a:blip>
-                    <a:srcRect/>
-                    <a:stretch>
-                      <a:fillRect/>
-                    </a:stretch>
-                  </pic:blipFill>
-                  <pic:spPr bwMode="auto">
-                    <a:xfrm>
-                      <a:off x="0" y="0"/>
-                      <a:ext cx="5943600" cy="3625850"/>
-                    </a:xfrm>
-                    <a:prstGeom prst="rect">
-                      <a:avLst/>
-                    </a:prstGeom>
-                    <a:noFill/>
-                    <a:ln>
-                      <a:noFill/>
-                    </a:ln>
-                  </pic:spPr>
-                </pic:pic>
-              </a:graphicData>
-            </a:graphic>
-          </wp:inline>
-        </w:drawing>
-      </w:r>
-    </w:p>
+    <w:p/>
     <w:p>
       <w:pPr>
         <w:rPr>
@@ -254,12 +201,10 @@
         <w:t xml:space="preserve">FPV drones commonly use three-phase brushless outrunner </w:t>
       </w:r>
       <w:proofErr w:type="spellStart"/>
-      <w:proofErr w:type="gramStart"/>
       <w:r>
         <w:t>motors.Their</w:t>
       </w:r>
       <w:proofErr w:type="spellEnd"/>
-      <w:proofErr w:type="gramEnd"/>
       <w:r>
         <w:t xml:space="preserve"> operation relies on the principle of electromagnetic induction combined with three-phase electronic commutation.</w:t>
       </w:r>
@@ -270,101 +215,95 @@
           <w:b/>
           <w:bCs/>
         </w:rPr>
+        <w:t>The entire process is as follows:</w:t>
+      </w:r>
+    </w:p>
+    <w:p>
+      <w:r>
+        <w:t>The flight controller(FC)sends signals to the ESC(Electronic Speed Controller)based on attitude requirements;</w:t>
+      </w:r>
+    </w:p>
+    <w:p>
+      <w:r>
+        <w:t xml:space="preserve">The ESC applies three-phase alternating current to the motor windings in a specific </w:t>
+      </w:r>
+      <w:proofErr w:type="spellStart"/>
+      <w:r>
+        <w:t>sequence,generating</w:t>
+      </w:r>
+      <w:proofErr w:type="spellEnd"/>
+      <w:r>
+        <w:t xml:space="preserve"> a rotating magnetic field;</w:t>
+      </w:r>
+    </w:p>
+    <w:p>
+      <w:r>
+        <w:t>The permanent magnet rotor inside the motor is attracted by the magnetic field and rotates accordingly;</w:t>
+      </w:r>
+    </w:p>
+    <w:p>
+      <w:r>
+        <w:t xml:space="preserve">The motor shaft drives the propeller to </w:t>
+      </w:r>
+      <w:proofErr w:type="spellStart"/>
+      <w:r>
+        <w:t>rotate,generating</w:t>
+      </w:r>
+      <w:proofErr w:type="spellEnd"/>
+      <w:r>
+        <w:t xml:space="preserve"> thrust;</w:t>
+      </w:r>
+    </w:p>
+    <w:p>
+      <w:r>
+        <w:t>The feedback control system continuously adjusts the current frequency to achieve high-frequency attitude corrections.</w:t>
+      </w:r>
+    </w:p>
+    <w:p>
+      <w:r>
+        <w:t xml:space="preserve">Due to the absence of carbon </w:t>
+      </w:r>
+      <w:proofErr w:type="spellStart"/>
+      <w:r>
+        <w:t>brushes,brushless</w:t>
+      </w:r>
+      <w:proofErr w:type="spellEnd"/>
+      <w:r>
+        <w:t xml:space="preserve"> motors avoid physical contact </w:t>
+      </w:r>
+      <w:proofErr w:type="spellStart"/>
+      <w:r>
+        <w:t>wear,achieving</w:t>
+      </w:r>
+      <w:proofErr w:type="spellEnd"/>
+      <w:r>
+        <w:t xml:space="preserve"> higher </w:t>
+      </w:r>
+      <w:proofErr w:type="spellStart"/>
+      <w:r>
+        <w:t>efficiency,faster</w:t>
+      </w:r>
+      <w:proofErr w:type="spellEnd"/>
+      <w:r>
+        <w:t xml:space="preserve"> </w:t>
+      </w:r>
+      <w:proofErr w:type="spellStart"/>
+      <w:r>
+        <w:t>response,and</w:t>
+      </w:r>
+      <w:proofErr w:type="spellEnd"/>
+      <w:r>
+        <w:t xml:space="preserve"> longer lifespan.</w:t>
+      </w:r>
+    </w:p>
+    <w:p>
+      <w:r>
         <w:lastRenderedPageBreak/>
-        <w:t>The entire process is as follows:</w:t>
-      </w:r>
-    </w:p>
-    <w:p>
-      <w:r>
-        <w:t xml:space="preserve">The flight </w:t>
-      </w:r>
-      <w:proofErr w:type="gramStart"/>
-      <w:r>
-        <w:t>controller(</w:t>
-      </w:r>
-      <w:proofErr w:type="gramEnd"/>
-      <w:r>
-        <w:t>FC</w:t>
-      </w:r>
-      <w:proofErr w:type="gramStart"/>
-      <w:r>
-        <w:t>)sends</w:t>
-      </w:r>
-      <w:proofErr w:type="gramEnd"/>
-      <w:r>
-        <w:t xml:space="preserve"> signals to the ESC(Electronic Speed Controller)based on attitude requirements;</w:t>
-      </w:r>
-    </w:p>
-    <w:p>
-      <w:r>
-        <w:t xml:space="preserve">The ESC applies three-phase alternating current to the motor windings in a specific </w:t>
-      </w:r>
-      <w:proofErr w:type="spellStart"/>
-      <w:proofErr w:type="gramStart"/>
-      <w:r>
-        <w:t>sequence,generating</w:t>
-      </w:r>
-      <w:proofErr w:type="spellEnd"/>
-      <w:proofErr w:type="gramEnd"/>
-      <w:r>
-        <w:t xml:space="preserve"> a rotating magnetic field;</w:t>
-      </w:r>
-    </w:p>
-    <w:p>
-      <w:r>
-        <w:t xml:space="preserve">The permanent magnet rotor inside the motor is attracted by the magnetic field and rotates </w:t>
-      </w:r>
-      <w:proofErr w:type="gramStart"/>
-      <w:r>
-        <w:t>accordingly;</w:t>
-      </w:r>
-      <w:proofErr w:type="gramEnd"/>
-    </w:p>
-    <w:p>
-      <w:r>
-        <w:t xml:space="preserve">The motor shaft drives the propeller to </w:t>
-      </w:r>
-      <w:proofErr w:type="spellStart"/>
-      <w:proofErr w:type="gramStart"/>
-      <w:r>
-        <w:t>rotate,generating</w:t>
-      </w:r>
-      <w:proofErr w:type="spellEnd"/>
-      <w:proofErr w:type="gramEnd"/>
-      <w:r>
-        <w:t xml:space="preserve"> thrust;</w:t>
-      </w:r>
-    </w:p>
-    <w:p>
-      <w:r>
-        <w:t>The feedback control system continuously adjusts the current frequency to achieve high-frequency attitude corrections.</w:t>
-      </w:r>
-    </w:p>
-    <w:p>
-      <w:r>
-        <w:t xml:space="preserve">Due to the absence of carbon </w:t>
-      </w:r>
-      <w:proofErr w:type="spellStart"/>
-      <w:proofErr w:type="gramStart"/>
-      <w:r>
-        <w:t>brushes,brushless</w:t>
-      </w:r>
-      <w:proofErr w:type="spellEnd"/>
-      <w:proofErr w:type="gramEnd"/>
-      <w:r>
-        <w:t xml:space="preserve"> motors avoid physical contact </w:t>
-      </w:r>
-      <w:proofErr w:type="spellStart"/>
-      <w:r>
-        <w:t>wear,achieving</w:t>
-      </w:r>
-      <w:proofErr w:type="spellEnd"/>
-      <w:r>
-        <w:t xml:space="preserve"> higher </w:t>
-      </w:r>
-      <w:proofErr w:type="spellStart"/>
-      <w:r>
-        <w:t>efficiency,faster</w:t>
+        <w:t xml:space="preserve">FPV motors are typically paired with ESCs supporting protocols like </w:t>
+      </w:r>
+      <w:proofErr w:type="spellStart"/>
+      <w:r>
+        <w:t>DShot,OneShot,or</w:t>
       </w:r>
       <w:proofErr w:type="spellEnd"/>
       <w:r>
@@ -372,32 +311,6 @@
       </w:r>
       <w:proofErr w:type="spellStart"/>
       <w:r>
-        <w:t>response,and</w:t>
-      </w:r>
-      <w:proofErr w:type="spellEnd"/>
-      <w:r>
-        <w:t xml:space="preserve"> longer lifespan.</w:t>
-      </w:r>
-    </w:p>
-    <w:p>
-      <w:r>
-        <w:t xml:space="preserve">FPV motors are typically paired with ESCs supporting protocols like </w:t>
-      </w:r>
-      <w:proofErr w:type="spellStart"/>
-      <w:proofErr w:type="gramStart"/>
-      <w:r>
-        <w:t>DShot,OneShot</w:t>
-      </w:r>
-      <w:proofErr w:type="gramEnd"/>
-      <w:r>
-        <w:t>,or</w:t>
-      </w:r>
-      <w:proofErr w:type="spellEnd"/>
-      <w:r>
-        <w:t xml:space="preserve"> </w:t>
-      </w:r>
-      <w:proofErr w:type="spellStart"/>
-      <w:r>
         <w:t>PWM.Commutation</w:t>
       </w:r>
       <w:proofErr w:type="spellEnd"/>
@@ -430,15 +343,7 @@
     </w:p>
     <w:p>
       <w:r>
-        <w:t xml:space="preserve">A standard FPV brushless motor primarily consists of the </w:t>
-      </w:r>
-      <w:proofErr w:type="gramStart"/>
-      <w:r>
-        <w:t>following  components</w:t>
-      </w:r>
-      <w:proofErr w:type="gramEnd"/>
-      <w:r>
-        <w:t>:</w:t>
+        <w:t>A standard FPV brushless motor primarily consists of the following  components:</w:t>
       </w:r>
     </w:p>
     <w:tbl>
@@ -889,7 +794,6 @@
           </w:tcPr>
           <w:p>
             <w:r>
-              <w:lastRenderedPageBreak/>
               <w:t>Motor Shaft</w:t>
             </w:r>
           </w:p>
@@ -1298,6 +1202,7 @@
           </w:tcPr>
           <w:p>
             <w:r>
+              <w:lastRenderedPageBreak/>
               <w:t>Bell / Can (Motor Housing)</w:t>
             </w:r>
           </w:p>
@@ -1452,7 +1357,7 @@
             <w:r>
               <w:t>Fix the motors to the frame using </w:t>
             </w:r>
-            <w:hyperlink r:id="rId5" w:tgtFrame="_blank" w:history="1">
+            <w:hyperlink r:id="rId4" w:tgtFrame="_blank" w:history="1">
               <w:r>
                 <w:rPr>
                   <w:rStyle w:val="Hyperlink"/>
@@ -1713,12 +1618,10 @@
         <w:t xml:space="preserve">FPV drone </w:t>
       </w:r>
       <w:proofErr w:type="spellStart"/>
-      <w:proofErr w:type="gramStart"/>
       <w:r>
         <w:t>motors,typically</w:t>
       </w:r>
       <w:proofErr w:type="spellEnd"/>
-      <w:proofErr w:type="gramEnd"/>
       <w:r>
         <w:t xml:space="preserve"> referring to brushless outrunner motors used on First Person View Drones(FPV drones),generate thrust by rotating the </w:t>
       </w:r>
@@ -1740,7 +1643,6 @@
         <w:t xml:space="preserve">In a quadcopter FPV </w:t>
       </w:r>
       <w:proofErr w:type="spellStart"/>
-      <w:proofErr w:type="gramStart"/>
       <w:r>
         <w:rPr>
           <w:b/>
@@ -1749,7 +1651,6 @@
         <w:t>drone,motors</w:t>
       </w:r>
       <w:proofErr w:type="spellEnd"/>
-      <w:proofErr w:type="gramEnd"/>
       <w:r>
         <w:rPr>
           <w:b/>
@@ -1765,103 +1666,96 @@
     </w:p>
     <w:p>
       <w:r>
+        <w:t>Horizontal flight speed and climb rate</w:t>
+      </w:r>
+    </w:p>
+    <w:p>
+      <w:r>
+        <w:t>Response speed and control sensitivity of flight maneuvers</w:t>
+      </w:r>
+    </w:p>
+    <w:p>
+      <w:r>
+        <w:t>Maximum payload and power consumption</w:t>
+      </w:r>
+    </w:p>
+    <w:p>
+      <w:r>
+        <w:t xml:space="preserve">Especially in flight styles like </w:t>
+      </w:r>
+      <w:proofErr w:type="spellStart"/>
+      <w:r>
+        <w:t>racing,freestyle,and</w:t>
+      </w:r>
+      <w:proofErr w:type="spellEnd"/>
+      <w:r>
+        <w:t xml:space="preserve"> </w:t>
+      </w:r>
+      <w:proofErr w:type="spellStart"/>
+      <w:r>
+        <w:t>freeride,the</w:t>
+      </w:r>
+      <w:proofErr w:type="spellEnd"/>
+      <w:r>
+        <w:t xml:space="preserve"> motor's thrust output and response speed directly impact trick </w:t>
+      </w:r>
+      <w:proofErr w:type="spellStart"/>
+      <w:r>
+        <w:t>precision,flight</w:t>
+      </w:r>
+      <w:proofErr w:type="spellEnd"/>
+      <w:r>
+        <w:t xml:space="preserve"> path </w:t>
+      </w:r>
+      <w:proofErr w:type="spellStart"/>
+      <w:r>
+        <w:t>control,and</w:t>
+      </w:r>
+      <w:proofErr w:type="spellEnd"/>
+      <w:r>
+        <w:t xml:space="preserve"> even safety.</w:t>
+      </w:r>
+    </w:p>
+    <w:p>
+      <w:pPr>
+        <w:rPr>
+          <w:b/>
+          <w:bCs/>
+        </w:rPr>
+      </w:pPr>
+      <w:r>
+        <w:rPr>
+          <w:b/>
+          <w:bCs/>
+        </w:rPr>
+        <w:t>4.Structural Characteristics of FPV Drone Motors</w:t>
+      </w:r>
+    </w:p>
+    <w:p>
+      <w:r>
+        <w:t xml:space="preserve">FPV drone motors almost exclusively use the brushless outrunner </w:t>
+      </w:r>
+      <w:proofErr w:type="spellStart"/>
+      <w:r>
+        <w:t>structure,a</w:t>
+      </w:r>
+      <w:proofErr w:type="spellEnd"/>
+      <w:r>
+        <w:t xml:space="preserve"> motor architecture optimized for high responsiveness and high torque scenarios.</w:t>
+      </w:r>
+    </w:p>
+    <w:p>
+      <w:r>
+        <w:rPr>
+          <w:b/>
+          <w:bCs/>
+        </w:rPr>
+        <w:t>Outrunner Design:</w:t>
+      </w:r>
+    </w:p>
+    <w:p>
+      <w:r>
         <w:lastRenderedPageBreak/>
-        <w:t>Horizontal flight speed and climb rate</w:t>
-      </w:r>
-    </w:p>
-    <w:p>
-      <w:r>
-        <w:t>Response speed and control sensitivity of flight maneuvers</w:t>
-      </w:r>
-    </w:p>
-    <w:p>
-      <w:r>
-        <w:t>Maximum payload and power consumption</w:t>
-      </w:r>
-    </w:p>
-    <w:p>
-      <w:r>
-        <w:t xml:space="preserve">Especially in flight styles like </w:t>
-      </w:r>
-      <w:proofErr w:type="spellStart"/>
-      <w:proofErr w:type="gramStart"/>
-      <w:r>
-        <w:t>racing,freestyle</w:t>
-      </w:r>
-      <w:proofErr w:type="gramEnd"/>
-      <w:r>
-        <w:t>,and</w:t>
-      </w:r>
-      <w:proofErr w:type="spellEnd"/>
-      <w:r>
-        <w:t xml:space="preserve"> </w:t>
-      </w:r>
-      <w:proofErr w:type="spellStart"/>
-      <w:r>
-        <w:t>freeride,the</w:t>
-      </w:r>
-      <w:proofErr w:type="spellEnd"/>
-      <w:r>
-        <w:t xml:space="preserve"> motor's thrust output and response speed directly impact trick </w:t>
-      </w:r>
-      <w:proofErr w:type="spellStart"/>
-      <w:r>
-        <w:t>precision,flight</w:t>
-      </w:r>
-      <w:proofErr w:type="spellEnd"/>
-      <w:r>
-        <w:t xml:space="preserve"> path </w:t>
-      </w:r>
-      <w:proofErr w:type="spellStart"/>
-      <w:r>
-        <w:t>control,and</w:t>
-      </w:r>
-      <w:proofErr w:type="spellEnd"/>
-      <w:r>
-        <w:t xml:space="preserve"> even safety.</w:t>
-      </w:r>
-    </w:p>
-    <w:p>
-      <w:pPr>
-        <w:rPr>
-          <w:b/>
-          <w:bCs/>
-        </w:rPr>
-      </w:pPr>
-      <w:r>
-        <w:rPr>
-          <w:b/>
-          <w:bCs/>
-        </w:rPr>
-        <w:t>4.Structural Characteristics of FPV Drone Motors</w:t>
-      </w:r>
-    </w:p>
-    <w:p>
-      <w:r>
-        <w:t xml:space="preserve">FPV drone motors almost exclusively use the brushless outrunner </w:t>
-      </w:r>
-      <w:proofErr w:type="spellStart"/>
-      <w:proofErr w:type="gramStart"/>
-      <w:r>
-        <w:t>structure,a</w:t>
-      </w:r>
-      <w:proofErr w:type="spellEnd"/>
-      <w:proofErr w:type="gramEnd"/>
-      <w:r>
-        <w:t xml:space="preserve"> motor architecture optimized for high responsiveness and high torque scenarios.</w:t>
-      </w:r>
-    </w:p>
-    <w:p>
-      <w:r>
-        <w:rPr>
-          <w:b/>
-          <w:bCs/>
-        </w:rPr>
-        <w:t>Outrunner Design:</w:t>
-      </w:r>
-    </w:p>
-    <w:p>
-      <w:r>
         <w:t xml:space="preserve">The motor's outer shell(containing the permanent magnets)rotates with the </w:t>
       </w:r>
       <w:proofErr w:type="spellStart"/>
@@ -1876,7 +1770,7 @@
       <w:r>
         <w:t>internally.</w:t>
       </w:r>
-      <w:hyperlink r:id="rId6" w:tgtFrame="_blank" w:history="1">
+      <w:hyperlink r:id="rId5" w:tgtFrame="_blank" w:history="1">
         <w:r>
           <w:rPr>
             <w:rStyle w:val="Hyperlink"/>
@@ -1942,12 +1836,10 @@
         <w:t xml:space="preserve">Eliminates the friction structure of carbon brushes and </w:t>
       </w:r>
       <w:proofErr w:type="spellStart"/>
-      <w:proofErr w:type="gramStart"/>
       <w:r>
         <w:t>commutators.Commutation</w:t>
       </w:r>
       <w:proofErr w:type="spellEnd"/>
-      <w:proofErr w:type="gramEnd"/>
       <w:r>
         <w:t xml:space="preserve"> is achieved electronically via the </w:t>
       </w:r>
@@ -1978,12 +1870,10 @@
     </w:p>
     <w:p>
       <w:proofErr w:type="spellStart"/>
-      <w:proofErr w:type="gramStart"/>
       <w:r>
         <w:t>Simultaneously,it</w:t>
       </w:r>
       <w:proofErr w:type="spellEnd"/>
-      <w:proofErr w:type="gramEnd"/>
       <w:r>
         <w:t xml:space="preserve"> supports high-speed digital protocols like </w:t>
       </w:r>
@@ -2017,12 +1907,10 @@
         <w:t xml:space="preserve"> design allows FPV motors to achieve high </w:t>
       </w:r>
       <w:proofErr w:type="spellStart"/>
-      <w:proofErr w:type="gramStart"/>
       <w:r>
         <w:t>RPM,high</w:t>
       </w:r>
       <w:proofErr w:type="spellEnd"/>
-      <w:proofErr w:type="gramEnd"/>
       <w:r>
         <w:t xml:space="preserve"> power </w:t>
       </w:r>
@@ -2063,12 +1951,10 @@
         <w:t xml:space="preserve">Motors are not standalone </w:t>
       </w:r>
       <w:proofErr w:type="spellStart"/>
-      <w:proofErr w:type="gramStart"/>
       <w:r>
         <w:t>components;they</w:t>
       </w:r>
       <w:proofErr w:type="spellEnd"/>
-      <w:proofErr w:type="gramEnd"/>
       <w:r>
         <w:t xml:space="preserve"> always work in synergy with the entire flight </w:t>
       </w:r>
@@ -2100,14 +1986,9 @@
     </w:p>
     <w:p>
       <w:r>
-        <w:t xml:space="preserve">The battery's voltage determines the motor's operating RPM </w:t>
-      </w:r>
-      <w:proofErr w:type="gramStart"/>
-      <w:r>
-        <w:t>range(</w:t>
-      </w:r>
-      <w:proofErr w:type="spellStart"/>
-      <w:proofErr w:type="gramEnd"/>
+        <w:t>The battery's voltage determines the motor's operating RPM range(</w:t>
+      </w:r>
+      <w:proofErr w:type="spellStart"/>
       <w:r>
         <w:t>KV×Voltage</w:t>
       </w:r>
@@ -2146,165 +2027,206 @@
           <w:b/>
           <w:bCs/>
         </w:rPr>
+        <w:t>ESC:</w:t>
+      </w:r>
+    </w:p>
+    <w:p>
+      <w:r>
+        <w:t xml:space="preserve">The ESC regulates the motor current based on flight controller commands to control </w:t>
+      </w:r>
+      <w:proofErr w:type="spellStart"/>
+      <w:r>
+        <w:t>thrust.It</w:t>
+      </w:r>
+      <w:proofErr w:type="spellEnd"/>
+      <w:r>
+        <w:t xml:space="preserve"> must meet the motor's maximum current demands and support the corresponding communication protocol(e.g.,DShot600,DShot1200)to unleash the motor's response capability.</w:t>
+      </w:r>
+    </w:p>
+    <w:p>
+      <w:r>
+        <w:rPr>
+          <w:b/>
+          <w:bCs/>
+        </w:rPr>
+        <w:t>Propeller:</w:t>
+      </w:r>
+    </w:p>
+    <w:p>
+      <w:r>
+        <w:t xml:space="preserve">The propeller is the motor's </w:t>
+      </w:r>
+      <w:proofErr w:type="spellStart"/>
+      <w:r>
+        <w:t>load.Its</w:t>
+      </w:r>
+      <w:proofErr w:type="spellEnd"/>
+      <w:r>
+        <w:t xml:space="preserve"> </w:t>
+      </w:r>
+      <w:proofErr w:type="spellStart"/>
+      <w:r>
+        <w:t>diameter,pitch,and</w:t>
+      </w:r>
+      <w:proofErr w:type="spellEnd"/>
+      <w:r>
+        <w:t xml:space="preserve"> blade count significantly impact the torque requirements and efficiency of the </w:t>
+      </w:r>
+      <w:proofErr w:type="spellStart"/>
+      <w:r>
+        <w:t>motor.Mismatched</w:t>
+      </w:r>
+      <w:proofErr w:type="spellEnd"/>
+      <w:r>
+        <w:t xml:space="preserve"> propellers can cause current overload or wasted thrust.</w:t>
+      </w:r>
+    </w:p>
+    <w:p>
+      <w:r>
+        <w:rPr>
+          <w:b/>
+          <w:bCs/>
+        </w:rPr>
+        <w:t>Flight Controller:</w:t>
+      </w:r>
+    </w:p>
+    <w:p>
+      <w:r>
         <w:lastRenderedPageBreak/>
-        <w:t>ESC:</w:t>
-      </w:r>
-    </w:p>
-    <w:p>
-      <w:r>
-        <w:t xml:space="preserve">The ESC regulates the motor current based on flight controller commands to control </w:t>
-      </w:r>
-      <w:proofErr w:type="spellStart"/>
-      <w:proofErr w:type="gramStart"/>
-      <w:r>
-        <w:t>thrust.It</w:t>
-      </w:r>
-      <w:proofErr w:type="spellEnd"/>
-      <w:proofErr w:type="gramEnd"/>
-      <w:r>
-        <w:t xml:space="preserve"> must meet the motor's maximum current demands and support the corresponding communication protocol(e.g.,DShot600,DShot1200)to unleash the motor's response capability.</w:t>
-      </w:r>
-    </w:p>
-    <w:p>
-      <w:r>
-        <w:rPr>
-          <w:b/>
-          <w:bCs/>
-        </w:rPr>
-        <w:t>Propeller:</w:t>
-      </w:r>
-    </w:p>
-    <w:p>
-      <w:r>
-        <w:t xml:space="preserve">The propeller is the motor's </w:t>
-      </w:r>
-      <w:proofErr w:type="spellStart"/>
-      <w:proofErr w:type="gramStart"/>
-      <w:r>
-        <w:t>load.Its</w:t>
-      </w:r>
-      <w:proofErr w:type="spellEnd"/>
-      <w:proofErr w:type="gramEnd"/>
+        <w:t xml:space="preserve">The FC is </w:t>
+      </w:r>
+      <w:proofErr w:type="spellStart"/>
+      <w:r>
+        <w:t>the"brain."It</w:t>
+      </w:r>
+      <w:proofErr w:type="spellEnd"/>
+      <w:r>
+        <w:t xml:space="preserve"> reads sensor data in real-time and determines the RPM changes for each </w:t>
+      </w:r>
+      <w:proofErr w:type="spellStart"/>
+      <w:r>
+        <w:t>motor,controlling</w:t>
+      </w:r>
+      <w:proofErr w:type="spellEnd"/>
+      <w:r>
+        <w:t xml:space="preserve"> the drone's attitude and path in three-dimensional space.</w:t>
+      </w:r>
+    </w:p>
+    <w:p>
+      <w:r>
+        <w:t xml:space="preserve">These four subsystems are </w:t>
+      </w:r>
+      <w:proofErr w:type="spellStart"/>
+      <w:r>
+        <w:t>interdependent.If</w:t>
+      </w:r>
+      <w:proofErr w:type="spellEnd"/>
+      <w:r>
+        <w:t xml:space="preserve"> motor parameters don't match the other </w:t>
+      </w:r>
+      <w:proofErr w:type="spellStart"/>
+      <w:r>
+        <w:t>components,the</w:t>
+      </w:r>
+      <w:proofErr w:type="spellEnd"/>
+      <w:r>
+        <w:t xml:space="preserve"> entire powertrain will experience performance </w:t>
+      </w:r>
+      <w:proofErr w:type="spellStart"/>
+      <w:r>
+        <w:t>bottlenecks,potentially</w:t>
+      </w:r>
+      <w:proofErr w:type="spellEnd"/>
+      <w:r>
+        <w:t xml:space="preserve"> leading to crashes("crash").</w:t>
+      </w:r>
+    </w:p>
+    <w:p>
+      <w:pPr>
+        <w:rPr>
+          <w:b/>
+          <w:bCs/>
+        </w:rPr>
+      </w:pPr>
+      <w:r>
+        <w:rPr>
+          <w:b/>
+          <w:bCs/>
+        </w:rPr>
+        <w:t>6.FPV Drone Motor Size Guide</w:t>
+      </w:r>
+    </w:p>
+    <w:p>
+      <w:r>
+        <w:t xml:space="preserve">In the process of selecting an FPV </w:t>
+      </w:r>
+      <w:proofErr w:type="spellStart"/>
+      <w:r>
+        <w:t>drone,frame</w:t>
+      </w:r>
+      <w:proofErr w:type="spellEnd"/>
       <w:r>
         <w:t xml:space="preserve"> </w:t>
       </w:r>
       <w:proofErr w:type="spellStart"/>
       <w:r>
-        <w:t>diameter,pitch,and</w:t>
-      </w:r>
-      <w:proofErr w:type="spellEnd"/>
-      <w:r>
-        <w:t xml:space="preserve"> blade count significantly impact the torque requirements and efficiency of the </w:t>
-      </w:r>
-      <w:proofErr w:type="spellStart"/>
-      <w:r>
-        <w:t>motor.Mismatched</w:t>
-      </w:r>
-      <w:proofErr w:type="spellEnd"/>
-      <w:r>
-        <w:t xml:space="preserve"> propellers can cause current overload or wasted thrust.</w:t>
-      </w:r>
-    </w:p>
-    <w:p>
-      <w:r>
-        <w:rPr>
-          <w:b/>
-          <w:bCs/>
-        </w:rPr>
-        <w:t>Flight Controller:</w:t>
-      </w:r>
-    </w:p>
-    <w:p>
-      <w:r>
-        <w:t xml:space="preserve">The FC is </w:t>
-      </w:r>
-      <w:proofErr w:type="spellStart"/>
-      <w:r>
-        <w:t>the"brain.</w:t>
-      </w:r>
-      <w:proofErr w:type="gramStart"/>
-      <w:r>
-        <w:t>"It</w:t>
-      </w:r>
-      <w:proofErr w:type="spellEnd"/>
-      <w:proofErr w:type="gramEnd"/>
-      <w:r>
-        <w:t xml:space="preserve"> reads sensor data in real-time and determines the RPM changes for each </w:t>
-      </w:r>
-      <w:proofErr w:type="spellStart"/>
-      <w:proofErr w:type="gramStart"/>
-      <w:r>
-        <w:t>motor,controlling</w:t>
-      </w:r>
-      <w:proofErr w:type="spellEnd"/>
-      <w:proofErr w:type="gramEnd"/>
-      <w:r>
-        <w:t xml:space="preserve"> the drone's attitude and path in three-dimensional space.</w:t>
-      </w:r>
-    </w:p>
-    <w:p>
-      <w:r>
-        <w:t xml:space="preserve">These four subsystems are </w:t>
-      </w:r>
-      <w:proofErr w:type="spellStart"/>
-      <w:proofErr w:type="gramStart"/>
-      <w:r>
-        <w:t>interdependent.If</w:t>
-      </w:r>
-      <w:proofErr w:type="spellEnd"/>
-      <w:proofErr w:type="gramEnd"/>
-      <w:r>
-        <w:t xml:space="preserve"> motor parameters don't match the other </w:t>
-      </w:r>
-      <w:proofErr w:type="spellStart"/>
-      <w:r>
-        <w:t>components,the</w:t>
-      </w:r>
-      <w:proofErr w:type="spellEnd"/>
-      <w:r>
-        <w:t xml:space="preserve"> entire powertrain will experience performance </w:t>
-      </w:r>
-      <w:proofErr w:type="spellStart"/>
-      <w:r>
-        <w:t>bottlenecks,potentially</w:t>
-      </w:r>
-      <w:proofErr w:type="spellEnd"/>
-      <w:r>
-        <w:t xml:space="preserve"> leading to crashes("crash").</w:t>
-      </w:r>
-    </w:p>
-    <w:p>
-      <w:pPr>
-        <w:rPr>
-          <w:b/>
-          <w:bCs/>
-        </w:rPr>
-      </w:pPr>
-      <w:r>
-        <w:rPr>
-          <w:b/>
-          <w:bCs/>
-        </w:rPr>
-        <w:t>6.FPV Drone Motor Size Guide</w:t>
-      </w:r>
-    </w:p>
-    <w:p>
-      <w:r>
-        <w:t xml:space="preserve">In the process of selecting an FPV </w:t>
-      </w:r>
-      <w:proofErr w:type="spellStart"/>
-      <w:proofErr w:type="gramStart"/>
-      <w:r>
-        <w:t>drone,frame</w:t>
-      </w:r>
-      <w:proofErr w:type="spellEnd"/>
-      <w:proofErr w:type="gramEnd"/>
+        <w:t>wheelbase,propeller</w:t>
+      </w:r>
+      <w:proofErr w:type="spellEnd"/>
       <w:r>
         <w:t xml:space="preserve"> </w:t>
       </w:r>
       <w:proofErr w:type="spellStart"/>
       <w:r>
-        <w:t>wheelbase,propeller</w:t>
+        <w:t>size,and</w:t>
+      </w:r>
+      <w:proofErr w:type="spellEnd"/>
+      <w:r>
+        <w:t xml:space="preserve"> motor specifications are the three core dimensional parameters that influence flight performance and usage positioning.</w:t>
+      </w:r>
+    </w:p>
+    <w:p>
+      <w:r>
+        <w:rPr>
+          <w:b/>
+          <w:bCs/>
+        </w:rPr>
+        <w:t>Frame Wheelbase</w:t>
+      </w:r>
+      <w:r>
+        <w:t xml:space="preserve"> refers to the diagonal distance between the centers of two motors and is a key indicator of the overall size of the </w:t>
+      </w:r>
+      <w:proofErr w:type="spellStart"/>
+      <w:r>
+        <w:t>frame.Frames</w:t>
+      </w:r>
+      <w:proofErr w:type="spellEnd"/>
+      <w:r>
+        <w:t xml:space="preserve"> with a shorter wheelbase are more agile and suitable for freestyle and </w:t>
+      </w:r>
+      <w:proofErr w:type="spellStart"/>
+      <w:r>
+        <w:t>racing;larger</w:t>
+      </w:r>
+      <w:proofErr w:type="spellEnd"/>
+      <w:r>
+        <w:t xml:space="preserve"> wheelbase frames are more stable and better suited for long-endurance or heavy-lift missions.</w:t>
+      </w:r>
+    </w:p>
+    <w:p>
+      <w:r>
+        <w:rPr>
+          <w:b/>
+          <w:bCs/>
+        </w:rPr>
+        <w:t>Propeller Size</w:t>
+      </w:r>
+      <w:r>
+        <w:t xml:space="preserve"> is directly related to wheelbase and affects </w:t>
+      </w:r>
+      <w:proofErr w:type="spellStart"/>
+      <w:r>
+        <w:t>thrust,speed,and</w:t>
       </w:r>
       <w:proofErr w:type="spellEnd"/>
       <w:r>
@@ -2312,77 +2234,6 @@
       </w:r>
       <w:proofErr w:type="spellStart"/>
       <w:r>
-        <w:t>size,and</w:t>
-      </w:r>
-      <w:proofErr w:type="spellEnd"/>
-      <w:r>
-        <w:t xml:space="preserve"> motor specifications are the three core dimensional parameters that influence flight performance and usage positioning.</w:t>
-      </w:r>
-    </w:p>
-    <w:p>
-      <w:r>
-        <w:rPr>
-          <w:b/>
-          <w:bCs/>
-        </w:rPr>
-        <w:t>Frame Wheelbase</w:t>
-      </w:r>
-      <w:r>
-        <w:t xml:space="preserve"> refers to the diagonal distance between the centers of two motors and is a key indicator of the overall size of the </w:t>
-      </w:r>
-      <w:proofErr w:type="spellStart"/>
-      <w:proofErr w:type="gramStart"/>
-      <w:r>
-        <w:t>frame.Frames</w:t>
-      </w:r>
-      <w:proofErr w:type="spellEnd"/>
-      <w:proofErr w:type="gramEnd"/>
-      <w:r>
-        <w:t xml:space="preserve"> with a shorter wheelbase are more agile and suitable for freestyle and </w:t>
-      </w:r>
-      <w:proofErr w:type="spellStart"/>
-      <w:r>
-        <w:t>racing;larger</w:t>
-      </w:r>
-      <w:proofErr w:type="spellEnd"/>
-      <w:r>
-        <w:t xml:space="preserve"> wheelbase frames are more stable and better suited for long-endurance or heavy-lift missions.</w:t>
-      </w:r>
-    </w:p>
-    <w:p>
-      <w:r>
-        <w:rPr>
-          <w:b/>
-          <w:bCs/>
-        </w:rPr>
-        <w:t>Propeller Size</w:t>
-      </w:r>
-      <w:r>
-        <w:t xml:space="preserve"> is directly related to </w:t>
-      </w:r>
-      <w:proofErr w:type="gramStart"/>
-      <w:r>
-        <w:t>wheelbase</w:t>
-      </w:r>
-      <w:proofErr w:type="gramEnd"/>
-      <w:r>
-        <w:t xml:space="preserve"> and affects </w:t>
-      </w:r>
-      <w:proofErr w:type="spellStart"/>
-      <w:proofErr w:type="gramStart"/>
-      <w:r>
-        <w:t>thrust,speed</w:t>
-      </w:r>
-      <w:proofErr w:type="gramEnd"/>
-      <w:r>
-        <w:t>,and</w:t>
-      </w:r>
-      <w:proofErr w:type="spellEnd"/>
-      <w:r>
-        <w:t xml:space="preserve"> </w:t>
-      </w:r>
-      <w:proofErr w:type="spellStart"/>
-      <w:r>
         <w:t>efficiency.Smaller</w:t>
       </w:r>
       <w:proofErr w:type="spellEnd"/>
@@ -2423,23 +2274,7 @@
         <w:t>Motor Size</w:t>
       </w:r>
       <w:r>
-        <w:t> </w:t>
-      </w:r>
-      <w:proofErr w:type="gramStart"/>
-      <w:r>
-        <w:t>are</w:t>
-      </w:r>
-      <w:proofErr w:type="gramEnd"/>
-      <w:r>
-        <w:t xml:space="preserve"> usually expressed as stator diameter and height(e.g.,2207,2306</w:t>
-      </w:r>
-      <w:proofErr w:type="gramStart"/>
-      <w:r>
-        <w:t>).Different</w:t>
-      </w:r>
-      <w:proofErr w:type="gramEnd"/>
-      <w:r>
-        <w:t xml:space="preserve"> motor sizes have varying torque and load </w:t>
+        <w:t xml:space="preserve"> are usually expressed as stator diameter and height(e.g.,2207,2306).Different motor sizes have varying torque and load </w:t>
       </w:r>
       <w:proofErr w:type="spellStart"/>
       <w:r>
@@ -2454,7 +2289,7 @@
       <w:r>
         <w:t>The following table summarizes the common</w:t>
       </w:r>
-      <w:hyperlink r:id="rId7" w:tgtFrame="_blank" w:history="1">
+      <w:hyperlink r:id="rId6" w:tgtFrame="_blank" w:history="1">
         <w:r>
           <w:rPr>
             <w:rStyle w:val="Hyperlink"/>
@@ -2467,7 +2302,6 @@
       </w:r>
       <w:proofErr w:type="spellStart"/>
       <w:r>
-        <w:lastRenderedPageBreak/>
         <w:t>wheelbase,propeller</w:t>
       </w:r>
       <w:proofErr w:type="spellEnd"/>
@@ -2778,6 +2612,7 @@
           </w:tcPr>
           <w:p>
             <w:r>
+              <w:lastRenderedPageBreak/>
               <w:t>2.5″</w:t>
             </w:r>
           </w:p>
@@ -3661,7 +3496,7 @@
         </w:rPr>
         <w:t>II.</w:t>
       </w:r>
-      <w:hyperlink r:id="rId8" w:tgtFrame="_blank" w:history="1">
+      <w:hyperlink r:id="rId7" w:tgtFrame="_blank" w:history="1">
         <w:r>
           <w:rPr>
             <w:rStyle w:val="Hyperlink"/>
@@ -3710,12 +3545,10 @@
         <w:t xml:space="preserve">In the development history of FPV </w:t>
       </w:r>
       <w:proofErr w:type="spellStart"/>
-      <w:proofErr w:type="gramStart"/>
       <w:r>
         <w:t>drones,brushed</w:t>
       </w:r>
       <w:proofErr w:type="spellEnd"/>
-      <w:proofErr w:type="gramEnd"/>
       <w:r>
         <w:t xml:space="preserve"> motors once held a place on early micro </w:t>
       </w:r>
@@ -3729,7 +3562,6 @@
       </w:r>
       <w:proofErr w:type="spellStart"/>
       <w:r>
-        <w:lastRenderedPageBreak/>
         <w:t>increased,brushless</w:t>
       </w:r>
       <w:proofErr w:type="spellEnd"/>
@@ -3784,7 +3616,6 @@
         <w:t xml:space="preserve">1.FPV Brushless Motor </w:t>
       </w:r>
       <w:proofErr w:type="spellStart"/>
-      <w:proofErr w:type="gramStart"/>
       <w:r>
         <w:rPr>
           <w:b/>
@@ -3793,7 +3624,6 @@
         <w:t>vs.Brushed</w:t>
       </w:r>
       <w:proofErr w:type="spellEnd"/>
-      <w:proofErr w:type="gramEnd"/>
       <w:r>
         <w:rPr>
           <w:b/>
@@ -3807,12 +3637,10 @@
         <w:t xml:space="preserve">FPV drone platforms almost universally use brushless </w:t>
       </w:r>
       <w:proofErr w:type="spellStart"/>
-      <w:proofErr w:type="gramStart"/>
       <w:r>
         <w:t>motors.This</w:t>
       </w:r>
       <w:proofErr w:type="spellEnd"/>
-      <w:proofErr w:type="gramEnd"/>
       <w:r>
         <w:t xml:space="preserve"> is the result of long-term technological iteration and flight requirements </w:t>
       </w:r>
@@ -3880,6 +3708,7 @@
           </w:tcPr>
           <w:p>
             <w:r>
+              <w:lastRenderedPageBreak/>
               <w:t>Comparison Dimension</w:t>
             </w:r>
           </w:p>
@@ -4213,15 +4042,7 @@
           </w:tcPr>
           <w:p>
             <w:r>
-              <w:t xml:space="preserve">Brushes wear quickly, </w:t>
-            </w:r>
-            <w:proofErr w:type="gramStart"/>
-            <w:r>
-              <w:t>short lifespan</w:t>
-            </w:r>
-            <w:proofErr w:type="gramEnd"/>
-            <w:r>
-              <w:t>, requires frequent maintenance</w:t>
+              <w:t>Brushes wear quickly, short lifespan, requires frequent maintenance</w:t>
             </w:r>
           </w:p>
         </w:tc>
@@ -4605,7 +4426,6 @@
           </w:tcPr>
           <w:p>
             <w:r>
-              <w:lastRenderedPageBreak/>
               <w:t>Cost Factors</w:t>
             </w:r>
           </w:p>
@@ -4759,12 +4579,10 @@
         <w:t xml:space="preserve">FPV flying emphasizes real-time performance and dynamic </w:t>
       </w:r>
       <w:proofErr w:type="spellStart"/>
-      <w:proofErr w:type="gramStart"/>
       <w:r>
         <w:t>control.Especially</w:t>
       </w:r>
       <w:proofErr w:type="spellEnd"/>
-      <w:proofErr w:type="gramEnd"/>
       <w:r>
         <w:t xml:space="preserve"> in applications like freestyle and </w:t>
       </w:r>
@@ -4791,6 +4609,7 @@
           <w:b/>
           <w:bCs/>
         </w:rPr>
+        <w:lastRenderedPageBreak/>
         <w:t>Brushless motors possess the following key advantages:</w:t>
       </w:r>
     </w:p>
@@ -4816,25 +4635,18 @@
         <w:t xml:space="preserve"> with response times down to tens of </w:t>
       </w:r>
       <w:proofErr w:type="spellStart"/>
-      <w:proofErr w:type="gramStart"/>
       <w:r>
         <w:t>microseconds,beneficial</w:t>
       </w:r>
       <w:proofErr w:type="spellEnd"/>
-      <w:proofErr w:type="gramEnd"/>
       <w:r>
         <w:t xml:space="preserve"> for quick execution of </w:t>
       </w:r>
       <w:proofErr w:type="spellStart"/>
       <w:r>
-        <w:t>flips,rolls</w:t>
-      </w:r>
-      <w:proofErr w:type="gramStart"/>
-      <w:r>
-        <w:t>,and</w:t>
-      </w:r>
-      <w:proofErr w:type="spellEnd"/>
-      <w:proofErr w:type="gramEnd"/>
+        <w:t>flips,rolls,and</w:t>
+      </w:r>
+      <w:proofErr w:type="spellEnd"/>
       <w:r>
         <w:t xml:space="preserve"> stops.</w:t>
       </w:r>
@@ -4853,12 +4665,10 @@
         <w:t xml:space="preserve">For the same </w:t>
       </w:r>
       <w:proofErr w:type="spellStart"/>
-      <w:proofErr w:type="gramStart"/>
       <w:r>
         <w:t>size,brushless</w:t>
       </w:r>
       <w:proofErr w:type="spellEnd"/>
-      <w:proofErr w:type="gramEnd"/>
       <w:r>
         <w:t xml:space="preserve"> motors provide greater thrust </w:t>
       </w:r>
@@ -4888,7 +4698,6 @@
         <w:t xml:space="preserve">Low Heat </w:t>
       </w:r>
       <w:proofErr w:type="spellStart"/>
-      <w:proofErr w:type="gramStart"/>
       <w:r>
         <w:rPr>
           <w:b/>
@@ -4897,7 +4706,6 @@
         <w:t>Generation,Good</w:t>
       </w:r>
       <w:proofErr w:type="spellEnd"/>
-      <w:proofErr w:type="gramEnd"/>
       <w:r>
         <w:rPr>
           <w:b/>
@@ -4911,12 +4719,10 @@
         <w:t xml:space="preserve">The absence of carbon brushes significantly reduces energy </w:t>
       </w:r>
       <w:proofErr w:type="spellStart"/>
-      <w:proofErr w:type="gramStart"/>
       <w:r>
         <w:t>loss,allowing</w:t>
       </w:r>
       <w:proofErr w:type="spellEnd"/>
-      <w:proofErr w:type="gramEnd"/>
       <w:r>
         <w:t xml:space="preserve"> continuous flight without overheating.</w:t>
       </w:r>
@@ -4943,12 +4749,10 @@
         <w:t xml:space="preserve"> to 6S freestyle </w:t>
       </w:r>
       <w:proofErr w:type="spellStart"/>
-      <w:proofErr w:type="gramStart"/>
       <w:r>
         <w:t>platforms,brushless</w:t>
       </w:r>
       <w:proofErr w:type="spellEnd"/>
-      <w:proofErr w:type="gramEnd"/>
       <w:r>
         <w:t xml:space="preserve"> motors operate stably.</w:t>
       </w:r>
@@ -4962,7 +4766,6 @@
         <w:t xml:space="preserve">In </w:t>
       </w:r>
       <w:proofErr w:type="spellStart"/>
-      <w:proofErr w:type="gramStart"/>
       <w:r>
         <w:rPr>
           <w:b/>
@@ -4971,7 +4774,6 @@
         <w:t>contrast,brushed</w:t>
       </w:r>
       <w:proofErr w:type="spellEnd"/>
-      <w:proofErr w:type="gramEnd"/>
       <w:r>
         <w:rPr>
           <w:b/>
@@ -4985,78 +4787,221 @@
         <w:t xml:space="preserve">Have high response </w:t>
       </w:r>
       <w:proofErr w:type="spellStart"/>
-      <w:proofErr w:type="gramStart"/>
       <w:r>
         <w:t>delay,making</w:t>
       </w:r>
       <w:proofErr w:type="spellEnd"/>
-      <w:proofErr w:type="gramEnd"/>
-      <w:r>
-        <w:t xml:space="preserve"> them unsuitable for high-dynamic </w:t>
-      </w:r>
-      <w:proofErr w:type="gramStart"/>
-      <w:r>
-        <w:t>flight</w:t>
-      </w:r>
-      <w:proofErr w:type="gramEnd"/>
+      <w:r>
+        <w:t xml:space="preserve"> them unsuitable for high-dynamic flight.</w:t>
+      </w:r>
+    </w:p>
+    <w:p>
+      <w:r>
+        <w:t xml:space="preserve">Suffer from insufficient </w:t>
+      </w:r>
+      <w:proofErr w:type="spellStart"/>
+      <w:r>
+        <w:t>thrust,poor</w:t>
+      </w:r>
+      <w:proofErr w:type="spellEnd"/>
+      <w:r>
+        <w:t xml:space="preserve"> current </w:t>
+      </w:r>
+      <w:proofErr w:type="spellStart"/>
+      <w:r>
+        <w:t>efficiency,and</w:t>
+      </w:r>
+      <w:proofErr w:type="spellEnd"/>
+      <w:r>
+        <w:t xml:space="preserve"> severe heat generation during prolonged operation.</w:t>
+      </w:r>
+    </w:p>
+    <w:p>
+      <w:r>
+        <w:t xml:space="preserve">Have short </w:t>
+      </w:r>
+      <w:proofErr w:type="spellStart"/>
+      <w:r>
+        <w:t>lifespans,require</w:t>
+      </w:r>
+      <w:proofErr w:type="spellEnd"/>
+      <w:r>
+        <w:t xml:space="preserve"> frequent </w:t>
+      </w:r>
+      <w:proofErr w:type="spellStart"/>
+      <w:r>
+        <w:t>maintenance,and</w:t>
+      </w:r>
+      <w:proofErr w:type="spellEnd"/>
+      <w:r>
+        <w:t xml:space="preserve"> are unsuitable for repeated tricks and high-intensity flying.</w:t>
+      </w:r>
+    </w:p>
+    <w:p>
+      <w:pPr>
+        <w:rPr>
+          <w:b/>
+          <w:bCs/>
+        </w:rPr>
+      </w:pPr>
+      <w:r>
+        <w:rPr>
+          <w:b/>
+          <w:bCs/>
+        </w:rPr>
+        <w:t>3.Modern FC and ESC Systems Only Support Brushless Motor Architecture</w:t>
+      </w:r>
+    </w:p>
+    <w:p>
+      <w:r>
+        <w:t>All current mainstream FPV flight control systems(e.g.,</w:t>
+      </w:r>
+      <w:proofErr w:type="spellStart"/>
+      <w:r>
+        <w:t>Betaflight,iNav,KISS</w:t>
+      </w:r>
+      <w:proofErr w:type="spellEnd"/>
+      <w:r>
+        <w:t xml:space="preserve">)are designed based on </w:t>
+      </w:r>
+      <w:proofErr w:type="spellStart"/>
+      <w:r>
+        <w:t>the"brushless</w:t>
+      </w:r>
+      <w:proofErr w:type="spellEnd"/>
+      <w:r>
+        <w:t xml:space="preserve"> </w:t>
+      </w:r>
+      <w:proofErr w:type="spellStart"/>
+      <w:r>
+        <w:t>motor+ESC"architecture</w:t>
+      </w:r>
+      <w:proofErr w:type="spellEnd"/>
       <w:r>
         <w:t>.</w:t>
       </w:r>
     </w:p>
     <w:p>
-      <w:proofErr w:type="gramStart"/>
-      <w:r>
-        <w:t>Suffer</w:t>
-      </w:r>
-      <w:proofErr w:type="gramEnd"/>
-      <w:r>
-        <w:t xml:space="preserve"> from insufficient </w:t>
-      </w:r>
-      <w:proofErr w:type="spellStart"/>
-      <w:proofErr w:type="gramStart"/>
-      <w:r>
-        <w:t>thrust,poor</w:t>
-      </w:r>
-      <w:proofErr w:type="spellEnd"/>
-      <w:proofErr w:type="gramEnd"/>
-      <w:r>
-        <w:t xml:space="preserve"> current </w:t>
-      </w:r>
-      <w:proofErr w:type="spellStart"/>
-      <w:r>
-        <w:t>efficiency,and</w:t>
-      </w:r>
-      <w:proofErr w:type="spellEnd"/>
-      <w:r>
-        <w:t xml:space="preserve"> severe heat generation during prolonged operation.</w:t>
-      </w:r>
-    </w:p>
-    <w:p>
-      <w:proofErr w:type="gramStart"/>
-      <w:r>
-        <w:t>Have</w:t>
-      </w:r>
-      <w:proofErr w:type="gramEnd"/>
-      <w:r>
-        <w:t xml:space="preserve"> short </w:t>
-      </w:r>
-      <w:proofErr w:type="spellStart"/>
-      <w:proofErr w:type="gramStart"/>
-      <w:r>
-        <w:t>lifespans,require</w:t>
-      </w:r>
-      <w:proofErr w:type="spellEnd"/>
-      <w:proofErr w:type="gramEnd"/>
-      <w:r>
-        <w:t xml:space="preserve"> frequent </w:t>
-      </w:r>
-      <w:proofErr w:type="spellStart"/>
-      <w:r>
-        <w:t>maintenance,and</w:t>
-      </w:r>
-      <w:proofErr w:type="spellEnd"/>
-      <w:r>
-        <w:t xml:space="preserve"> are unsuitable for repeated tricks and high-intensity flying.</w:t>
+      <w:r>
+        <w:rPr>
+          <w:b/>
+          <w:bCs/>
+        </w:rPr>
+        <w:t>Their control flow is:</w:t>
+      </w:r>
+    </w:p>
+    <w:p>
+      <w:r>
+        <w:t xml:space="preserve">The FC outputs signals via protocols like </w:t>
+      </w:r>
+      <w:proofErr w:type="spellStart"/>
+      <w:r>
+        <w:t>PWM,OneShot,DShot</w:t>
+      </w:r>
+      <w:proofErr w:type="spellEnd"/>
+      <w:r>
+        <w:t>.</w:t>
+      </w:r>
+    </w:p>
+    <w:p>
+      <w:r>
+        <w:t>The ESC receives the signal and controls three-phase AC current to drive the brushless motor.</w:t>
+      </w:r>
+    </w:p>
+    <w:p>
+      <w:r>
+        <w:t>The motor adjusts its RPM to achieve attitude changes and thrust output.</w:t>
+      </w:r>
+    </w:p>
+    <w:p>
+      <w:r>
+        <w:rPr>
+          <w:b/>
+          <w:bCs/>
+        </w:rPr>
+        <w:t xml:space="preserve">Neither flight controllers nor ESCs support </w:t>
+      </w:r>
+      <w:proofErr w:type="spellStart"/>
+      <w:r>
+        <w:rPr>
+          <w:b/>
+          <w:bCs/>
+        </w:rPr>
+        <w:t>the"direct</w:t>
+      </w:r>
+      <w:proofErr w:type="spellEnd"/>
+      <w:r>
+        <w:rPr>
+          <w:b/>
+          <w:bCs/>
+        </w:rPr>
+        <w:t xml:space="preserve"> voltage </w:t>
+      </w:r>
+      <w:proofErr w:type="spellStart"/>
+      <w:r>
+        <w:rPr>
+          <w:b/>
+          <w:bCs/>
+        </w:rPr>
+        <w:t>control"logic</w:t>
+      </w:r>
+      <w:proofErr w:type="spellEnd"/>
+      <w:r>
+        <w:rPr>
+          <w:b/>
+          <w:bCs/>
+        </w:rPr>
+        <w:t xml:space="preserve"> of brushed motors:</w:t>
+      </w:r>
+    </w:p>
+    <w:p>
+      <w:r>
+        <w:lastRenderedPageBreak/>
+        <w:t xml:space="preserve">Brushed motors only require two-wire DC </w:t>
+      </w:r>
+      <w:proofErr w:type="spellStart"/>
+      <w:r>
+        <w:t>power;they</w:t>
+      </w:r>
+      <w:proofErr w:type="spellEnd"/>
+      <w:r>
+        <w:t xml:space="preserve"> don't need an ESC.</w:t>
+      </w:r>
+    </w:p>
+    <w:p>
+      <w:r>
+        <w:t>FPV flight controllers themselves cannot provide stable high-current output and lack the capability to drive motors directly.</w:t>
+      </w:r>
+    </w:p>
+    <w:p>
+      <w:r>
+        <w:t>ESCs are designed to drive three-phase brushless motors and are incompatible with two-wire brushed motor structures.</w:t>
+      </w:r>
+    </w:p>
+    <w:p>
+      <w:proofErr w:type="spellStart"/>
+      <w:r>
+        <w:t>Therefore,the</w:t>
+      </w:r>
+      <w:proofErr w:type="spellEnd"/>
+      <w:r>
+        <w:t xml:space="preserve"> entire chain from the FC to the ESC has completely excluded the possibility of brushed motor </w:t>
+      </w:r>
+      <w:proofErr w:type="spellStart"/>
+      <w:r>
+        <w:t>compatibility.The</w:t>
+      </w:r>
+      <w:proofErr w:type="spellEnd"/>
+      <w:r>
+        <w:t xml:space="preserve"> brushless architecture is not just a choice for performance </w:t>
+      </w:r>
+      <w:proofErr w:type="spellStart"/>
+      <w:r>
+        <w:t>enhancement;it's</w:t>
+      </w:r>
+      <w:proofErr w:type="spellEnd"/>
+      <w:r>
+        <w:t xml:space="preserve"> a prerequisite for the system design.</w:t>
       </w:r>
     </w:p>
     <w:p>
@@ -5066,190 +5011,21 @@
           <w:bCs/>
         </w:rPr>
       </w:pPr>
-      <w:r>
-        <w:rPr>
-          <w:b/>
-          <w:bCs/>
-        </w:rPr>
-        <w:t>3.Modern FC and ESC Systems Only Support Brushless Motor Architecture</w:t>
-      </w:r>
-    </w:p>
-    <w:p>
-      <w:r>
-        <w:t>All current mainstream FPV flight control systems(</w:t>
-      </w:r>
-      <w:proofErr w:type="gramStart"/>
-      <w:r>
-        <w:t>e.g.,</w:t>
-      </w:r>
-      <w:proofErr w:type="spellStart"/>
-      <w:r>
-        <w:t>Betaflight</w:t>
-      </w:r>
-      <w:proofErr w:type="gramEnd"/>
-      <w:r>
-        <w:t>,iNav,KISS</w:t>
-      </w:r>
-      <w:proofErr w:type="spellEnd"/>
-      <w:r>
-        <w:t xml:space="preserve">)are designed based on </w:t>
-      </w:r>
-      <w:proofErr w:type="spellStart"/>
-      <w:r>
-        <w:t>the"brushless</w:t>
-      </w:r>
-      <w:proofErr w:type="spellEnd"/>
-      <w:r>
-        <w:t xml:space="preserve"> </w:t>
-      </w:r>
-      <w:proofErr w:type="spellStart"/>
-      <w:r>
-        <w:t>motor+ESC"architecture</w:t>
-      </w:r>
-      <w:proofErr w:type="spellEnd"/>
-      <w:r>
-        <w:t>.</w:t>
-      </w:r>
-    </w:p>
-    <w:p>
-      <w:r>
-        <w:rPr>
-          <w:b/>
-          <w:bCs/>
-        </w:rPr>
-        <w:lastRenderedPageBreak/>
-        <w:t>Their control flow is:</w:t>
-      </w:r>
-    </w:p>
-    <w:p>
-      <w:r>
-        <w:t xml:space="preserve">The FC outputs signals via protocols like </w:t>
-      </w:r>
-      <w:proofErr w:type="spellStart"/>
-      <w:proofErr w:type="gramStart"/>
-      <w:r>
-        <w:t>PWM,OneShot</w:t>
-      </w:r>
-      <w:proofErr w:type="gramEnd"/>
-      <w:r>
-        <w:t>,DShot</w:t>
-      </w:r>
-      <w:proofErr w:type="spellEnd"/>
-      <w:r>
-        <w:t>.</w:t>
-      </w:r>
-    </w:p>
-    <w:p>
-      <w:r>
-        <w:t>The ESC receives the signal and controls three-phase AC current to drive the brushless motor.</w:t>
-      </w:r>
-    </w:p>
-    <w:p>
-      <w:r>
-        <w:t>The motor adjusts its RPM to achieve attitude changes and thrust output.</w:t>
-      </w:r>
-    </w:p>
-    <w:p>
-      <w:r>
-        <w:rPr>
-          <w:b/>
-          <w:bCs/>
-        </w:rPr>
-        <w:t xml:space="preserve">Neither flight controllers nor ESCs support </w:t>
-      </w:r>
-      <w:proofErr w:type="spellStart"/>
-      <w:r>
-        <w:rPr>
-          <w:b/>
-          <w:bCs/>
-        </w:rPr>
-        <w:t>the"direct</w:t>
-      </w:r>
-      <w:proofErr w:type="spellEnd"/>
-      <w:r>
-        <w:rPr>
-          <w:b/>
-          <w:bCs/>
-        </w:rPr>
-        <w:t xml:space="preserve"> voltage </w:t>
-      </w:r>
-      <w:proofErr w:type="spellStart"/>
-      <w:r>
-        <w:rPr>
-          <w:b/>
-          <w:bCs/>
-        </w:rPr>
-        <w:t>control</w:t>
-      </w:r>
-      <w:proofErr w:type="gramStart"/>
-      <w:r>
-        <w:rPr>
-          <w:b/>
-          <w:bCs/>
-        </w:rPr>
-        <w:t>"logic</w:t>
-      </w:r>
-      <w:proofErr w:type="spellEnd"/>
-      <w:proofErr w:type="gramEnd"/>
-      <w:r>
-        <w:rPr>
-          <w:b/>
-          <w:bCs/>
-        </w:rPr>
-        <w:t xml:space="preserve"> of brushed motors:</w:t>
-      </w:r>
-    </w:p>
-    <w:p>
-      <w:r>
-        <w:t xml:space="preserve">Brushed motors only require two-wire DC </w:t>
-      </w:r>
-      <w:proofErr w:type="spellStart"/>
-      <w:proofErr w:type="gramStart"/>
-      <w:r>
-        <w:t>power;they</w:t>
-      </w:r>
-      <w:proofErr w:type="spellEnd"/>
-      <w:proofErr w:type="gramEnd"/>
-      <w:r>
-        <w:t xml:space="preserve"> don't need an ESC.</w:t>
-      </w:r>
-    </w:p>
-    <w:p>
-      <w:r>
-        <w:t>FPV flight controllers themselves cannot provide stable high-current output and lack the capability to drive motors directly.</w:t>
-      </w:r>
-    </w:p>
-    <w:p>
-      <w:r>
-        <w:t>ESCs are designed to drive three-phase brushless motors and are incompatible with two-wire brushed motor structures.</w:t>
-      </w:r>
-    </w:p>
-    <w:p>
-      <w:proofErr w:type="spellStart"/>
-      <w:proofErr w:type="gramStart"/>
-      <w:r>
-        <w:t>Therefore,the</w:t>
-      </w:r>
-      <w:proofErr w:type="spellEnd"/>
-      <w:proofErr w:type="gramEnd"/>
-      <w:r>
-        <w:t xml:space="preserve"> entire chain from the FC to the ESC has completely excluded the possibility of brushed motor </w:t>
-      </w:r>
-      <w:proofErr w:type="spellStart"/>
-      <w:r>
-        <w:t>compatibility.The</w:t>
-      </w:r>
-      <w:proofErr w:type="spellEnd"/>
-      <w:r>
-        <w:t xml:space="preserve"> brushless architecture is not just a choice for performance </w:t>
-      </w:r>
-      <w:proofErr w:type="spellStart"/>
-      <w:r>
-        <w:t>enhancement;it's</w:t>
-      </w:r>
-      <w:proofErr w:type="spellEnd"/>
-      <w:r>
-        <w:t xml:space="preserve"> a prerequisite for the system design.</w:t>
+      <w:proofErr w:type="spellStart"/>
+      <w:r>
+        <w:rPr>
+          <w:b/>
+          <w:bCs/>
+        </w:rPr>
+        <w:t>III.Detailed</w:t>
+      </w:r>
+      <w:proofErr w:type="spellEnd"/>
+      <w:r>
+        <w:rPr>
+          <w:b/>
+          <w:bCs/>
+        </w:rPr>
+        <w:t xml:space="preserve"> Explanation of FPV Motor Core Parameters</w:t>
       </w:r>
     </w:p>
     <w:p>
@@ -5259,30 +5035,6 @@
           <w:bCs/>
         </w:rPr>
       </w:pPr>
-      <w:proofErr w:type="spellStart"/>
-      <w:r>
-        <w:rPr>
-          <w:b/>
-          <w:bCs/>
-        </w:rPr>
-        <w:t>III.Detailed</w:t>
-      </w:r>
-      <w:proofErr w:type="spellEnd"/>
-      <w:r>
-        <w:rPr>
-          <w:b/>
-          <w:bCs/>
-        </w:rPr>
-        <w:t xml:space="preserve"> Explanation of FPV Motor Core Parameters</w:t>
-      </w:r>
-    </w:p>
-    <w:p>
-      <w:pPr>
-        <w:rPr>
-          <w:b/>
-          <w:bCs/>
-        </w:rPr>
-      </w:pPr>
       <w:r>
         <w:rPr>
           <w:b/>
@@ -5295,7 +5047,7 @@
       <w:r>
         <w:t>The </w:t>
       </w:r>
-      <w:hyperlink r:id="rId9" w:tgtFrame="_blank" w:history="1">
+      <w:hyperlink r:id="rId8" w:tgtFrame="_blank" w:history="1">
         <w:r>
           <w:rPr>
             <w:rStyle w:val="Hyperlink"/>
@@ -5345,12 +5097,10 @@
         <w:t xml:space="preserve">Indicates a motor better suited for high-speed </w:t>
       </w:r>
       <w:proofErr w:type="spellStart"/>
-      <w:proofErr w:type="gramStart"/>
       <w:r>
         <w:t>rotation.Ideal</w:t>
       </w:r>
       <w:proofErr w:type="spellEnd"/>
-      <w:proofErr w:type="gramEnd"/>
       <w:r>
         <w:t xml:space="preserve"> for scenarios requiring light </w:t>
       </w:r>
@@ -5393,12 +5143,10 @@
         <w:t xml:space="preserve">Signifies greater output </w:t>
       </w:r>
       <w:proofErr w:type="spellStart"/>
-      <w:proofErr w:type="gramStart"/>
       <w:r>
         <w:t>torque,better</w:t>
       </w:r>
       <w:proofErr w:type="spellEnd"/>
-      <w:proofErr w:type="gramEnd"/>
       <w:r>
         <w:t xml:space="preserve"> suited for pairing with large propellers and high-load </w:t>
       </w:r>
@@ -5427,7 +5175,6 @@
     </w:p>
     <w:p>
       <w:r>
-        <w:lastRenderedPageBreak/>
         <w:t>6S systems typically select 1600–2000KV.</w:t>
       </w:r>
     </w:p>
@@ -5438,15 +5185,7 @@
       </w:r>
       <w:proofErr w:type="spellEnd"/>
       <w:r>
-        <w:t>-class micro drones use 18000–25000</w:t>
-      </w:r>
-      <w:proofErr w:type="gramStart"/>
-      <w:r>
-        <w:t>KV,requiring</w:t>
-      </w:r>
-      <w:proofErr w:type="gramEnd"/>
-      <w:r>
-        <w:t xml:space="preserve"> precise matching with 1S battery voltage.</w:t>
+        <w:t>-class micro drones use 18000–25000KV,requiring precise matching with 1S battery voltage.</w:t>
       </w:r>
     </w:p>
     <w:p>
@@ -5463,12 +5202,10 @@
         <w:t xml:space="preserve">Higher KV is not necessarily </w:t>
       </w:r>
       <w:proofErr w:type="spellStart"/>
-      <w:proofErr w:type="gramStart"/>
       <w:r>
         <w:t>better.It</w:t>
       </w:r>
       <w:proofErr w:type="spellEnd"/>
-      <w:proofErr w:type="gramEnd"/>
       <w:r>
         <w:t xml:space="preserve"> must be considered alongside propeller </w:t>
       </w:r>
@@ -5485,7 +5222,7 @@
       <w:r>
         <w:t>●Regarding FPV KV Rating,</w:t>
       </w:r>
-      <w:hyperlink r:id="rId10" w:tgtFrame="_blank" w:history="1">
+      <w:hyperlink r:id="rId9" w:tgtFrame="_blank" w:history="1">
         <w:r>
           <w:rPr>
             <w:rStyle w:val="Hyperlink"/>
@@ -5509,20 +5246,13 @@
           <w:b/>
           <w:bCs/>
         </w:rPr>
+        <w:lastRenderedPageBreak/>
         <w:t>2.Thrust and Thrust-to-Weight Ratio</w:t>
       </w:r>
     </w:p>
     <w:p>
       <w:r>
-        <w:t xml:space="preserve">Thrust is the pulling </w:t>
-      </w:r>
-      <w:proofErr w:type="gramStart"/>
-      <w:r>
-        <w:t>force(</w:t>
-      </w:r>
-      <w:proofErr w:type="gramEnd"/>
-      <w:r>
-        <w:t xml:space="preserve">in grams(g)or Newtons(N))generated by the motor under specific </w:t>
+        <w:t xml:space="preserve">Thrust is the pulling force(in grams(g)or Newtons(N))generated by the motor under specific </w:t>
       </w:r>
       <w:proofErr w:type="spellStart"/>
       <w:r>
@@ -5562,12 +5292,10 @@
         <w:t xml:space="preserve">Higher thrust means easier </w:t>
       </w:r>
       <w:proofErr w:type="spellStart"/>
-      <w:proofErr w:type="gramStart"/>
       <w:r>
         <w:t>takeoff,more</w:t>
       </w:r>
       <w:proofErr w:type="spellEnd"/>
-      <w:proofErr w:type="gramEnd"/>
       <w:r>
         <w:t xml:space="preserve"> rapid </w:t>
       </w:r>
@@ -5585,12 +5313,10 @@
         <w:t xml:space="preserve">A higher thrust-to-weight ratio enhances the responsiveness and redundancy of flight </w:t>
       </w:r>
       <w:proofErr w:type="spellStart"/>
-      <w:proofErr w:type="gramStart"/>
       <w:r>
         <w:t>maneuvers,but</w:t>
       </w:r>
       <w:proofErr w:type="spellEnd"/>
-      <w:proofErr w:type="gramEnd"/>
       <w:r>
         <w:t xml:space="preserve"> also increases energy consumption and load.</w:t>
       </w:r>
@@ -5633,13 +5359,8 @@
         <w:t xml:space="preserve">Refer to manufacturer thrust test charts and calculate the required motor configuration based on the actual aircraft </w:t>
       </w:r>
       <w:proofErr w:type="spellStart"/>
-      <w:proofErr w:type="gramStart"/>
-      <w:r>
-        <w:t>weight,ensuring</w:t>
-      </w:r>
-      <w:proofErr w:type="gramEnd"/>
-      <w:r>
-        <w:t>"sufficient</w:t>
+      <w:r>
+        <w:t>weight,ensuring"sufficient</w:t>
       </w:r>
       <w:proofErr w:type="spellEnd"/>
       <w:r>
@@ -5671,7 +5392,7 @@
         </w:rPr>
         <w:t>（</w:t>
       </w:r>
-      <w:hyperlink r:id="rId11" w:tgtFrame="_blank" w:history="1">
+      <w:hyperlink r:id="rId10" w:tgtFrame="_blank" w:history="1">
         <w:r>
           <w:rPr>
             <w:rStyle w:val="Hyperlink"/>
@@ -5735,90 +5456,72 @@
     </w:p>
     <w:p>
       <w:r>
+        <w:t xml:space="preserve">Can output stronger </w:t>
+      </w:r>
+      <w:proofErr w:type="spellStart"/>
+      <w:r>
+        <w:t>torque,suitable</w:t>
+      </w:r>
+      <w:proofErr w:type="spellEnd"/>
+      <w:r>
+        <w:t xml:space="preserve"> for large props or high-load platforms.</w:t>
+      </w:r>
+    </w:p>
+    <w:p>
+      <w:r>
+        <w:rPr>
+          <w:b/>
+          <w:bCs/>
+        </w:rPr>
+        <w:t>Taller Stator Height:</w:t>
+      </w:r>
+    </w:p>
+    <w:p>
+      <w:r>
+        <w:t>Helps support higher KV or longer continuous power output.</w:t>
+      </w:r>
+    </w:p>
+    <w:p>
+      <w:r>
+        <w:t>Simple Understanding:</w:t>
+      </w:r>
+    </w:p>
+    <w:p>
+      <w:proofErr w:type="spellStart"/>
+      <w:r>
+        <w:t>Diameter×Height</w:t>
+      </w:r>
+      <w:proofErr w:type="spellEnd"/>
+      <w:r>
+        <w:t xml:space="preserve">=Power </w:t>
+      </w:r>
+      <w:proofErr w:type="spellStart"/>
+      <w:r>
+        <w:t>Level×Control</w:t>
+      </w:r>
+      <w:proofErr w:type="spellEnd"/>
+      <w:r>
+        <w:t xml:space="preserve"> Style.</w:t>
+      </w:r>
+    </w:p>
+    <w:p>
+      <w:r>
+        <w:rPr>
+          <w:b/>
+          <w:bCs/>
+        </w:rPr>
+        <w:t>Typical Configuration Recommendations:</w:t>
+      </w:r>
+    </w:p>
+    <w:p>
+      <w:r>
+        <w:t>2205/2207:Suitable for high-speed racing and freestyle.</w:t>
+      </w:r>
+    </w:p>
+    <w:p>
+      <w:r>
         <w:lastRenderedPageBreak/>
-        <w:t xml:space="preserve">Can output stronger </w:t>
-      </w:r>
-      <w:proofErr w:type="spellStart"/>
-      <w:proofErr w:type="gramStart"/>
-      <w:r>
-        <w:t>torque,suitable</w:t>
-      </w:r>
-      <w:proofErr w:type="spellEnd"/>
-      <w:proofErr w:type="gramEnd"/>
-      <w:r>
-        <w:t xml:space="preserve"> for large props or high-load platforms.</w:t>
-      </w:r>
-    </w:p>
-    <w:p>
-      <w:r>
-        <w:rPr>
-          <w:b/>
-          <w:bCs/>
-        </w:rPr>
-        <w:t>Taller Stator Height:</w:t>
-      </w:r>
-    </w:p>
-    <w:p>
-      <w:r>
-        <w:t>Helps support higher KV or longer continuous power output.</w:t>
-      </w:r>
-    </w:p>
-    <w:p>
-      <w:r>
-        <w:t>Simple Understanding:</w:t>
-      </w:r>
-    </w:p>
-    <w:p>
-      <w:proofErr w:type="spellStart"/>
-      <w:r>
-        <w:t>Diameter×Height</w:t>
-      </w:r>
-      <w:proofErr w:type="spellEnd"/>
-      <w:r>
-        <w:t xml:space="preserve">=Power </w:t>
-      </w:r>
-      <w:proofErr w:type="spellStart"/>
-      <w:r>
-        <w:t>Level×Control</w:t>
-      </w:r>
-      <w:proofErr w:type="spellEnd"/>
-      <w:r>
-        <w:t xml:space="preserve"> Style.</w:t>
-      </w:r>
-    </w:p>
-    <w:p>
-      <w:r>
-        <w:rPr>
-          <w:b/>
-          <w:bCs/>
-        </w:rPr>
-        <w:t>Typical Configuration Recommendations:</w:t>
-      </w:r>
-    </w:p>
-    <w:p>
-      <w:r>
-        <w:t>2205/</w:t>
-      </w:r>
-      <w:proofErr w:type="gramStart"/>
-      <w:r>
-        <w:t>2207:Suitable</w:t>
-      </w:r>
-      <w:proofErr w:type="gramEnd"/>
-      <w:r>
-        <w:t xml:space="preserve"> for high-speed racing and freestyle.</w:t>
-      </w:r>
-    </w:p>
-    <w:p>
-      <w:r>
-        <w:t>2306/</w:t>
-      </w:r>
-      <w:proofErr w:type="gramStart"/>
-      <w:r>
-        <w:t>2307:Commonly</w:t>
-      </w:r>
-      <w:proofErr w:type="gramEnd"/>
-      <w:r>
-        <w:t xml:space="preserve"> used for freestyle </w:t>
+        <w:t xml:space="preserve">2306/2307:Commonly used for freestyle </w:t>
       </w:r>
       <w:proofErr w:type="spellStart"/>
       <w:r>
@@ -5831,15 +5534,7 @@
     </w:p>
     <w:p>
       <w:r>
-        <w:t>2507/2806.</w:t>
-      </w:r>
-      <w:proofErr w:type="gramStart"/>
-      <w:r>
-        <w:t>5:Used</w:t>
-      </w:r>
-      <w:proofErr w:type="gramEnd"/>
-      <w:r>
-        <w:t xml:space="preserve"> for long-range flight or payload-carrying platforms.</w:t>
+        <w:t>2507/2806.5:Used for long-range flight or payload-carrying platforms.</w:t>
       </w:r>
     </w:p>
     <w:p>
@@ -5856,12 +5551,10 @@
         <w:t xml:space="preserve">For the same </w:t>
       </w:r>
       <w:proofErr w:type="spellStart"/>
-      <w:proofErr w:type="gramStart"/>
       <w:r>
         <w:t>KV,a</w:t>
       </w:r>
       <w:proofErr w:type="spellEnd"/>
-      <w:proofErr w:type="gramEnd"/>
       <w:r>
         <w:t xml:space="preserve"> larger stator signifies a higher overall power handling </w:t>
       </w:r>
@@ -5902,12 +5595,10 @@
         <w:t xml:space="preserve">Peak Current refers to the maximum current the motor can withstand under high </w:t>
       </w:r>
       <w:proofErr w:type="spellStart"/>
-      <w:proofErr w:type="gramStart"/>
       <w:r>
         <w:t>load,measured</w:t>
       </w:r>
       <w:proofErr w:type="spellEnd"/>
-      <w:proofErr w:type="gramEnd"/>
       <w:r>
         <w:t xml:space="preserve"> in Amperes(A).This determines the minimum requirements when configuring the ESC and battery.</w:t>
       </w:r>
@@ -5922,12 +5613,10 @@
         <w:t xml:space="preserve">Operating beyond the peak current causes severe motor </w:t>
       </w:r>
       <w:proofErr w:type="spellStart"/>
-      <w:proofErr w:type="gramStart"/>
       <w:r>
         <w:t>heating,potentially</w:t>
       </w:r>
       <w:proofErr w:type="spellEnd"/>
-      <w:proofErr w:type="gramEnd"/>
       <w:r>
         <w:t xml:space="preserve"> leading to magnet demagnetization or coil burnout.</w:t>
       </w:r>
@@ -5961,14 +5650,9 @@
     </w:p>
     <w:p>
       <w:r>
-        <w:t xml:space="preserve">The battery must provide sufficient instantaneous </w:t>
-      </w:r>
-      <w:proofErr w:type="gramStart"/>
-      <w:r>
-        <w:t>current(</w:t>
-      </w:r>
-      <w:proofErr w:type="spellStart"/>
-      <w:proofErr w:type="gramEnd"/>
+        <w:t>The battery must provide sufficient instantaneous current(</w:t>
+      </w:r>
+      <w:proofErr w:type="spellStart"/>
       <w:r>
         <w:t>Capacity×C-rating≥Total</w:t>
       </w:r>
@@ -5979,15 +5663,7 @@
     </w:p>
     <w:p>
       <w:r>
-        <w:t xml:space="preserve">Racing/freestyle platforms should have more current headroom to prevent ESC shutdown or prop </w:t>
-      </w:r>
-      <w:proofErr w:type="gramStart"/>
-      <w:r>
-        <w:t>failure(</w:t>
-      </w:r>
-      <w:proofErr w:type="gramEnd"/>
-      <w:r>
-        <w:t>"prop blowout").</w:t>
+        <w:t>Racing/freestyle platforms should have more current headroom to prevent ESC shutdown or prop failure("prop blowout").</w:t>
       </w:r>
     </w:p>
     <w:p>
@@ -6001,26 +5677,150 @@
     </w:p>
     <w:p>
       <w:r>
+        <w:t xml:space="preserve">Do not estimate current draw based solely on </w:t>
+      </w:r>
+      <w:proofErr w:type="spellStart"/>
+      <w:r>
+        <w:t>KV.Prioritize</w:t>
+      </w:r>
+      <w:proofErr w:type="spellEnd"/>
+      <w:r>
+        <w:t xml:space="preserve"> consulting manufacturer-provided thrust/current curve charts.</w:t>
+      </w:r>
+    </w:p>
+    <w:p>
+      <w:pPr>
+        <w:rPr>
+          <w:b/>
+          <w:bCs/>
+        </w:rPr>
+      </w:pPr>
+      <w:r>
+        <w:rPr>
+          <w:b/>
+          <w:bCs/>
+        </w:rPr>
+        <w:t>5.Voltage Range</w:t>
+      </w:r>
+    </w:p>
+    <w:p>
+      <w:r>
+        <w:t xml:space="preserve">Each motor has a designed supported voltage </w:t>
+      </w:r>
+      <w:proofErr w:type="spellStart"/>
+      <w:r>
+        <w:t>range,usually</w:t>
+      </w:r>
+      <w:proofErr w:type="spellEnd"/>
+      <w:r>
+        <w:t xml:space="preserve"> expressed as 1S–6S.Higher voltage allows the motor to provide more power but also puts greater stress on the ESC and battery.</w:t>
+      </w:r>
+    </w:p>
+    <w:p>
+      <w:r>
+        <w:rPr>
+          <w:b/>
+          <w:bCs/>
+        </w:rPr>
+        <w:t>Using Voltage Above Rating:</w:t>
+      </w:r>
+    </w:p>
+    <w:p>
+      <w:r>
         <w:lastRenderedPageBreak/>
-        <w:t xml:space="preserve">Do not estimate current </w:t>
-      </w:r>
-      <w:proofErr w:type="gramStart"/>
-      <w:r>
-        <w:t>draw</w:t>
-      </w:r>
-      <w:proofErr w:type="gramEnd"/>
-      <w:r>
-        <w:t xml:space="preserve"> based solely on </w:t>
-      </w:r>
-      <w:proofErr w:type="spellStart"/>
-      <w:proofErr w:type="gramStart"/>
-      <w:r>
-        <w:t>KV.Prioritize</w:t>
-      </w:r>
-      <w:proofErr w:type="spellEnd"/>
-      <w:proofErr w:type="gramEnd"/>
-      <w:r>
-        <w:t xml:space="preserve"> consulting manufacturer-provided thrust/current curve charts.</w:t>
+        <w:t xml:space="preserve">Causes </w:t>
+      </w:r>
+      <w:proofErr w:type="spellStart"/>
+      <w:r>
+        <w:t>overspeeding,drastically</w:t>
+      </w:r>
+      <w:proofErr w:type="spellEnd"/>
+      <w:r>
+        <w:t xml:space="preserve"> increased heat </w:t>
+      </w:r>
+      <w:proofErr w:type="spellStart"/>
+      <w:r>
+        <w:t>loss,and</w:t>
+      </w:r>
+      <w:proofErr w:type="spellEnd"/>
+      <w:r>
+        <w:t xml:space="preserve"> can severely damage magnets or bearings.</w:t>
+      </w:r>
+    </w:p>
+    <w:p>
+      <w:r>
+        <w:rPr>
+          <w:b/>
+          <w:bCs/>
+        </w:rPr>
+        <w:t>Using Voltage Below Rating:</w:t>
+      </w:r>
+    </w:p>
+    <w:p>
+      <w:r>
+        <w:t xml:space="preserve">Results in insufficient </w:t>
+      </w:r>
+      <w:proofErr w:type="spellStart"/>
+      <w:r>
+        <w:t>RPM,weak</w:t>
+      </w:r>
+      <w:proofErr w:type="spellEnd"/>
+      <w:r>
+        <w:t xml:space="preserve"> </w:t>
+      </w:r>
+      <w:proofErr w:type="spellStart"/>
+      <w:r>
+        <w:t>thrust,and</w:t>
+      </w:r>
+      <w:proofErr w:type="spellEnd"/>
+      <w:r>
+        <w:t xml:space="preserve"> sluggish control response.</w:t>
+      </w:r>
+    </w:p>
+    <w:p>
+      <w:r>
+        <w:rPr>
+          <w:b/>
+          <w:bCs/>
+        </w:rPr>
+        <w:t>Common Matches:</w:t>
+      </w:r>
+    </w:p>
+    <w:p>
+      <w:r>
+        <w:t>TinyWhoop:1S(3.7V)</w:t>
+      </w:r>
+    </w:p>
+    <w:p>
+      <w:r>
+        <w:t>Micro/Toothpick:2S–3S</w:t>
+      </w:r>
+    </w:p>
+    <w:p>
+      <w:r>
+        <w:t>Mainstream Freestyle/Racing/Freeride:4S/6S</w:t>
+      </w:r>
+    </w:p>
+    <w:p>
+      <w:r>
+        <w:rPr>
+          <w:b/>
+          <w:bCs/>
+        </w:rPr>
+        <w:t>Note:</w:t>
+      </w:r>
+    </w:p>
+    <w:p>
+      <w:r>
+        <w:t xml:space="preserve">Incorrect voltage selection is a common cause of crashes("crash").Remember </w:t>
+      </w:r>
+      <w:proofErr w:type="spellStart"/>
+      <w:r>
+        <w:t>KV×Voltage</w:t>
+      </w:r>
+      <w:proofErr w:type="spellEnd"/>
+      <w:r>
+        <w:t>=Theoretical RPM needs to be reasonably controlled.</w:t>
       </w:r>
     </w:p>
     <w:p>
@@ -6035,162 +5835,6 @@
           <w:b/>
           <w:bCs/>
         </w:rPr>
-        <w:t>5.Voltage Range</w:t>
-      </w:r>
-    </w:p>
-    <w:p>
-      <w:r>
-        <w:t xml:space="preserve">Each motor has a designed supported voltage </w:t>
-      </w:r>
-      <w:proofErr w:type="spellStart"/>
-      <w:proofErr w:type="gramStart"/>
-      <w:r>
-        <w:t>range,usually</w:t>
-      </w:r>
-      <w:proofErr w:type="spellEnd"/>
-      <w:proofErr w:type="gramEnd"/>
-      <w:r>
-        <w:t xml:space="preserve"> expressed as 1S–6S.Higher voltage allows the motor to provide more power but also puts greater stress on the ESC and battery.</w:t>
-      </w:r>
-    </w:p>
-    <w:p>
-      <w:r>
-        <w:rPr>
-          <w:b/>
-          <w:bCs/>
-        </w:rPr>
-        <w:t>Using Voltage Above Rating:</w:t>
-      </w:r>
-    </w:p>
-    <w:p>
-      <w:r>
-        <w:t xml:space="preserve">Causes </w:t>
-      </w:r>
-      <w:proofErr w:type="spellStart"/>
-      <w:proofErr w:type="gramStart"/>
-      <w:r>
-        <w:t>overspeeding,drastically</w:t>
-      </w:r>
-      <w:proofErr w:type="spellEnd"/>
-      <w:proofErr w:type="gramEnd"/>
-      <w:r>
-        <w:t xml:space="preserve"> increased heat </w:t>
-      </w:r>
-      <w:proofErr w:type="spellStart"/>
-      <w:r>
-        <w:t>loss,and</w:t>
-      </w:r>
-      <w:proofErr w:type="spellEnd"/>
-      <w:r>
-        <w:t xml:space="preserve"> can severely damage magnets or bearings.</w:t>
-      </w:r>
-    </w:p>
-    <w:p>
-      <w:r>
-        <w:rPr>
-          <w:b/>
-          <w:bCs/>
-        </w:rPr>
-        <w:t>Using Voltage Below Rating:</w:t>
-      </w:r>
-    </w:p>
-    <w:p>
-      <w:r>
-        <w:t xml:space="preserve">Results in insufficient </w:t>
-      </w:r>
-      <w:proofErr w:type="spellStart"/>
-      <w:proofErr w:type="gramStart"/>
-      <w:r>
-        <w:t>RPM,weak</w:t>
-      </w:r>
-      <w:proofErr w:type="spellEnd"/>
-      <w:proofErr w:type="gramEnd"/>
-      <w:r>
-        <w:t xml:space="preserve"> </w:t>
-      </w:r>
-      <w:proofErr w:type="spellStart"/>
-      <w:r>
-        <w:t>thrust,and</w:t>
-      </w:r>
-      <w:proofErr w:type="spellEnd"/>
-      <w:r>
-        <w:t xml:space="preserve"> sluggish control response.</w:t>
-      </w:r>
-    </w:p>
-    <w:p>
-      <w:r>
-        <w:rPr>
-          <w:b/>
-          <w:bCs/>
-        </w:rPr>
-        <w:t>Common Matches:</w:t>
-      </w:r>
-    </w:p>
-    <w:p>
-      <w:r>
-        <w:t>TinyWhoop:1</w:t>
-      </w:r>
-      <w:proofErr w:type="gramStart"/>
-      <w:r>
-        <w:t>S(</w:t>
-      </w:r>
-      <w:proofErr w:type="gramEnd"/>
-      <w:r>
-        <w:t>3.7V)</w:t>
-      </w:r>
-    </w:p>
-    <w:p>
-      <w:r>
-        <w:t>Micro/Toothpick:2S–3S</w:t>
-      </w:r>
-    </w:p>
-    <w:p>
-      <w:r>
-        <w:t>Mainstream Freestyle/Racing/Freeride:4S/6S</w:t>
-      </w:r>
-    </w:p>
-    <w:p>
-      <w:r>
-        <w:rPr>
-          <w:b/>
-          <w:bCs/>
-        </w:rPr>
-        <w:t>Note:</w:t>
-      </w:r>
-    </w:p>
-    <w:p>
-      <w:r>
-        <w:t>Incorrect voltage selection is a common cause of crashes("crash"</w:t>
-      </w:r>
-      <w:proofErr w:type="gramStart"/>
-      <w:r>
-        <w:t>).Remember</w:t>
-      </w:r>
-      <w:proofErr w:type="gramEnd"/>
-      <w:r>
-        <w:t xml:space="preserve"> </w:t>
-      </w:r>
-      <w:proofErr w:type="spellStart"/>
-      <w:r>
-        <w:t>KV×Voltage</w:t>
-      </w:r>
-      <w:proofErr w:type="spellEnd"/>
-      <w:r>
-        <w:t>=Theoretical RPM needs to be reasonably controlled.</w:t>
-      </w:r>
-    </w:p>
-    <w:p>
-      <w:pPr>
-        <w:rPr>
-          <w:b/>
-          <w:bCs/>
-        </w:rPr>
-      </w:pPr>
-      <w:r>
-        <w:rPr>
-          <w:b/>
-          <w:bCs/>
-        </w:rPr>
         <w:t>6.Efficiency</w:t>
       </w:r>
     </w:p>
@@ -6199,12 +5843,10 @@
         <w:t xml:space="preserve">Efficiency indicates the thrust output per unit of energy </w:t>
       </w:r>
       <w:proofErr w:type="spellStart"/>
-      <w:proofErr w:type="gramStart"/>
       <w:r>
         <w:t>input.Two</w:t>
       </w:r>
       <w:proofErr w:type="spellEnd"/>
-      <w:proofErr w:type="gramEnd"/>
       <w:r>
         <w:t xml:space="preserve"> common measurement methods exist:</w:t>
       </w:r>
@@ -6215,23 +5857,7 @@
           <w:b/>
           <w:bCs/>
         </w:rPr>
-        <w:t>g/</w:t>
-      </w:r>
-      <w:proofErr w:type="gramStart"/>
-      <w:r>
-        <w:rPr>
-          <w:b/>
-          <w:bCs/>
-        </w:rPr>
-        <w:t>W(</w:t>
-      </w:r>
-      <w:proofErr w:type="gramEnd"/>
-      <w:r>
-        <w:rPr>
-          <w:b/>
-          <w:bCs/>
-        </w:rPr>
-        <w:t>grams per Watt):</w:t>
+        <w:t>g/W(grams per Watt):</w:t>
       </w:r>
       <w:r>
         <w:t>Thrust performance per unit of input power.</w:t>
@@ -6243,23 +5869,7 @@
           <w:b/>
           <w:bCs/>
         </w:rPr>
-        <w:t>g/</w:t>
-      </w:r>
-      <w:proofErr w:type="gramStart"/>
-      <w:r>
-        <w:rPr>
-          <w:b/>
-          <w:bCs/>
-        </w:rPr>
-        <w:t>A(</w:t>
-      </w:r>
-      <w:proofErr w:type="gramEnd"/>
-      <w:r>
-        <w:rPr>
-          <w:b/>
-          <w:bCs/>
-        </w:rPr>
-        <w:t>grams per Ampere):</w:t>
+        <w:t>g/A(grams per Ampere):</w:t>
       </w:r>
       <w:r>
         <w:t xml:space="preserve">Thrust output per unit of </w:t>
@@ -6278,12 +5888,10 @@
         <w:t xml:space="preserve">High efficiency means longer flight time per unit of battery </w:t>
       </w:r>
       <w:proofErr w:type="spellStart"/>
-      <w:proofErr w:type="gramStart"/>
       <w:r>
         <w:t>capacity,less</w:t>
       </w:r>
       <w:proofErr w:type="spellEnd"/>
-      <w:proofErr w:type="gramEnd"/>
       <w:r>
         <w:t xml:space="preserve"> heat generated in the ESC and </w:t>
       </w:r>
@@ -6307,79 +5915,53 @@
     </w:p>
     <w:p>
       <w:r>
-        <w:t>Thrust=1000</w:t>
-      </w:r>
-      <w:proofErr w:type="gramStart"/>
-      <w:r>
-        <w:t>g,Voltage</w:t>
-      </w:r>
-      <w:proofErr w:type="gramEnd"/>
-      <w:r>
-        <w:t>=22.2V(6S),Current=30A</w:t>
+        <w:t>Thrust=1000g,Voltage=22.2V(6S),Current=30A</w:t>
+      </w:r>
+    </w:p>
+    <w:p>
+      <w:r>
+        <w:t>Power=22.2×30=666W</w:t>
+      </w:r>
+    </w:p>
+    <w:p>
+      <w:r>
+        <w:t>g/W=1000÷666≈1.50 g/W</w:t>
+      </w:r>
+    </w:p>
+    <w:p>
+      <w:r>
+        <w:t>g/A=1000÷30=33.3 g/A</w:t>
+      </w:r>
+    </w:p>
+    <w:p>
+      <w:r>
+        <w:rPr>
+          <w:b/>
+          <w:bCs/>
+        </w:rPr>
+        <w:t>Selection Recommendation:</w:t>
+      </w:r>
+    </w:p>
+    <w:p>
+      <w:r>
+        <w:t>Racing/freestyle scenes prioritize thrust/response but still recommend maintaining g/W≥1.3.</w:t>
+      </w:r>
+    </w:p>
+    <w:p>
+      <w:r>
+        <w:t>Long-range platforms are advised to choose motors with higher efficiency(g/W≥1.8).</w:t>
       </w:r>
     </w:p>
     <w:p>
       <w:r>
         <w:lastRenderedPageBreak/>
-        <w:t>Power=</w:t>
-      </w:r>
-      <w:proofErr w:type="gramStart"/>
-      <w:r>
-        <w:t>22.2×30</w:t>
-      </w:r>
-      <w:proofErr w:type="gramEnd"/>
-      <w:r>
-        <w:t>=666W</w:t>
-      </w:r>
-    </w:p>
-    <w:p>
-      <w:r>
-        <w:t>g/W=1000÷666≈1.50 g/W</w:t>
-      </w:r>
-    </w:p>
-    <w:p>
-      <w:r>
-        <w:t>g/A=</w:t>
-      </w:r>
-      <w:proofErr w:type="gramStart"/>
-      <w:r>
-        <w:t>1000÷30</w:t>
-      </w:r>
-      <w:proofErr w:type="gramEnd"/>
-      <w:r>
-        <w:t>=33.3 g/A</w:t>
-      </w:r>
-    </w:p>
-    <w:p>
-      <w:r>
-        <w:rPr>
-          <w:b/>
-          <w:bCs/>
-        </w:rPr>
-        <w:t>Selection Recommendation:</w:t>
-      </w:r>
-    </w:p>
-    <w:p>
-      <w:r>
-        <w:t>Racing/freestyle scenes prioritize thrust/response but still recommend maintaining g/W≥1.3.</w:t>
-      </w:r>
-    </w:p>
-    <w:p>
-      <w:r>
-        <w:t>Long-range platforms are advised to choose motors with higher efficiency(g/W≥1.8).</w:t>
-      </w:r>
-    </w:p>
-    <w:p>
-      <w:r>
         <w:t xml:space="preserve">Efficiency differences between brands/models are </w:t>
       </w:r>
       <w:proofErr w:type="spellStart"/>
-      <w:proofErr w:type="gramStart"/>
       <w:r>
         <w:t>significant;always</w:t>
       </w:r>
       <w:proofErr w:type="spellEnd"/>
-      <w:proofErr w:type="gramEnd"/>
       <w:r>
         <w:t xml:space="preserve"> refer to actual test curves.</w:t>
       </w:r>
@@ -6947,7 +6529,6 @@
           </w:tcPr>
           <w:p>
             <w:r>
-              <w:lastRenderedPageBreak/>
               <w:t>Stator Size</w:t>
             </w:r>
           </w:p>
@@ -7202,6 +6783,7 @@
           </w:tcPr>
           <w:p>
             <w:r>
+              <w:lastRenderedPageBreak/>
               <w:t>Voltage Range</w:t>
             </w:r>
           </w:p>
@@ -7455,21 +7037,12 @@
         <w:t xml:space="preserve">IV.FPV </w:t>
       </w:r>
       <w:proofErr w:type="spellStart"/>
-      <w:proofErr w:type="gramStart"/>
-      <w:r>
-        <w:rPr>
-          <w:b/>
-          <w:bCs/>
-        </w:rPr>
-        <w:t>Motor,Propeller</w:t>
-      </w:r>
-      <w:proofErr w:type="gramEnd"/>
-      <w:r>
-        <w:rPr>
-          <w:b/>
-          <w:bCs/>
-        </w:rPr>
-        <w:t>,ESC,and</w:t>
+      <w:r>
+        <w:rPr>
+          <w:b/>
+          <w:bCs/>
+        </w:rPr>
+        <w:t>Motor,Propeller,ESC,and</w:t>
       </w:r>
       <w:proofErr w:type="spellEnd"/>
       <w:r>
@@ -7485,12 +7058,10 @@
         <w:t xml:space="preserve">In FPV </w:t>
       </w:r>
       <w:proofErr w:type="spellStart"/>
-      <w:proofErr w:type="gramStart"/>
       <w:r>
         <w:t>drones,the</w:t>
       </w:r>
       <w:proofErr w:type="spellEnd"/>
-      <w:proofErr w:type="gramEnd"/>
       <w:r>
         <w:t xml:space="preserve"> motor is not an isolated </w:t>
       </w:r>
@@ -7528,26 +7099,19 @@
       </w:r>
       <w:proofErr w:type="spellStart"/>
       <w:r>
-        <w:t>speed,endurance</w:t>
-      </w:r>
-      <w:proofErr w:type="gramStart"/>
-      <w:r>
-        <w:t>,and</w:t>
-      </w:r>
-      <w:proofErr w:type="spellEnd"/>
-      <w:proofErr w:type="gramEnd"/>
+        <w:t>speed,endurance,and</w:t>
+      </w:r>
+      <w:proofErr w:type="spellEnd"/>
       <w:r>
         <w:t xml:space="preserve"> even system safety.</w:t>
       </w:r>
     </w:p>
     <w:p>
       <w:proofErr w:type="spellStart"/>
-      <w:proofErr w:type="gramStart"/>
       <w:r>
         <w:t>Therefore,scientific</w:t>
       </w:r>
       <w:proofErr w:type="spellEnd"/>
-      <w:proofErr w:type="gramEnd"/>
       <w:r>
         <w:t xml:space="preserve"> matching is fundamental to achieving efficient flight and stable equipment </w:t>
       </w:r>
@@ -7557,15 +7121,7 @@
       </w:r>
       <w:proofErr w:type="spellEnd"/>
       <w:r>
-        <w:t xml:space="preserve"> following outlines </w:t>
-      </w:r>
-      <w:proofErr w:type="gramStart"/>
-      <w:r>
-        <w:t>matching</w:t>
-      </w:r>
-      <w:proofErr w:type="gramEnd"/>
-      <w:r>
-        <w:t xml:space="preserve"> principles and practical recommendations from four aspects.</w:t>
+        <w:t xml:space="preserve"> following outlines matching principles and practical recommendations from four aspects.</w:t>
       </w:r>
     </w:p>
     <w:p>
@@ -7587,7 +7143,7 @@
       <w:r>
         <w:t>The propeller is the “load” of the motor, and its size, blade count, and shape determine the thrust produced per unit of rotational speed and the torque required from the motor. Before selecting a propeller type, it is essential to learn how to </w:t>
       </w:r>
-      <w:hyperlink r:id="rId12" w:tgtFrame="_blank" w:history="1">
+      <w:hyperlink r:id="rId11" w:tgtFrame="_blank" w:history="1">
         <w:r>
           <w:rPr>
             <w:rStyle w:val="Hyperlink"/>
@@ -7610,82 +7166,56 @@
     </w:p>
     <w:p>
       <w:r>
+        <w:t>High KV motors(e.g.,2500KV+)suit small props like 5040,5038(2 or 3 blades)for quick response and enhanced agility.</w:t>
+      </w:r>
+    </w:p>
+    <w:p>
+      <w:r>
+        <w:t xml:space="preserve">Low KV motors(e.g.,1700KV-)can handle larger props like 5146,6042,7050,beneficial for improving thrust per unit energy </w:t>
+      </w:r>
+      <w:proofErr w:type="spellStart"/>
+      <w:r>
+        <w:t>consumption,suitable</w:t>
+      </w:r>
+      <w:proofErr w:type="spellEnd"/>
+      <w:r>
+        <w:t xml:space="preserve"> for long endurance or heavy-lift flights.</w:t>
+      </w:r>
+    </w:p>
+    <w:p>
+      <w:r>
+        <w:rPr>
+          <w:b/>
+          <w:bCs/>
+        </w:rPr>
+        <w:t>Blade Count Affects Torque and Efficiency:</w:t>
+      </w:r>
+    </w:p>
+    <w:p>
+      <w:r>
+        <w:t xml:space="preserve">Tri-blade props offer more stability in mid-high speed </w:t>
+      </w:r>
+      <w:proofErr w:type="spellStart"/>
+      <w:r>
+        <w:t>ranges,balancing</w:t>
+      </w:r>
+      <w:proofErr w:type="spellEnd"/>
+      <w:r>
+        <w:t xml:space="preserve"> punch and </w:t>
+      </w:r>
+      <w:proofErr w:type="spellStart"/>
+      <w:r>
+        <w:t>control;common</w:t>
+      </w:r>
+      <w:proofErr w:type="spellEnd"/>
+      <w:r>
+        <w:t xml:space="preserve"> for freestyle.</w:t>
+      </w:r>
+    </w:p>
+    <w:p>
+      <w:r>
         <w:lastRenderedPageBreak/>
-        <w:t>High KV motors(e.g.,2500KV</w:t>
-      </w:r>
-      <w:proofErr w:type="gramStart"/>
-      <w:r>
-        <w:t>+)suit</w:t>
-      </w:r>
-      <w:proofErr w:type="gramEnd"/>
-      <w:r>
-        <w:t xml:space="preserve"> small props like 5040,5038(2 or 3 blades)for quick response and enhanced agility.</w:t>
-      </w:r>
-    </w:p>
-    <w:p>
-      <w:r>
-        <w:t>Low KV motors(e.g.,1700KV</w:t>
-      </w:r>
-      <w:proofErr w:type="gramStart"/>
-      <w:r>
-        <w:t>-)can</w:t>
-      </w:r>
-      <w:proofErr w:type="gramEnd"/>
-      <w:r>
-        <w:t xml:space="preserve"> handle larger props like 5146,6042,7050,beneficial for improving thrust per unit energy </w:t>
-      </w:r>
-      <w:proofErr w:type="spellStart"/>
-      <w:r>
-        <w:t>consumption,suitable</w:t>
-      </w:r>
-      <w:proofErr w:type="spellEnd"/>
-      <w:r>
-        <w:t xml:space="preserve"> for long endurance or heavy-lift flights.</w:t>
-      </w:r>
-    </w:p>
-    <w:p>
-      <w:r>
-        <w:rPr>
-          <w:b/>
-          <w:bCs/>
-        </w:rPr>
-        <w:t>Blade Count Affects Torque and Efficiency:</w:t>
-      </w:r>
-    </w:p>
-    <w:p>
-      <w:r>
-        <w:t xml:space="preserve">Tri-blade props offer more stability in mid-high speed </w:t>
-      </w:r>
-      <w:proofErr w:type="spellStart"/>
-      <w:proofErr w:type="gramStart"/>
-      <w:r>
-        <w:t>ranges,balancing</w:t>
-      </w:r>
-      <w:proofErr w:type="spellEnd"/>
-      <w:proofErr w:type="gramEnd"/>
-      <w:r>
-        <w:t xml:space="preserve"> punch and </w:t>
-      </w:r>
-      <w:proofErr w:type="spellStart"/>
-      <w:r>
-        <w:t>control;common</w:t>
-      </w:r>
-      <w:proofErr w:type="spellEnd"/>
-      <w:r>
-        <w:t xml:space="preserve"> for freestyle.</w:t>
-      </w:r>
-    </w:p>
-    <w:p>
-      <w:r>
-        <w:t>Quad-</w:t>
-      </w:r>
-      <w:proofErr w:type="gramStart"/>
-      <w:r>
-        <w:t>blade(</w:t>
-      </w:r>
-      <w:proofErr w:type="gramEnd"/>
-      <w:r>
-        <w:t>or more)props are for pursuing extreme grip and low-speed thrust(</w:t>
+        <w:t>Quad-blade(or more)props are for pursuing extreme grip and low-speed thrust(</w:t>
       </w:r>
       <w:proofErr w:type="spellStart"/>
       <w:r>
@@ -7701,12 +7231,10 @@
         <w:t xml:space="preserve">Bi-blade props offer the highest </w:t>
       </w:r>
       <w:proofErr w:type="spellStart"/>
-      <w:proofErr w:type="gramStart"/>
       <w:r>
         <w:t>efficiency,suitable</w:t>
       </w:r>
       <w:proofErr w:type="spellEnd"/>
-      <w:proofErr w:type="gramEnd"/>
       <w:r>
         <w:t xml:space="preserve"> for endurance-focused builds.</w:t>
       </w:r>
@@ -7720,7 +7248,6 @@
         <w:t>Prop Shape(</w:t>
       </w:r>
       <w:proofErr w:type="spellStart"/>
-      <w:proofErr w:type="gramStart"/>
       <w:r>
         <w:rPr>
           <w:b/>
@@ -7729,7 +7256,6 @@
         <w:t>e.g.,Pitch</w:t>
       </w:r>
       <w:proofErr w:type="spellEnd"/>
-      <w:proofErr w:type="gramEnd"/>
       <w:r>
         <w:rPr>
           <w:b/>
@@ -7740,28 +7266,12 @@
     </w:p>
     <w:p>
       <w:r>
-        <w:t>Higher pitch props(e.g.,</w:t>
-      </w:r>
-      <w:proofErr w:type="gramStart"/>
-      <w:r>
-        <w:t>5149)push</w:t>
-      </w:r>
-      <w:proofErr w:type="gramEnd"/>
-      <w:r>
-        <w:t xml:space="preserve"> air faster per RPM but demand higher current.</w:t>
-      </w:r>
-    </w:p>
-    <w:p>
-      <w:r>
-        <w:t>Low pitch props(e.g.,</w:t>
-      </w:r>
-      <w:proofErr w:type="gramStart"/>
-      <w:r>
-        <w:t>5030)suit</w:t>
-      </w:r>
-      <w:proofErr w:type="gramEnd"/>
-      <w:r>
-        <w:t xml:space="preserve"> stable </w:t>
+        <w:t>Higher pitch props(e.g.,5149)push air faster per RPM but demand higher current.</w:t>
+      </w:r>
+    </w:p>
+    <w:p>
+      <w:r>
+        <w:t xml:space="preserve">Low pitch props(e.g.,5030)suit stable </w:t>
       </w:r>
       <w:proofErr w:type="spellStart"/>
       <w:r>
@@ -7783,15 +7293,7 @@
     </w:p>
     <w:p>
       <w:r>
-        <w:t xml:space="preserve">Prioritize consulting the motor manufacturer's recommended propeller </w:t>
-      </w:r>
-      <w:proofErr w:type="gramStart"/>
-      <w:r>
-        <w:t>range(</w:t>
-      </w:r>
-      <w:proofErr w:type="gramEnd"/>
-      <w:r>
-        <w:t xml:space="preserve">or thrust test data).Fine-tune based on flight style(racing/freestyle/long-range)to </w:t>
+        <w:t xml:space="preserve">Prioritize consulting the motor manufacturer's recommended propeller range(or thrust test data).Fine-tune based on flight style(racing/freestyle/long-range)to </w:t>
       </w:r>
       <w:proofErr w:type="spellStart"/>
       <w:r>
@@ -7842,21 +7344,14 @@
       </w:r>
     </w:p>
     <w:p>
-      <w:proofErr w:type="gramStart"/>
-      <w:r>
-        <w:t>The ESC</w:t>
-      </w:r>
-      <w:proofErr w:type="gramEnd"/>
-      <w:r>
-        <w:t xml:space="preserve"> receives flight controller commands and regulates the motor output </w:t>
-      </w:r>
-      <w:proofErr w:type="spellStart"/>
-      <w:proofErr w:type="gramStart"/>
+      <w:r>
+        <w:t xml:space="preserve">The ESC receives flight controller commands and regulates the motor output </w:t>
+      </w:r>
+      <w:proofErr w:type="spellStart"/>
       <w:r>
         <w:t>current.It</w:t>
       </w:r>
       <w:proofErr w:type="spellEnd"/>
-      <w:proofErr w:type="gramEnd"/>
       <w:r>
         <w:t xml:space="preserve"> is the core driver for motor </w:t>
       </w:r>
@@ -7885,12 +7380,10 @@
     </w:p>
     <w:p>
       <w:proofErr w:type="spellStart"/>
-      <w:proofErr w:type="gramStart"/>
       <w:r>
         <w:t>E.g.,If</w:t>
       </w:r>
       <w:proofErr w:type="spellEnd"/>
-      <w:proofErr w:type="gramEnd"/>
       <w:r>
         <w:t xml:space="preserve"> motor max current is 38A,recommend≥50A ESC.</w:t>
       </w:r>
@@ -7906,96 +7399,76 @@
     </w:p>
     <w:p>
       <w:r>
-        <w:t>BLHeli_32 supports high refresh rates(</w:t>
-      </w:r>
-      <w:proofErr w:type="gramStart"/>
-      <w:r>
-        <w:t>e.g.,DShot</w:t>
-      </w:r>
-      <w:proofErr w:type="gramEnd"/>
-      <w:r>
-        <w:t>600/1200),significantly improving motor response.</w:t>
+        <w:t>BLHeli_32 supports high refresh rates(e.g.,DShot600/1200),significantly improving motor response.</w:t>
+      </w:r>
+    </w:p>
+    <w:p>
+      <w:r>
+        <w:t xml:space="preserve">Using outdated PWM or </w:t>
+      </w:r>
+      <w:proofErr w:type="spellStart"/>
+      <w:r>
+        <w:t>OneShot</w:t>
+      </w:r>
+      <w:proofErr w:type="spellEnd"/>
+      <w:r>
+        <w:t xml:space="preserve"> protocols reduces control </w:t>
+      </w:r>
+      <w:proofErr w:type="spellStart"/>
+      <w:r>
+        <w:t>precision;not</w:t>
+      </w:r>
+      <w:proofErr w:type="spellEnd"/>
+      <w:r>
+        <w:t xml:space="preserve"> recommended for high-performance drones.</w:t>
+      </w:r>
+    </w:p>
+    <w:p>
+      <w:r>
+        <w:rPr>
+          <w:b/>
+          <w:bCs/>
+        </w:rPr>
+        <w:t>Voltage Support Must Match System Platform:</w:t>
+      </w:r>
+    </w:p>
+    <w:p>
+      <w:r>
+        <w:t xml:space="preserve">A 6S aircraft voltage is 22.2V;the ESC must explicitly state 6S </w:t>
+      </w:r>
+      <w:proofErr w:type="spellStart"/>
+      <w:r>
+        <w:t>support,otherwise</w:t>
+      </w:r>
+      <w:proofErr w:type="spellEnd"/>
+      <w:r>
+        <w:t xml:space="preserve"> over-voltage damage occurs.</w:t>
+      </w:r>
+    </w:p>
+    <w:p>
+      <w:r>
+        <w:t>Using a 6S ESC on a 4S system is compatible but results in slightly larger size and higher cost.</w:t>
+      </w:r>
+    </w:p>
+    <w:p>
+      <w:r>
+        <w:rPr>
+          <w:b/>
+          <w:bCs/>
+        </w:rPr>
+        <w:t>Recommendation:</w:t>
       </w:r>
     </w:p>
     <w:p>
       <w:r>
         <w:lastRenderedPageBreak/>
-        <w:t xml:space="preserve">Using outdated PWM or </w:t>
-      </w:r>
-      <w:proofErr w:type="spellStart"/>
-      <w:r>
-        <w:t>OneShot</w:t>
-      </w:r>
-      <w:proofErr w:type="spellEnd"/>
-      <w:r>
-        <w:t xml:space="preserve"> protocols reduces control </w:t>
-      </w:r>
-      <w:proofErr w:type="spellStart"/>
-      <w:proofErr w:type="gramStart"/>
-      <w:r>
-        <w:t>precision;not</w:t>
-      </w:r>
-      <w:proofErr w:type="spellEnd"/>
-      <w:proofErr w:type="gramEnd"/>
-      <w:r>
-        <w:t xml:space="preserve"> recommended for high-performance drones.</w:t>
-      </w:r>
-    </w:p>
-    <w:p>
-      <w:r>
-        <w:rPr>
-          <w:b/>
-          <w:bCs/>
-        </w:rPr>
-        <w:t>Voltage Support Must Match System Platform:</w:t>
-      </w:r>
-    </w:p>
-    <w:p>
-      <w:r>
-        <w:t xml:space="preserve">A 6S aircraft voltage is </w:t>
-      </w:r>
-      <w:proofErr w:type="gramStart"/>
-      <w:r>
-        <w:t>22.2V;the</w:t>
-      </w:r>
-      <w:proofErr w:type="gramEnd"/>
-      <w:r>
-        <w:t xml:space="preserve"> ESC must explicitly state 6S </w:t>
-      </w:r>
-      <w:proofErr w:type="spellStart"/>
-      <w:r>
-        <w:t>support,otherwise</w:t>
-      </w:r>
-      <w:proofErr w:type="spellEnd"/>
-      <w:r>
-        <w:t xml:space="preserve"> over-voltage damage occurs.</w:t>
-      </w:r>
-    </w:p>
-    <w:p>
-      <w:r>
-        <w:t>Using a 6S ESC on a 4S system is compatible but results in slightly larger size and higher cost.</w:t>
-      </w:r>
-    </w:p>
-    <w:p>
-      <w:r>
-        <w:rPr>
-          <w:b/>
-          <w:bCs/>
-        </w:rPr>
-        <w:t>Recommendation:</w:t>
-      </w:r>
-    </w:p>
-    <w:p>
-      <w:r>
         <w:t xml:space="preserve">Experienced pilots estimate current based on total </w:t>
       </w:r>
       <w:proofErr w:type="spellStart"/>
-      <w:proofErr w:type="gramStart"/>
       <w:r>
         <w:t>weight,flight</w:t>
       </w:r>
       <w:proofErr w:type="spellEnd"/>
-      <w:proofErr w:type="gramEnd"/>
       <w:r>
         <w:t xml:space="preserve"> </w:t>
       </w:r>
@@ -8044,12 +7517,10 @@
         <w:t xml:space="preserve">As the sole power source for the FPV </w:t>
       </w:r>
       <w:proofErr w:type="spellStart"/>
-      <w:proofErr w:type="gramStart"/>
       <w:r>
         <w:t>system,battery</w:t>
       </w:r>
       <w:proofErr w:type="spellEnd"/>
-      <w:proofErr w:type="gramEnd"/>
       <w:r>
         <w:t xml:space="preserve"> parameter selection directly impacts overall </w:t>
       </w:r>
@@ -8105,12 +7576,10 @@
         <w:t xml:space="preserve">To maintain reasonable thrust and </w:t>
       </w:r>
       <w:proofErr w:type="spellStart"/>
-      <w:proofErr w:type="gramStart"/>
       <w:r>
         <w:t>torque,the</w:t>
       </w:r>
       <w:proofErr w:type="spellEnd"/>
-      <w:proofErr w:type="gramEnd"/>
       <w:r>
         <w:t xml:space="preserve"> common strategy is low KV paired with high voltage(6S),high KV paired with low voltage(4S).</w:t>
       </w:r>
@@ -8121,36 +7590,12 @@
           <w:b/>
           <w:bCs/>
         </w:rPr>
-        <w:t>Discharge Rate(C-</w:t>
-      </w:r>
-      <w:proofErr w:type="gramStart"/>
-      <w:r>
-        <w:rPr>
-          <w:b/>
-          <w:bCs/>
-        </w:rPr>
-        <w:t>rating)Determines</w:t>
-      </w:r>
-      <w:proofErr w:type="gramEnd"/>
-      <w:r>
-        <w:rPr>
-          <w:b/>
-          <w:bCs/>
-        </w:rPr>
-        <w:t xml:space="preserve"> Current Supply Capability:</w:t>
-      </w:r>
-    </w:p>
-    <w:p>
-      <w:r>
-        <w:t xml:space="preserve">Discharge Capability=Battery </w:t>
-      </w:r>
-      <w:proofErr w:type="gramStart"/>
-      <w:r>
-        <w:t>Capacity(</w:t>
-      </w:r>
-      <w:proofErr w:type="gramEnd"/>
-      <w:r>
-        <w:t>Ah)×</w:t>
+        <w:t>Discharge Rate(C-rating)Determines Current Supply Capability:</w:t>
+      </w:r>
+    </w:p>
+    <w:p>
+      <w:r>
+        <w:t>Discharge Capability=Battery Capacity(Ah)×</w:t>
       </w:r>
       <w:proofErr w:type="spellStart"/>
       <w:r>
@@ -8163,12 +7608,10 @@
     </w:p>
     <w:p>
       <w:proofErr w:type="spellStart"/>
-      <w:proofErr w:type="gramStart"/>
       <w:r>
         <w:t>E.g.,A</w:t>
       </w:r>
       <w:proofErr w:type="spellEnd"/>
-      <w:proofErr w:type="gramEnd"/>
       <w:r>
         <w:t xml:space="preserve"> 5"freestyle quad with 4 motors having a max current sum of 140A needs a battery satisfying this(e.g.,1300mAh×100C=130A).</w:t>
       </w:r>
@@ -8188,23 +7631,11 @@
           <w:b/>
           <w:bCs/>
         </w:rPr>
-        <w:t>Small Capacity(1300–1550mAh</w:t>
-      </w:r>
-      <w:proofErr w:type="gramStart"/>
-      <w:r>
-        <w:rPr>
-          <w:b/>
-          <w:bCs/>
-        </w:rPr>
-        <w:t>):</w:t>
-      </w:r>
-      <w:proofErr w:type="spellStart"/>
-      <w:r>
-        <w:t>Lightweight</w:t>
-      </w:r>
-      <w:proofErr w:type="gramEnd"/>
-      <w:r>
-        <w:t>,suitable</w:t>
+        <w:t>Small Capacity(1300–1550mAh):</w:t>
+      </w:r>
+      <w:proofErr w:type="spellStart"/>
+      <w:r>
+        <w:t>Lightweight,suitable</w:t>
       </w:r>
       <w:proofErr w:type="spellEnd"/>
       <w:r>
@@ -8225,22 +7656,10 @@
           <w:b/>
           <w:bCs/>
         </w:rPr>
-        <w:t>Medium Capacity(1800–2200mAh</w:t>
-      </w:r>
-      <w:proofErr w:type="gramStart"/>
-      <w:r>
-        <w:rPr>
-          <w:b/>
-          <w:bCs/>
-        </w:rPr>
-        <w:t>):</w:t>
-      </w:r>
-      <w:r>
-        <w:t>Suitable</w:t>
-      </w:r>
-      <w:proofErr w:type="gramEnd"/>
-      <w:r>
-        <w:t xml:space="preserve"> for </w:t>
+        <w:t>Medium Capacity(1800–2200mAh):</w:t>
+      </w:r>
+      <w:r>
+        <w:t xml:space="preserve">Suitable for </w:t>
       </w:r>
       <w:proofErr w:type="spellStart"/>
       <w:r>
@@ -8257,22 +7676,10 @@
           <w:b/>
           <w:bCs/>
         </w:rPr>
-        <w:t>Large Capacity(2500mAh+</w:t>
-      </w:r>
-      <w:proofErr w:type="gramStart"/>
-      <w:r>
-        <w:rPr>
-          <w:b/>
-          <w:bCs/>
-        </w:rPr>
-        <w:t>):</w:t>
-      </w:r>
-      <w:r>
-        <w:t>Suitable</w:t>
-      </w:r>
-      <w:proofErr w:type="gramEnd"/>
-      <w:r>
-        <w:t xml:space="preserve"> for </w:t>
+        <w:t>Large Capacity(2500mAh+):</w:t>
+      </w:r>
+      <w:r>
+        <w:t xml:space="preserve">Suitable for </w:t>
       </w:r>
       <w:proofErr w:type="spellStart"/>
       <w:r>
@@ -8297,67 +7704,115 @@
           <w:b/>
           <w:bCs/>
         </w:rPr>
+        <w:t xml:space="preserve">Common battery selection errors </w:t>
+      </w:r>
+      <w:proofErr w:type="spellStart"/>
+      <w:r>
+        <w:rPr>
+          <w:b/>
+          <w:bCs/>
+        </w:rPr>
+        <w:t>include:</w:t>
+      </w:r>
+      <w:r>
+        <w:t>High</w:t>
+      </w:r>
+      <w:proofErr w:type="spellEnd"/>
+      <w:r>
+        <w:t xml:space="preserve"> KV </w:t>
+      </w:r>
+      <w:proofErr w:type="spellStart"/>
+      <w:r>
+        <w:t>motor+High</w:t>
+      </w:r>
+      <w:proofErr w:type="spellEnd"/>
+      <w:r>
+        <w:t xml:space="preserve"> Voltage battery(risk of burnout),Low C-rating(voltage sag),or Battery too heavy(insufficient thrust-to-weight ratio).</w:t>
+      </w:r>
+    </w:p>
+    <w:p>
+      <w:pPr>
+        <w:rPr>
+          <w:b/>
+          <w:bCs/>
+        </w:rPr>
+      </w:pPr>
+      <w:r>
+        <w:rPr>
+          <w:b/>
+          <w:bCs/>
+        </w:rPr>
+        <w:t>4.FPV Powertrain Matching Strategy</w:t>
+      </w:r>
+    </w:p>
+    <w:p>
+      <w:r>
+        <w:t xml:space="preserve">During the overall configuration </w:t>
+      </w:r>
+      <w:proofErr w:type="spellStart"/>
+      <w:r>
+        <w:t>process,it's</w:t>
+      </w:r>
+      <w:proofErr w:type="spellEnd"/>
+      <w:r>
+        <w:t xml:space="preserve"> recommended to take the motor as the core and progressively derive the parameters of other components based on its KV </w:t>
+      </w:r>
+      <w:proofErr w:type="spellStart"/>
+      <w:r>
+        <w:t>value,power</w:t>
+      </w:r>
+      <w:proofErr w:type="spellEnd"/>
+      <w:r>
+        <w:t xml:space="preserve"> </w:t>
+      </w:r>
+      <w:proofErr w:type="spellStart"/>
+      <w:r>
+        <w:t>level,and</w:t>
+      </w:r>
+      <w:proofErr w:type="spellEnd"/>
+      <w:r>
+        <w:t xml:space="preserve"> physical size to form a </w:t>
+      </w:r>
+      <w:proofErr w:type="spellStart"/>
+      <w:r>
+        <w:t>coordinated,efficient,and</w:t>
+      </w:r>
+      <w:proofErr w:type="spellEnd"/>
+      <w:r>
+        <w:t xml:space="preserve"> stable powertrain system:</w:t>
+      </w:r>
+    </w:p>
+    <w:p>
+      <w:r>
+        <w:t>Select motor based on flight style and requirements(e.g.,Freestyle:2306 1900KV).</w:t>
+      </w:r>
+    </w:p>
+    <w:p>
+      <w:r>
+        <w:t>Determine compatible propeller types and sizes based on KV(</w:t>
+      </w:r>
+      <w:proofErr w:type="spellStart"/>
+      <w:r>
+        <w:t>e.g.,pair</w:t>
+      </w:r>
+      <w:proofErr w:type="spellEnd"/>
+      <w:r>
+        <w:t xml:space="preserve"> with 5146 or 51466).</w:t>
+      </w:r>
+    </w:p>
+    <w:p>
+      <w:r>
+        <w:t>Select ESC based on motor max current(recommend 20%headroom).</w:t>
+      </w:r>
+    </w:p>
+    <w:p>
+      <w:r>
         <w:lastRenderedPageBreak/>
-        <w:t xml:space="preserve">Common battery selection errors </w:t>
-      </w:r>
-      <w:proofErr w:type="spellStart"/>
-      <w:proofErr w:type="gramStart"/>
-      <w:r>
-        <w:rPr>
-          <w:b/>
-          <w:bCs/>
-        </w:rPr>
-        <w:t>include:</w:t>
-      </w:r>
-      <w:r>
-        <w:t>High</w:t>
-      </w:r>
-      <w:proofErr w:type="spellEnd"/>
-      <w:proofErr w:type="gramEnd"/>
-      <w:r>
-        <w:t xml:space="preserve"> KV </w:t>
-      </w:r>
-      <w:proofErr w:type="spellStart"/>
-      <w:r>
-        <w:t>motor+High</w:t>
-      </w:r>
-      <w:proofErr w:type="spellEnd"/>
-      <w:r>
-        <w:t xml:space="preserve"> Voltage battery(risk of burnout),Low C-rating(voltage sag),or Battery too heavy(insufficient thrust-to-weight ratio).</w:t>
-      </w:r>
-    </w:p>
-    <w:p>
-      <w:pPr>
-        <w:rPr>
-          <w:b/>
-          <w:bCs/>
-        </w:rPr>
-      </w:pPr>
-      <w:r>
-        <w:rPr>
-          <w:b/>
-          <w:bCs/>
-        </w:rPr>
-        <w:t>4.FPV Powertrain Matching Strategy</w:t>
-      </w:r>
-    </w:p>
-    <w:p>
-      <w:r>
-        <w:t xml:space="preserve">During the overall configuration </w:t>
-      </w:r>
-      <w:proofErr w:type="spellStart"/>
-      <w:proofErr w:type="gramStart"/>
-      <w:r>
-        <w:t>process,it's</w:t>
-      </w:r>
-      <w:proofErr w:type="spellEnd"/>
-      <w:proofErr w:type="gramEnd"/>
-      <w:r>
-        <w:t xml:space="preserve"> recommended to take the motor as the core and progressively derive the parameters of other components based on its KV </w:t>
-      </w:r>
-      <w:proofErr w:type="spellStart"/>
-      <w:r>
-        <w:t>value,power</w:t>
+        <w:t xml:space="preserve">Determine 4S or 6S system based on </w:t>
+      </w:r>
+      <w:proofErr w:type="spellStart"/>
+      <w:r>
+        <w:t>KV×Voltage</w:t>
       </w:r>
       <w:proofErr w:type="spellEnd"/>
       <w:r>
@@ -8365,99 +7820,16 @@
       </w:r>
       <w:proofErr w:type="spellStart"/>
       <w:r>
-        <w:t>level,and</w:t>
-      </w:r>
-      <w:proofErr w:type="spellEnd"/>
-      <w:r>
-        <w:t xml:space="preserve"> physical size to form a </w:t>
-      </w:r>
-      <w:proofErr w:type="spellStart"/>
-      <w:r>
-        <w:t>coordinated,efficient,and</w:t>
-      </w:r>
-      <w:proofErr w:type="spellEnd"/>
-      <w:r>
-        <w:t xml:space="preserve"> stable powertrain system:</w:t>
-      </w:r>
-    </w:p>
-    <w:p>
-      <w:r>
-        <w:t xml:space="preserve">Select motor based on flight style and </w:t>
-      </w:r>
-      <w:proofErr w:type="gramStart"/>
-      <w:r>
-        <w:t>requirements(</w:t>
-      </w:r>
-      <w:proofErr w:type="gramEnd"/>
-      <w:r>
-        <w:t>e.g.,Freestyle:2306 1900KV).</w:t>
-      </w:r>
-    </w:p>
-    <w:p>
-      <w:r>
-        <w:t xml:space="preserve">Determine compatible propeller types and sizes based on </w:t>
-      </w:r>
-      <w:proofErr w:type="gramStart"/>
-      <w:r>
-        <w:t>KV(</w:t>
-      </w:r>
-      <w:proofErr w:type="spellStart"/>
-      <w:proofErr w:type="gramEnd"/>
-      <w:r>
-        <w:t>e.g.,pair</w:t>
-      </w:r>
-      <w:proofErr w:type="spellEnd"/>
-      <w:r>
-        <w:t xml:space="preserve"> with 5146 or 51466).</w:t>
-      </w:r>
-    </w:p>
-    <w:p>
-      <w:r>
-        <w:t xml:space="preserve">Select ESC based on motor max </w:t>
-      </w:r>
-      <w:proofErr w:type="gramStart"/>
-      <w:r>
-        <w:t>current(</w:t>
-      </w:r>
-      <w:proofErr w:type="gramEnd"/>
-      <w:r>
-        <w:t>recommend 20%headroom).</w:t>
-      </w:r>
-    </w:p>
-    <w:p>
-      <w:r>
-        <w:t xml:space="preserve">Determine 4S or 6S system based on </w:t>
-      </w:r>
-      <w:proofErr w:type="spellStart"/>
-      <w:r>
-        <w:t>KV×Voltage</w:t>
-      </w:r>
-      <w:proofErr w:type="spellEnd"/>
-      <w:r>
-        <w:t xml:space="preserve"> </w:t>
-      </w:r>
-      <w:proofErr w:type="spellStart"/>
-      <w:proofErr w:type="gramStart"/>
-      <w:r>
         <w:t>combination,while</w:t>
       </w:r>
       <w:proofErr w:type="spellEnd"/>
-      <w:proofErr w:type="gramEnd"/>
       <w:r>
         <w:t xml:space="preserve"> matching a battery with sufficient discharge capability.</w:t>
       </w:r>
     </w:p>
     <w:p>
       <w:r>
-        <w:t>Evaluate if the overall thrust-to-weight ratio reaches the desired level(</w:t>
-      </w:r>
-      <w:proofErr w:type="gramStart"/>
-      <w:r>
-        <w:t>e.g.,≥</w:t>
-      </w:r>
-      <w:proofErr w:type="gramEnd"/>
-      <w:r>
-        <w:t>2.5:1),then optimize component matching.</w:t>
+        <w:t>Evaluate if the overall thrust-to-weight ratio reaches the desired level(e.g.,≥2.5:1),then optimize component matching.</w:t>
       </w:r>
     </w:p>
     <w:p>
@@ -8477,7 +7849,7 @@
       <w:r>
         <w:t xml:space="preserve"> make sure to check the </w:t>
       </w:r>
-      <w:hyperlink r:id="rId13" w:tgtFrame="_blank" w:history="1">
+      <w:hyperlink r:id="rId12" w:tgtFrame="_blank" w:history="1">
         <w:r>
           <w:rPr>
             <w:rStyle w:val="Hyperlink"/>
@@ -8897,7 +8269,6 @@
           </w:tcPr>
           <w:p>
             <w:r>
-              <w:lastRenderedPageBreak/>
               <w:t>Toothpick</w:t>
             </w:r>
           </w:p>
@@ -9076,6 +8447,7 @@
           <w:p>
             <w:proofErr w:type="spellStart"/>
             <w:r>
+              <w:lastRenderedPageBreak/>
               <w:t>Cinewhoop</w:t>
             </w:r>
             <w:proofErr w:type="spellEnd"/>
@@ -9608,7 +8980,6 @@
           </w:tcPr>
           <w:p>
             <w:r>
-              <w:lastRenderedPageBreak/>
               <w:t>Long-range</w:t>
             </w:r>
           </w:p>
@@ -9779,6 +9150,7 @@
           <w:b/>
           <w:bCs/>
         </w:rPr>
+        <w:lastRenderedPageBreak/>
         <w:t>V.How</w:t>
       </w:r>
       <w:proofErr w:type="spellEnd"/>
@@ -9795,12 +9167,10 @@
         <w:t xml:space="preserve">Choosing a motor doesn't require mastering all </w:t>
       </w:r>
       <w:proofErr w:type="spellStart"/>
-      <w:proofErr w:type="gramStart"/>
       <w:r>
         <w:t>parameters.Focus</w:t>
       </w:r>
       <w:proofErr w:type="spellEnd"/>
-      <w:proofErr w:type="gramEnd"/>
       <w:r>
         <w:t xml:space="preserve"> on the core dimensions of flight scenario requirements and overall system </w:t>
       </w:r>
@@ -9862,12 +9232,10 @@
     </w:p>
     <w:p>
       <w:proofErr w:type="spellStart"/>
-      <w:proofErr w:type="gramStart"/>
       <w:r>
         <w:t>First,define</w:t>
       </w:r>
       <w:proofErr w:type="spellEnd"/>
-      <w:proofErr w:type="gramEnd"/>
       <w:r>
         <w:t xml:space="preserve"> the type of flying you intend to do–the first step in motor selection is identifying the platform:</w:t>
       </w:r>
@@ -10300,7 +9668,6 @@
           </w:tcPr>
           <w:p>
             <w:r>
-              <w:lastRenderedPageBreak/>
               <w:t>Racing</w:t>
             </w:r>
           </w:p>
@@ -10445,15 +9812,7 @@
     </w:p>
     <w:p>
       <w:r>
-        <w:t xml:space="preserve">Flight style determines the approximate range for motor </w:t>
-      </w:r>
-      <w:proofErr w:type="gramStart"/>
-      <w:r>
-        <w:t>size(</w:t>
-      </w:r>
-      <w:proofErr w:type="gramEnd"/>
-      <w:r>
-        <w:t xml:space="preserve">stator specification)and KV </w:t>
+        <w:t xml:space="preserve">Flight style determines the approximate range for motor size(stator specification)and KV </w:t>
       </w:r>
       <w:proofErr w:type="spellStart"/>
       <w:r>
@@ -10479,7 +9838,6 @@
         <w:t xml:space="preserve">2.Are </w:t>
       </w:r>
       <w:proofErr w:type="spellStart"/>
-      <w:proofErr w:type="gramStart"/>
       <w:r>
         <w:rPr>
           <w:b/>
@@ -10488,7 +9846,6 @@
         <w:t>Battery,ESC,and</w:t>
       </w:r>
       <w:proofErr w:type="spellEnd"/>
-      <w:proofErr w:type="gramEnd"/>
       <w:r>
         <w:rPr>
           <w:b/>
@@ -10499,25 +9856,18 @@
     </w:p>
     <w:p>
       <w:proofErr w:type="spellStart"/>
-      <w:proofErr w:type="gramStart"/>
       <w:r>
         <w:t>Next,ensure</w:t>
       </w:r>
       <w:proofErr w:type="spellEnd"/>
-      <w:proofErr w:type="gramEnd"/>
       <w:r>
         <w:t xml:space="preserve"> the selected motor is compatible with your existing or planned </w:t>
       </w:r>
       <w:proofErr w:type="spellStart"/>
       <w:r>
-        <w:t>battery,ESC</w:t>
-      </w:r>
-      <w:proofErr w:type="gramStart"/>
-      <w:r>
-        <w:t>,and</w:t>
-      </w:r>
-      <w:proofErr w:type="spellEnd"/>
-      <w:proofErr w:type="gramEnd"/>
+        <w:t>battery,ESC,and</w:t>
+      </w:r>
+      <w:proofErr w:type="spellEnd"/>
       <w:r>
         <w:t xml:space="preserve"> propeller.</w:t>
       </w:r>
@@ -10529,6 +9879,7 @@
           <w:b/>
           <w:bCs/>
         </w:rPr>
+        <w:lastRenderedPageBreak/>
         <w:t>KV×Voltage≈Reasonable</w:t>
       </w:r>
       <w:proofErr w:type="spellEnd"/>
@@ -10545,12 +9896,10 @@
         <w:t xml:space="preserve">E.g.,2300KV×4S≈34000 </w:t>
       </w:r>
       <w:proofErr w:type="spellStart"/>
-      <w:proofErr w:type="gramStart"/>
       <w:r>
         <w:t>RPM,suitable</w:t>
       </w:r>
       <w:proofErr w:type="spellEnd"/>
-      <w:proofErr w:type="gramEnd"/>
       <w:r>
         <w:t xml:space="preserve"> for 5"props;1800KV×6S≈40000 </w:t>
       </w:r>
@@ -10578,12 +9927,10 @@
     </w:p>
     <w:p>
       <w:proofErr w:type="spellStart"/>
-      <w:proofErr w:type="gramStart"/>
       <w:r>
         <w:t>E.g.,Motor</w:t>
       </w:r>
       <w:proofErr w:type="spellEnd"/>
-      <w:proofErr w:type="gramEnd"/>
       <w:r>
         <w:t xml:space="preserve"> max current 40A,ESC at least 50A,to avoid overload burnout.</w:t>
       </w:r>
@@ -10599,15 +9946,7 @@
     </w:p>
     <w:p>
       <w:r>
-        <w:t>2306/2207 motors are well-suited for 5"</w:t>
-      </w:r>
-      <w:proofErr w:type="gramStart"/>
-      <w:r>
-        <w:t>props;insufficient</w:t>
-      </w:r>
-      <w:proofErr w:type="gramEnd"/>
-      <w:r>
-        <w:t xml:space="preserve"> stator size paired with too large a prop leads to inability to spin and overheating.</w:t>
+        <w:t>2306/2207 motors are well-suited for 5"props;insufficient stator size paired with too large a prop leads to inability to spin and overheating.</w:t>
       </w:r>
     </w:p>
     <w:p>
@@ -10621,12 +9960,10 @@
     </w:p>
     <w:p>
       <w:proofErr w:type="spellStart"/>
-      <w:proofErr w:type="gramStart"/>
       <w:r>
         <w:t>E.g.,Total</w:t>
       </w:r>
       <w:proofErr w:type="spellEnd"/>
-      <w:proofErr w:type="gramEnd"/>
       <w:r>
         <w:t xml:space="preserve"> system current 150A,battery needs≥150A discharge capability(e.g.,6S 1300mAh 100C).</w:t>
       </w:r>
@@ -10642,15 +9979,7 @@
     </w:p>
     <w:p>
       <w:r>
-        <w:t xml:space="preserve">If the aircraft has a fixed </w:t>
-      </w:r>
-      <w:proofErr w:type="gramStart"/>
-      <w:r>
-        <w:t>platform(</w:t>
-      </w:r>
-      <w:proofErr w:type="gramEnd"/>
-      <w:r>
-        <w:t xml:space="preserve">e.g.,5"6S freestyle),you </w:t>
+        <w:t xml:space="preserve">If the aircraft has a fixed platform(e.g.,5"6S freestyle),you </w:t>
       </w:r>
       <w:proofErr w:type="spellStart"/>
       <w:r>
@@ -10705,12 +10034,10 @@
         <w:t xml:space="preserve">When selecting </w:t>
       </w:r>
       <w:proofErr w:type="spellStart"/>
-      <w:proofErr w:type="gramStart"/>
       <w:r>
         <w:t>motors,many</w:t>
       </w:r>
       <w:proofErr w:type="spellEnd"/>
-      <w:proofErr w:type="gramEnd"/>
       <w:r>
         <w:t xml:space="preserve"> beginners fall into seemingly logical but potentially fatal </w:t>
       </w:r>
@@ -10744,60 +10071,128 @@
       </w:r>
       <w:proofErr w:type="spellEnd"/>
       <w:r>
-        <w:t xml:space="preserve"> even </w:t>
-      </w:r>
-      <w:r>
+        <w:t xml:space="preserve"> even damage to ESCs and </w:t>
+      </w:r>
+      <w:proofErr w:type="spellStart"/>
+      <w:r>
+        <w:t>batteries.Below</w:t>
+      </w:r>
+      <w:proofErr w:type="spellEnd"/>
+      <w:r>
+        <w:t xml:space="preserve"> are common types of flawed thinking and practical advice to avoid pitfalls.</w:t>
+      </w:r>
+    </w:p>
+    <w:p>
+      <w:r>
+        <w:rPr>
+          <w:b/>
+          <w:bCs/>
+        </w:rPr>
+        <w:t xml:space="preserve">Misconception 1:Only Look at </w:t>
+      </w:r>
+      <w:proofErr w:type="spellStart"/>
+      <w:r>
+        <w:rPr>
+          <w:b/>
+          <w:bCs/>
+        </w:rPr>
+        <w:t>KV,Ignore</w:t>
+      </w:r>
+      <w:proofErr w:type="spellEnd"/>
+      <w:r>
+        <w:rPr>
+          <w:b/>
+          <w:bCs/>
+        </w:rPr>
+        <w:t xml:space="preserve"> Voltage and Prop Type</w:t>
+      </w:r>
+    </w:p>
+    <w:p>
+      <w:r>
+        <w:rPr>
+          <w:b/>
+          <w:bCs/>
+        </w:rPr>
+        <w:t>Truth:</w:t>
+      </w:r>
+    </w:p>
+    <w:p>
+      <w:r>
+        <w:t xml:space="preserve">KV is an indicator of speed </w:t>
+      </w:r>
+      <w:proofErr w:type="spellStart"/>
+      <w:r>
+        <w:t>potential,but</w:t>
+      </w:r>
+      <w:proofErr w:type="spellEnd"/>
+      <w:r>
+        <w:t xml:space="preserve"> it only has practical meaning when paired with appropriate voltage and props.</w:t>
+      </w:r>
+    </w:p>
+    <w:p>
+      <w:r>
+        <w:t>The same 2300KV motor behaves completely differently on 4S vs.6S.</w:t>
+      </w:r>
+    </w:p>
+    <w:p>
+      <w:r>
+        <w:t>Pairing high KV with large props easily causes current overload and motor burnout.</w:t>
+      </w:r>
+    </w:p>
+    <w:p>
+      <w:r>
+        <w:rPr>
+          <w:b/>
+          <w:bCs/>
+        </w:rPr>
+        <w:t>Recommendation:</w:t>
+      </w:r>
+    </w:p>
+    <w:p>
+      <w:r>
+        <w:t xml:space="preserve">Always </w:t>
+      </w:r>
+      <w:proofErr w:type="spellStart"/>
+      <w:r>
+        <w:t>remember:RPM</w:t>
+      </w:r>
+      <w:proofErr w:type="spellEnd"/>
+      <w:r>
+        <w:t>=</w:t>
+      </w:r>
+      <w:proofErr w:type="spellStart"/>
+      <w:r>
+        <w:t>KV×Voltage.KV</w:t>
+      </w:r>
+      <w:proofErr w:type="spellEnd"/>
+      <w:r>
+        <w:t xml:space="preserve"> needs to be matched comprehensively with system voltage and propeller load.</w:t>
+      </w:r>
+    </w:p>
+    <w:p>
+      <w:r>
+        <w:rPr>
+          <w:b/>
+          <w:bCs/>
+        </w:rPr>
         <w:lastRenderedPageBreak/>
-        <w:t xml:space="preserve">damage to ESCs and </w:t>
-      </w:r>
-      <w:proofErr w:type="spellStart"/>
-      <w:r>
-        <w:t>batteries.Below</w:t>
-      </w:r>
-      <w:proofErr w:type="spellEnd"/>
-      <w:r>
-        <w:t xml:space="preserve"> are common types of flawed thinking and practical advice to avoid pitfalls.</w:t>
-      </w:r>
-    </w:p>
-    <w:p>
-      <w:r>
-        <w:rPr>
-          <w:b/>
-          <w:bCs/>
-        </w:rPr>
-        <w:t xml:space="preserve">Misconception </w:t>
-      </w:r>
-      <w:proofErr w:type="gramStart"/>
-      <w:r>
-        <w:rPr>
-          <w:b/>
-          <w:bCs/>
-        </w:rPr>
-        <w:t>1:Only</w:t>
-      </w:r>
-      <w:proofErr w:type="gramEnd"/>
-      <w:r>
-        <w:rPr>
-          <w:b/>
-          <w:bCs/>
-        </w:rPr>
-        <w:t xml:space="preserve"> Look at </w:t>
-      </w:r>
-      <w:proofErr w:type="spellStart"/>
-      <w:r>
-        <w:rPr>
-          <w:b/>
-          <w:bCs/>
-        </w:rPr>
-        <w:t>KV,Ignore</w:t>
-      </w:r>
-      <w:proofErr w:type="spellEnd"/>
-      <w:r>
-        <w:rPr>
-          <w:b/>
-          <w:bCs/>
-        </w:rPr>
-        <w:t xml:space="preserve"> Voltage and Prop Type</w:t>
+        <w:t>Misconception 2:Larger Stator=</w:t>
+      </w:r>
+      <w:proofErr w:type="spellStart"/>
+      <w:r>
+        <w:rPr>
+          <w:b/>
+          <w:bCs/>
+        </w:rPr>
+        <w:t>Stronger,More</w:t>
+      </w:r>
+      <w:proofErr w:type="spellEnd"/>
+      <w:r>
+        <w:rPr>
+          <w:b/>
+          <w:bCs/>
+        </w:rPr>
+        <w:t xml:space="preserve"> Expensive=Better</w:t>
       </w:r>
     </w:p>
     <w:p>
@@ -10811,27 +10206,65 @@
     </w:p>
     <w:p>
       <w:r>
-        <w:t xml:space="preserve">KV is an indicator of speed </w:t>
-      </w:r>
-      <w:proofErr w:type="spellStart"/>
-      <w:proofErr w:type="gramStart"/>
-      <w:r>
-        <w:t>potential,but</w:t>
-      </w:r>
-      <w:proofErr w:type="spellEnd"/>
-      <w:proofErr w:type="gramEnd"/>
-      <w:r>
-        <w:t xml:space="preserve"> it only has practical meaning when paired with appropriate voltage and props.</w:t>
-      </w:r>
-    </w:p>
-    <w:p>
-      <w:r>
-        <w:t>The same 2300KV motor behaves completely differently on 4S vs.6S.</w:t>
-      </w:r>
-    </w:p>
-    <w:p>
-      <w:r>
-        <w:t>Pairing high KV with large props easily causes current overload and motor burnout.</w:t>
+        <w:t xml:space="preserve">A larger stator motor(e.g.,2507)can indeed handle more </w:t>
+      </w:r>
+      <w:proofErr w:type="spellStart"/>
+      <w:r>
+        <w:t>power,but</w:t>
+      </w:r>
+      <w:proofErr w:type="spellEnd"/>
+      <w:r>
+        <w:t xml:space="preserve"> this significantly increases overall weight and </w:t>
+      </w:r>
+      <w:proofErr w:type="spellStart"/>
+      <w:r>
+        <w:t>inertia.If</w:t>
+      </w:r>
+      <w:proofErr w:type="spellEnd"/>
+      <w:r>
+        <w:t xml:space="preserve"> the platform load is </w:t>
+      </w:r>
+      <w:proofErr w:type="spellStart"/>
+      <w:r>
+        <w:t>insufficient,it</w:t>
+      </w:r>
+      <w:proofErr w:type="spellEnd"/>
+      <w:r>
+        <w:t xml:space="preserve"> can hinder agility.</w:t>
+      </w:r>
+    </w:p>
+    <w:p>
+      <w:r>
+        <w:t xml:space="preserve">High-power motors on lightweight platforms </w:t>
+      </w:r>
+      <w:proofErr w:type="spellStart"/>
+      <w:r>
+        <w:t>may"fail</w:t>
+      </w:r>
+      <w:proofErr w:type="spellEnd"/>
+      <w:r>
+        <w:t xml:space="preserve"> to spin </w:t>
+      </w:r>
+      <w:proofErr w:type="spellStart"/>
+      <w:r>
+        <w:t>up"or"fly</w:t>
+      </w:r>
+      <w:proofErr w:type="spellEnd"/>
+      <w:r>
+        <w:t xml:space="preserve"> unstably."</w:t>
+      </w:r>
+    </w:p>
+    <w:p>
+      <w:r>
+        <w:t xml:space="preserve">Higher-priced motors aren't necessarily more </w:t>
+      </w:r>
+      <w:proofErr w:type="spellStart"/>
+      <w:r>
+        <w:t>suitable;they</w:t>
+      </w:r>
+      <w:proofErr w:type="spellEnd"/>
+      <w:r>
+        <w:t xml:space="preserve"> are often optimized for specific flight styles.</w:t>
       </w:r>
     </w:p>
     <w:p>
@@ -10845,66 +10278,32 @@
     </w:p>
     <w:p>
       <w:r>
-        <w:t xml:space="preserve">Always </w:t>
-      </w:r>
-      <w:proofErr w:type="spellStart"/>
-      <w:proofErr w:type="gramStart"/>
-      <w:r>
-        <w:t>remember:RPM</w:t>
-      </w:r>
-      <w:proofErr w:type="spellEnd"/>
-      <w:r>
-        <w:t>=</w:t>
-      </w:r>
-      <w:proofErr w:type="spellStart"/>
-      <w:r>
-        <w:t>KV×Voltage.KV</w:t>
-      </w:r>
-      <w:proofErr w:type="spellEnd"/>
-      <w:proofErr w:type="gramEnd"/>
-      <w:r>
-        <w:t xml:space="preserve"> needs to be matched comprehensively with system voltage and propeller load.</w:t>
-      </w:r>
-    </w:p>
-    <w:p>
-      <w:r>
-        <w:rPr>
-          <w:b/>
-          <w:bCs/>
-        </w:rPr>
-        <w:t xml:space="preserve">Misconception </w:t>
-      </w:r>
-      <w:proofErr w:type="gramStart"/>
-      <w:r>
-        <w:rPr>
-          <w:b/>
-          <w:bCs/>
-        </w:rPr>
-        <w:t>2:Larger</w:t>
-      </w:r>
-      <w:proofErr w:type="gramEnd"/>
-      <w:r>
-        <w:rPr>
-          <w:b/>
-          <w:bCs/>
-        </w:rPr>
-        <w:t xml:space="preserve"> Stator=</w:t>
-      </w:r>
-      <w:proofErr w:type="spellStart"/>
-      <w:r>
-        <w:rPr>
-          <w:b/>
-          <w:bCs/>
-        </w:rPr>
-        <w:t>Stronger,More</w:t>
-      </w:r>
-      <w:proofErr w:type="spellEnd"/>
-      <w:r>
-        <w:rPr>
-          <w:b/>
-          <w:bCs/>
-        </w:rPr>
-        <w:t xml:space="preserve"> Expensive=Better</w:t>
+        <w:t xml:space="preserve">Define the flight goal before choosing a </w:t>
+      </w:r>
+      <w:proofErr w:type="spellStart"/>
+      <w:r>
+        <w:t>motor.Avoid</w:t>
+      </w:r>
+      <w:proofErr w:type="spellEnd"/>
+      <w:r>
+        <w:t xml:space="preserve"> blindly pursuing oversized specs or expensive </w:t>
+      </w:r>
+      <w:proofErr w:type="spellStart"/>
+      <w:r>
+        <w:t>models.Suitability</w:t>
+      </w:r>
+      <w:proofErr w:type="spellEnd"/>
+      <w:r>
+        <w:t xml:space="preserve"> is more important than high-end.</w:t>
+      </w:r>
+    </w:p>
+    <w:p>
+      <w:r>
+        <w:rPr>
+          <w:b/>
+          <w:bCs/>
+        </w:rPr>
+        <w:t>Misconception 3:Neglecting ESC Current Matching</w:t>
       </w:r>
     </w:p>
     <w:p>
@@ -10918,75 +10317,65 @@
     </w:p>
     <w:p>
       <w:r>
-        <w:t>A larger stator motor(e.g.,</w:t>
-      </w:r>
-      <w:proofErr w:type="gramStart"/>
-      <w:r>
-        <w:t>2507)can</w:t>
-      </w:r>
-      <w:proofErr w:type="gramEnd"/>
-      <w:r>
-        <w:t xml:space="preserve"> indeed handle more </w:t>
-      </w:r>
-      <w:proofErr w:type="spellStart"/>
-      <w:r>
-        <w:t>power,but</w:t>
-      </w:r>
-      <w:proofErr w:type="spellEnd"/>
-      <w:r>
-        <w:t xml:space="preserve"> this significantly increases overall weight and </w:t>
-      </w:r>
-      <w:proofErr w:type="spellStart"/>
-      <w:r>
-        <w:t>inertia.If</w:t>
-      </w:r>
-      <w:proofErr w:type="spellEnd"/>
-      <w:r>
-        <w:t xml:space="preserve"> the platform load is </w:t>
-      </w:r>
-      <w:proofErr w:type="spellStart"/>
-      <w:r>
-        <w:t>insufficient,it</w:t>
-      </w:r>
-      <w:proofErr w:type="spellEnd"/>
-      <w:r>
-        <w:t xml:space="preserve"> can hinder agility.</w:t>
-      </w:r>
-    </w:p>
-    <w:p>
-      <w:r>
-        <w:t xml:space="preserve">High-power motors on lightweight platforms </w:t>
-      </w:r>
-      <w:proofErr w:type="spellStart"/>
-      <w:r>
-        <w:t>may"fail</w:t>
-      </w:r>
-      <w:proofErr w:type="spellEnd"/>
-      <w:r>
-        <w:t xml:space="preserve"> to spin </w:t>
-      </w:r>
-      <w:proofErr w:type="spellStart"/>
-      <w:r>
-        <w:t>up"or"fly</w:t>
-      </w:r>
-      <w:proofErr w:type="spellEnd"/>
-      <w:r>
-        <w:t xml:space="preserve"> unstably."</w:t>
-      </w:r>
-    </w:p>
-    <w:p>
-      <w:r>
-        <w:t xml:space="preserve">Higher-priced motors aren't necessarily more </w:t>
-      </w:r>
-      <w:proofErr w:type="spellStart"/>
-      <w:proofErr w:type="gramStart"/>
-      <w:r>
-        <w:t>suitable;they</w:t>
-      </w:r>
-      <w:proofErr w:type="spellEnd"/>
-      <w:proofErr w:type="gramEnd"/>
-      <w:r>
-        <w:t xml:space="preserve"> are often optimized for specific flight styles.</w:t>
+        <w:t xml:space="preserve">Many only look at motor KV and </w:t>
+      </w:r>
+      <w:proofErr w:type="spellStart"/>
+      <w:r>
+        <w:t>size,overlooking</w:t>
+      </w:r>
+      <w:proofErr w:type="spellEnd"/>
+      <w:r>
+        <w:t xml:space="preserve"> </w:t>
+      </w:r>
+      <w:proofErr w:type="spellStart"/>
+      <w:r>
+        <w:t>the"power</w:t>
+      </w:r>
+      <w:proofErr w:type="spellEnd"/>
+      <w:r>
+        <w:t xml:space="preserve"> supply </w:t>
+      </w:r>
+      <w:proofErr w:type="spellStart"/>
+      <w:r>
+        <w:t>capability"the</w:t>
+      </w:r>
+      <w:proofErr w:type="spellEnd"/>
+      <w:r>
+        <w:t xml:space="preserve"> motor requires.</w:t>
+      </w:r>
+    </w:p>
+    <w:p>
+      <w:r>
+        <w:t xml:space="preserve">Insufficient ESC current causes </w:t>
+      </w:r>
+      <w:proofErr w:type="spellStart"/>
+      <w:r>
+        <w:t>crashes,ESC</w:t>
+      </w:r>
+      <w:proofErr w:type="spellEnd"/>
+      <w:r>
+        <w:t xml:space="preserve"> </w:t>
+      </w:r>
+      <w:proofErr w:type="spellStart"/>
+      <w:r>
+        <w:t>overheating,or</w:t>
+      </w:r>
+      <w:proofErr w:type="spellEnd"/>
+      <w:r>
+        <w:t xml:space="preserve"> burnout.</w:t>
+      </w:r>
+    </w:p>
+    <w:p>
+      <w:r>
+        <w:t xml:space="preserve">High KV motors draw current </w:t>
+      </w:r>
+      <w:proofErr w:type="spellStart"/>
+      <w:r>
+        <w:t>rapidly;insufficient</w:t>
+      </w:r>
+      <w:proofErr w:type="spellEnd"/>
+      <w:r>
+        <w:t xml:space="preserve"> ESC headroom easily causes shutdown.</w:t>
       </w:r>
     </w:p>
     <w:p>
@@ -11000,50 +10389,48 @@
     </w:p>
     <w:p>
       <w:r>
-        <w:t xml:space="preserve">Define the flight goal before choosing a </w:t>
-      </w:r>
-      <w:proofErr w:type="spellStart"/>
-      <w:proofErr w:type="gramStart"/>
-      <w:r>
-        <w:t>motor.Avoid</w:t>
-      </w:r>
-      <w:proofErr w:type="spellEnd"/>
-      <w:proofErr w:type="gramEnd"/>
-      <w:r>
-        <w:t xml:space="preserve"> blindly pursuing oversized specs or expensive </w:t>
-      </w:r>
-      <w:proofErr w:type="spellStart"/>
-      <w:r>
-        <w:t>models.Suitability</w:t>
-      </w:r>
-      <w:proofErr w:type="spellEnd"/>
-      <w:r>
-        <w:t xml:space="preserve"> is more important than high-end.</w:t>
-      </w:r>
-    </w:p>
-    <w:p>
-      <w:r>
-        <w:rPr>
-          <w:b/>
-          <w:bCs/>
-        </w:rPr>
-        <w:t xml:space="preserve">Misconception </w:t>
-      </w:r>
-      <w:proofErr w:type="gramStart"/>
-      <w:r>
-        <w:rPr>
-          <w:b/>
-          <w:bCs/>
-        </w:rPr>
-        <w:t>3:Neglecting</w:t>
-      </w:r>
-      <w:proofErr w:type="gramEnd"/>
-      <w:r>
-        <w:rPr>
-          <w:b/>
-          <w:bCs/>
-        </w:rPr>
-        <w:t xml:space="preserve"> ESC Current Matching</w:t>
+        <w:t xml:space="preserve">ESC </w:t>
+      </w:r>
+      <w:proofErr w:type="spellStart"/>
+      <w:r>
+        <w:t>current≥Motor</w:t>
+      </w:r>
+      <w:proofErr w:type="spellEnd"/>
+      <w:r>
+        <w:t xml:space="preserve"> Max Continuous Current×1.2.Better to have excess than </w:t>
+      </w:r>
+      <w:proofErr w:type="spellStart"/>
+      <w:r>
+        <w:t>deficiency.Prioritize</w:t>
+      </w:r>
+      <w:proofErr w:type="spellEnd"/>
+      <w:r>
+        <w:t xml:space="preserve"> BLHeli_32 compatible ESCs.</w:t>
+      </w:r>
+    </w:p>
+    <w:p>
+      <w:r>
+        <w:rPr>
+          <w:b/>
+          <w:bCs/>
+        </w:rPr>
+        <w:t xml:space="preserve">Misconception 4:Ignoring </w:t>
+      </w:r>
+      <w:proofErr w:type="spellStart"/>
+      <w:r>
+        <w:rPr>
+          <w:b/>
+          <w:bCs/>
+        </w:rPr>
+        <w:t>Efficiency,Overlooking</w:t>
+      </w:r>
+      <w:proofErr w:type="spellEnd"/>
+      <w:r>
+        <w:rPr>
+          <w:b/>
+          <w:bCs/>
+        </w:rPr>
+        <w:t xml:space="preserve"> Endurance</w:t>
       </w:r>
     </w:p>
     <w:p>
@@ -11057,71 +10444,57 @@
     </w:p>
     <w:p>
       <w:r>
-        <w:t xml:space="preserve">Many only look at motor KV and </w:t>
-      </w:r>
-      <w:proofErr w:type="spellStart"/>
-      <w:proofErr w:type="gramStart"/>
-      <w:r>
-        <w:t>size,overlooking</w:t>
-      </w:r>
-      <w:proofErr w:type="spellEnd"/>
-      <w:proofErr w:type="gramEnd"/>
+        <w:t xml:space="preserve">High </w:t>
+      </w:r>
+      <w:proofErr w:type="spellStart"/>
+      <w:r>
+        <w:t>thrust≠High</w:t>
+      </w:r>
+      <w:proofErr w:type="spellEnd"/>
       <w:r>
         <w:t xml:space="preserve"> </w:t>
       </w:r>
       <w:proofErr w:type="spellStart"/>
       <w:r>
-        <w:t>the"power</w:t>
-      </w:r>
-      <w:proofErr w:type="spellEnd"/>
-      <w:r>
-        <w:t xml:space="preserve"> supply </w:t>
-      </w:r>
-      <w:proofErr w:type="spellStart"/>
-      <w:r>
-        <w:t>capability"the</w:t>
-      </w:r>
-      <w:proofErr w:type="spellEnd"/>
-      <w:r>
-        <w:t xml:space="preserve"> motor requires.</w:t>
-      </w:r>
-    </w:p>
-    <w:p>
-      <w:r>
-        <w:t xml:space="preserve">Insufficient ESC current causes </w:t>
-      </w:r>
-      <w:proofErr w:type="spellStart"/>
-      <w:proofErr w:type="gramStart"/>
-      <w:r>
-        <w:t>crashes,ESC</w:t>
-      </w:r>
-      <w:proofErr w:type="spellEnd"/>
-      <w:proofErr w:type="gramEnd"/>
-      <w:r>
-        <w:t xml:space="preserve"> </w:t>
-      </w:r>
-      <w:proofErr w:type="spellStart"/>
-      <w:r>
-        <w:t>overheating,or</w:t>
-      </w:r>
-      <w:proofErr w:type="spellEnd"/>
-      <w:r>
-        <w:t xml:space="preserve"> burnout.</w:t>
-      </w:r>
-    </w:p>
-    <w:p>
-      <w:r>
-        <w:t xml:space="preserve">High KV motors draw current </w:t>
-      </w:r>
-      <w:proofErr w:type="spellStart"/>
-      <w:proofErr w:type="gramStart"/>
-      <w:r>
-        <w:t>rapidly;insufficient</w:t>
-      </w:r>
-      <w:proofErr w:type="spellEnd"/>
-      <w:proofErr w:type="gramEnd"/>
-      <w:r>
-        <w:t xml:space="preserve"> ESC headroom easily causes shutdown.</w:t>
+        <w:t>performance.Low</w:t>
+      </w:r>
+      <w:proofErr w:type="spellEnd"/>
+      <w:r>
+        <w:t xml:space="preserve"> motor efficiency means less thrust per unit energy </w:t>
+      </w:r>
+      <w:proofErr w:type="spellStart"/>
+      <w:r>
+        <w:t>consumed,resulting</w:t>
+      </w:r>
+      <w:proofErr w:type="spellEnd"/>
+      <w:r>
+        <w:t xml:space="preserve"> in poor flight </w:t>
+      </w:r>
+      <w:proofErr w:type="spellStart"/>
+      <w:r>
+        <w:t>time,high</w:t>
+      </w:r>
+      <w:proofErr w:type="spellEnd"/>
+      <w:r>
+        <w:t xml:space="preserve"> battery </w:t>
+      </w:r>
+      <w:proofErr w:type="spellStart"/>
+      <w:r>
+        <w:t>temperature,and</w:t>
+      </w:r>
+      <w:proofErr w:type="spellEnd"/>
+      <w:r>
+        <w:t xml:space="preserve"> reduced system lifespan.</w:t>
+      </w:r>
+    </w:p>
+    <w:p>
+      <w:r>
+        <w:t>Many high KV motors offer strong thrust but have g/W efficiency around 1.2–1.3,struggling to fly for 3 minutes in practice.</w:t>
+      </w:r>
+    </w:p>
+    <w:p>
+      <w:r>
+        <w:t>Fast freestyle flying doesn't have to mean high power consumption freestyle.</w:t>
       </w:r>
     </w:p>
     <w:p>
@@ -11136,168 +10509,13 @@
     <w:p>
       <w:r>
         <w:lastRenderedPageBreak/>
-        <w:t xml:space="preserve">ESC </w:t>
-      </w:r>
-      <w:proofErr w:type="spellStart"/>
-      <w:r>
-        <w:t>current≥Motor</w:t>
-      </w:r>
-      <w:proofErr w:type="spellEnd"/>
-      <w:r>
-        <w:t xml:space="preserve"> Max Continuous Current×1.</w:t>
-      </w:r>
-      <w:proofErr w:type="gramStart"/>
-      <w:r>
-        <w:t>2.Better</w:t>
-      </w:r>
-      <w:proofErr w:type="gramEnd"/>
-      <w:r>
-        <w:t xml:space="preserve"> to have excess than </w:t>
-      </w:r>
-      <w:proofErr w:type="spellStart"/>
-      <w:r>
-        <w:t>deficiency.Prioritize</w:t>
-      </w:r>
-      <w:proofErr w:type="spellEnd"/>
-      <w:r>
-        <w:t xml:space="preserve"> BLHeli_32 compatible ESCs.</w:t>
-      </w:r>
-    </w:p>
-    <w:p>
-      <w:r>
-        <w:rPr>
-          <w:b/>
-          <w:bCs/>
-        </w:rPr>
-        <w:t xml:space="preserve">Misconception </w:t>
-      </w:r>
-      <w:proofErr w:type="gramStart"/>
-      <w:r>
-        <w:rPr>
-          <w:b/>
-          <w:bCs/>
-        </w:rPr>
-        <w:t>4:Ignoring</w:t>
-      </w:r>
-      <w:proofErr w:type="gramEnd"/>
-      <w:r>
-        <w:rPr>
-          <w:b/>
-          <w:bCs/>
-        </w:rPr>
-        <w:t xml:space="preserve"> </w:t>
-      </w:r>
-      <w:proofErr w:type="spellStart"/>
-      <w:r>
-        <w:rPr>
-          <w:b/>
-          <w:bCs/>
-        </w:rPr>
-        <w:t>Efficiency,Overlooking</w:t>
-      </w:r>
-      <w:proofErr w:type="spellEnd"/>
-      <w:r>
-        <w:rPr>
-          <w:b/>
-          <w:bCs/>
-        </w:rPr>
-        <w:t xml:space="preserve"> Endurance</w:t>
-      </w:r>
-    </w:p>
-    <w:p>
-      <w:r>
-        <w:rPr>
-          <w:b/>
-          <w:bCs/>
-        </w:rPr>
-        <w:t>Truth:</w:t>
-      </w:r>
-    </w:p>
-    <w:p>
-      <w:r>
-        <w:t xml:space="preserve">High </w:t>
-      </w:r>
-      <w:proofErr w:type="spellStart"/>
-      <w:r>
-        <w:t>thrust≠High</w:t>
-      </w:r>
-      <w:proofErr w:type="spellEnd"/>
-      <w:r>
-        <w:t xml:space="preserve"> </w:t>
-      </w:r>
-      <w:proofErr w:type="spellStart"/>
-      <w:proofErr w:type="gramStart"/>
-      <w:r>
-        <w:t>performance.Low</w:t>
-      </w:r>
-      <w:proofErr w:type="spellEnd"/>
-      <w:proofErr w:type="gramEnd"/>
-      <w:r>
-        <w:t xml:space="preserve"> motor efficiency means less thrust per unit energy </w:t>
-      </w:r>
-      <w:proofErr w:type="spellStart"/>
-      <w:r>
-        <w:t>consumed,resulting</w:t>
-      </w:r>
-      <w:proofErr w:type="spellEnd"/>
-      <w:r>
-        <w:t xml:space="preserve"> in poor flight </w:t>
-      </w:r>
-      <w:proofErr w:type="spellStart"/>
-      <w:r>
-        <w:t>time,high</w:t>
-      </w:r>
-      <w:proofErr w:type="spellEnd"/>
-      <w:r>
-        <w:t xml:space="preserve"> battery </w:t>
-      </w:r>
-      <w:proofErr w:type="spellStart"/>
-      <w:r>
-        <w:t>temperature,and</w:t>
-      </w:r>
-      <w:proofErr w:type="spellEnd"/>
-      <w:r>
-        <w:t xml:space="preserve"> reduced system lifespan.</w:t>
-      </w:r>
-    </w:p>
-    <w:p>
-      <w:r>
-        <w:t>Many high KV motors offer strong thrust but have g/W efficiency around 1.2–1.</w:t>
-      </w:r>
-      <w:proofErr w:type="gramStart"/>
-      <w:r>
-        <w:t>3,struggling</w:t>
-      </w:r>
-      <w:proofErr w:type="gramEnd"/>
-      <w:r>
-        <w:t xml:space="preserve"> to fly for 3 minutes in practice.</w:t>
-      </w:r>
-    </w:p>
-    <w:p>
-      <w:r>
-        <w:t>Fast freestyle flying doesn't have to mean high power consumption freestyle.</w:t>
-      </w:r>
-    </w:p>
-    <w:p>
-      <w:r>
-        <w:rPr>
-          <w:b/>
-          <w:bCs/>
-        </w:rPr>
-        <w:t>Recommendation:</w:t>
-      </w:r>
-    </w:p>
-    <w:p>
-      <w:r>
         <w:t xml:space="preserve">Pay attention to g/W and g/A </w:t>
       </w:r>
       <w:proofErr w:type="spellStart"/>
-      <w:proofErr w:type="gramStart"/>
       <w:r>
         <w:t>metrics.For</w:t>
       </w:r>
       <w:proofErr w:type="spellEnd"/>
-      <w:proofErr w:type="gramEnd"/>
       <w:r>
         <w:t xml:space="preserve"> racing/freestyle,recommend≥1.3 g/</w:t>
       </w:r>
@@ -11868,11 +11086,7 @@
           </w:tcPr>
           <w:p>
             <w:r>
-              <w:t xml:space="preserve">Lightweight with focus on punch, </w:t>
-            </w:r>
-            <w:r>
-              <w:lastRenderedPageBreak/>
-              <w:t>avoid high current draw, mind prop matching</w:t>
+              <w:t>Lightweight with focus on punch, avoid high current draw, mind prop matching</w:t>
             </w:r>
           </w:p>
         </w:tc>
@@ -11900,159 +11114,162 @@
           <w:p>
             <w:proofErr w:type="spellStart"/>
             <w:r>
+              <w:t>Cinewhoop</w:t>
+            </w:r>
+            <w:proofErr w:type="spellEnd"/>
+          </w:p>
+        </w:tc>
+        <w:tc>
+          <w:tcPr>
+            <w:tcW w:w="0" w:type="auto"/>
+            <w:tcBorders>
+              <w:top w:val="single" w:sz="6" w:space="0" w:color="CBCCCD"/>
+              <w:left w:val="single" w:sz="6" w:space="0" w:color="CBCCCD"/>
+              <w:bottom w:val="single" w:sz="6" w:space="0" w:color="CBCCCD"/>
+              <w:right w:val="single" w:sz="6" w:space="0" w:color="CBCCCD"/>
+            </w:tcBorders>
+            <w:shd w:val="clear" w:color="auto" w:fill="F8F9FA"/>
+            <w:tcMar>
+              <w:top w:w="48" w:type="dxa"/>
+              <w:left w:w="96" w:type="dxa"/>
+              <w:bottom w:w="48" w:type="dxa"/>
+              <w:right w:w="96" w:type="dxa"/>
+            </w:tcMar>
+            <w:vAlign w:val="bottom"/>
+            <w:hideMark/>
+          </w:tcPr>
+          <w:p>
+            <w:r>
+              <w:t>1404–1804</w:t>
+            </w:r>
+          </w:p>
+        </w:tc>
+        <w:tc>
+          <w:tcPr>
+            <w:tcW w:w="0" w:type="auto"/>
+            <w:tcBorders>
+              <w:top w:val="single" w:sz="6" w:space="0" w:color="CBCCCD"/>
+              <w:left w:val="single" w:sz="6" w:space="0" w:color="CBCCCD"/>
+              <w:bottom w:val="single" w:sz="6" w:space="0" w:color="CBCCCD"/>
+              <w:right w:val="single" w:sz="6" w:space="0" w:color="CBCCCD"/>
+            </w:tcBorders>
+            <w:shd w:val="clear" w:color="auto" w:fill="F8F9FA"/>
+            <w:tcMar>
+              <w:top w:w="48" w:type="dxa"/>
+              <w:left w:w="96" w:type="dxa"/>
+              <w:bottom w:w="48" w:type="dxa"/>
+              <w:right w:w="96" w:type="dxa"/>
+            </w:tcMar>
+            <w:vAlign w:val="bottom"/>
+            <w:hideMark/>
+          </w:tcPr>
+          <w:p>
+            <w:r>
+              <w:t>3000–3800KV</w:t>
+            </w:r>
+          </w:p>
+        </w:tc>
+        <w:tc>
+          <w:tcPr>
+            <w:tcW w:w="0" w:type="auto"/>
+            <w:tcBorders>
+              <w:top w:val="single" w:sz="6" w:space="0" w:color="CBCCCD"/>
+              <w:left w:val="single" w:sz="6" w:space="0" w:color="CBCCCD"/>
+              <w:bottom w:val="single" w:sz="6" w:space="0" w:color="CBCCCD"/>
+              <w:right w:val="single" w:sz="6" w:space="0" w:color="CBCCCD"/>
+            </w:tcBorders>
+            <w:shd w:val="clear" w:color="auto" w:fill="F8F9FA"/>
+            <w:tcMar>
+              <w:top w:w="48" w:type="dxa"/>
+              <w:left w:w="96" w:type="dxa"/>
+              <w:bottom w:w="48" w:type="dxa"/>
+              <w:right w:w="96" w:type="dxa"/>
+            </w:tcMar>
+            <w:vAlign w:val="bottom"/>
+            <w:hideMark/>
+          </w:tcPr>
+          <w:p>
+            <w:r>
+              <w:t>4S</w:t>
+            </w:r>
+          </w:p>
+        </w:tc>
+        <w:tc>
+          <w:tcPr>
+            <w:tcW w:w="0" w:type="auto"/>
+            <w:tcBorders>
+              <w:top w:val="single" w:sz="6" w:space="0" w:color="CBCCCD"/>
+              <w:left w:val="single" w:sz="6" w:space="0" w:color="CBCCCD"/>
+              <w:bottom w:val="single" w:sz="6" w:space="0" w:color="CBCCCD"/>
+              <w:right w:val="single" w:sz="6" w:space="0" w:color="CBCCCD"/>
+            </w:tcBorders>
+            <w:shd w:val="clear" w:color="auto" w:fill="F8F9FA"/>
+            <w:tcMar>
+              <w:top w:w="48" w:type="dxa"/>
+              <w:left w:w="96" w:type="dxa"/>
+              <w:bottom w:w="48" w:type="dxa"/>
+              <w:right w:w="96" w:type="dxa"/>
+            </w:tcMar>
+            <w:vAlign w:val="bottom"/>
+            <w:hideMark/>
+          </w:tcPr>
+          <w:p>
+            <w:r>
+              <w:t>20–30A</w:t>
+            </w:r>
+          </w:p>
+        </w:tc>
+        <w:tc>
+          <w:tcPr>
+            <w:tcW w:w="0" w:type="auto"/>
+            <w:tcBorders>
+              <w:top w:val="single" w:sz="6" w:space="0" w:color="CBCCCD"/>
+              <w:left w:val="single" w:sz="6" w:space="0" w:color="CBCCCD"/>
+              <w:bottom w:val="single" w:sz="6" w:space="0" w:color="CBCCCD"/>
+              <w:right w:val="single" w:sz="6" w:space="0" w:color="CBCCCD"/>
+            </w:tcBorders>
+            <w:shd w:val="clear" w:color="auto" w:fill="F8F9FA"/>
+            <w:tcMar>
+              <w:top w:w="48" w:type="dxa"/>
+              <w:left w:w="96" w:type="dxa"/>
+              <w:bottom w:w="48" w:type="dxa"/>
+              <w:right w:w="96" w:type="dxa"/>
+            </w:tcMar>
+            <w:vAlign w:val="bottom"/>
+            <w:hideMark/>
+          </w:tcPr>
+          <w:p>
+            <w:r>
+              <w:t>3-inch tri-blade (with ducts)</w:t>
+            </w:r>
+          </w:p>
+        </w:tc>
+        <w:tc>
+          <w:tcPr>
+            <w:tcW w:w="0" w:type="auto"/>
+            <w:tcBorders>
+              <w:top w:val="single" w:sz="6" w:space="0" w:color="CBCCCD"/>
+              <w:left w:val="single" w:sz="6" w:space="0" w:color="CBCCCD"/>
+              <w:bottom w:val="single" w:sz="6" w:space="0" w:color="CBCCCD"/>
+              <w:right w:val="single" w:sz="6" w:space="0" w:color="CBCCCD"/>
+            </w:tcBorders>
+            <w:shd w:val="clear" w:color="auto" w:fill="F8F9FA"/>
+            <w:tcMar>
+              <w:top w:w="48" w:type="dxa"/>
+              <w:left w:w="96" w:type="dxa"/>
+              <w:bottom w:w="48" w:type="dxa"/>
+              <w:right w:w="96" w:type="dxa"/>
+            </w:tcMar>
+            <w:vAlign w:val="bottom"/>
+            <w:hideMark/>
+          </w:tcPr>
+          <w:p>
+            <w:r>
+              <w:t xml:space="preserve">Prioritize thrust stability and low noise; ducted props help with safety </w:t>
+            </w:r>
+            <w:r>
               <w:lastRenderedPageBreak/>
-              <w:t>Cinewhoop</w:t>
-            </w:r>
-            <w:proofErr w:type="spellEnd"/>
-          </w:p>
-        </w:tc>
-        <w:tc>
-          <w:tcPr>
-            <w:tcW w:w="0" w:type="auto"/>
-            <w:tcBorders>
-              <w:top w:val="single" w:sz="6" w:space="0" w:color="CBCCCD"/>
-              <w:left w:val="single" w:sz="6" w:space="0" w:color="CBCCCD"/>
-              <w:bottom w:val="single" w:sz="6" w:space="0" w:color="CBCCCD"/>
-              <w:right w:val="single" w:sz="6" w:space="0" w:color="CBCCCD"/>
-            </w:tcBorders>
-            <w:shd w:val="clear" w:color="auto" w:fill="F8F9FA"/>
-            <w:tcMar>
-              <w:top w:w="48" w:type="dxa"/>
-              <w:left w:w="96" w:type="dxa"/>
-              <w:bottom w:w="48" w:type="dxa"/>
-              <w:right w:w="96" w:type="dxa"/>
-            </w:tcMar>
-            <w:vAlign w:val="bottom"/>
-            <w:hideMark/>
-          </w:tcPr>
-          <w:p>
-            <w:r>
-              <w:t>1404–1804</w:t>
-            </w:r>
-          </w:p>
-        </w:tc>
-        <w:tc>
-          <w:tcPr>
-            <w:tcW w:w="0" w:type="auto"/>
-            <w:tcBorders>
-              <w:top w:val="single" w:sz="6" w:space="0" w:color="CBCCCD"/>
-              <w:left w:val="single" w:sz="6" w:space="0" w:color="CBCCCD"/>
-              <w:bottom w:val="single" w:sz="6" w:space="0" w:color="CBCCCD"/>
-              <w:right w:val="single" w:sz="6" w:space="0" w:color="CBCCCD"/>
-            </w:tcBorders>
-            <w:shd w:val="clear" w:color="auto" w:fill="F8F9FA"/>
-            <w:tcMar>
-              <w:top w:w="48" w:type="dxa"/>
-              <w:left w:w="96" w:type="dxa"/>
-              <w:bottom w:w="48" w:type="dxa"/>
-              <w:right w:w="96" w:type="dxa"/>
-            </w:tcMar>
-            <w:vAlign w:val="bottom"/>
-            <w:hideMark/>
-          </w:tcPr>
-          <w:p>
-            <w:r>
-              <w:t>3000–3800KV</w:t>
-            </w:r>
-          </w:p>
-        </w:tc>
-        <w:tc>
-          <w:tcPr>
-            <w:tcW w:w="0" w:type="auto"/>
-            <w:tcBorders>
-              <w:top w:val="single" w:sz="6" w:space="0" w:color="CBCCCD"/>
-              <w:left w:val="single" w:sz="6" w:space="0" w:color="CBCCCD"/>
-              <w:bottom w:val="single" w:sz="6" w:space="0" w:color="CBCCCD"/>
-              <w:right w:val="single" w:sz="6" w:space="0" w:color="CBCCCD"/>
-            </w:tcBorders>
-            <w:shd w:val="clear" w:color="auto" w:fill="F8F9FA"/>
-            <w:tcMar>
-              <w:top w:w="48" w:type="dxa"/>
-              <w:left w:w="96" w:type="dxa"/>
-              <w:bottom w:w="48" w:type="dxa"/>
-              <w:right w:w="96" w:type="dxa"/>
-            </w:tcMar>
-            <w:vAlign w:val="bottom"/>
-            <w:hideMark/>
-          </w:tcPr>
-          <w:p>
-            <w:r>
-              <w:t>4S</w:t>
-            </w:r>
-          </w:p>
-        </w:tc>
-        <w:tc>
-          <w:tcPr>
-            <w:tcW w:w="0" w:type="auto"/>
-            <w:tcBorders>
-              <w:top w:val="single" w:sz="6" w:space="0" w:color="CBCCCD"/>
-              <w:left w:val="single" w:sz="6" w:space="0" w:color="CBCCCD"/>
-              <w:bottom w:val="single" w:sz="6" w:space="0" w:color="CBCCCD"/>
-              <w:right w:val="single" w:sz="6" w:space="0" w:color="CBCCCD"/>
-            </w:tcBorders>
-            <w:shd w:val="clear" w:color="auto" w:fill="F8F9FA"/>
-            <w:tcMar>
-              <w:top w:w="48" w:type="dxa"/>
-              <w:left w:w="96" w:type="dxa"/>
-              <w:bottom w:w="48" w:type="dxa"/>
-              <w:right w:w="96" w:type="dxa"/>
-            </w:tcMar>
-            <w:vAlign w:val="bottom"/>
-            <w:hideMark/>
-          </w:tcPr>
-          <w:p>
-            <w:r>
-              <w:t>20–30A</w:t>
-            </w:r>
-          </w:p>
-        </w:tc>
-        <w:tc>
-          <w:tcPr>
-            <w:tcW w:w="0" w:type="auto"/>
-            <w:tcBorders>
-              <w:top w:val="single" w:sz="6" w:space="0" w:color="CBCCCD"/>
-              <w:left w:val="single" w:sz="6" w:space="0" w:color="CBCCCD"/>
-              <w:bottom w:val="single" w:sz="6" w:space="0" w:color="CBCCCD"/>
-              <w:right w:val="single" w:sz="6" w:space="0" w:color="CBCCCD"/>
-            </w:tcBorders>
-            <w:shd w:val="clear" w:color="auto" w:fill="F8F9FA"/>
-            <w:tcMar>
-              <w:top w:w="48" w:type="dxa"/>
-              <w:left w:w="96" w:type="dxa"/>
-              <w:bottom w:w="48" w:type="dxa"/>
-              <w:right w:w="96" w:type="dxa"/>
-            </w:tcMar>
-            <w:vAlign w:val="bottom"/>
-            <w:hideMark/>
-          </w:tcPr>
-          <w:p>
-            <w:r>
-              <w:t>3-inch tri-blade (with ducts)</w:t>
-            </w:r>
-          </w:p>
-        </w:tc>
-        <w:tc>
-          <w:tcPr>
-            <w:tcW w:w="0" w:type="auto"/>
-            <w:tcBorders>
-              <w:top w:val="single" w:sz="6" w:space="0" w:color="CBCCCD"/>
-              <w:left w:val="single" w:sz="6" w:space="0" w:color="CBCCCD"/>
-              <w:bottom w:val="single" w:sz="6" w:space="0" w:color="CBCCCD"/>
-              <w:right w:val="single" w:sz="6" w:space="0" w:color="CBCCCD"/>
-            </w:tcBorders>
-            <w:shd w:val="clear" w:color="auto" w:fill="F8F9FA"/>
-            <w:tcMar>
-              <w:top w:w="48" w:type="dxa"/>
-              <w:left w:w="96" w:type="dxa"/>
-              <w:bottom w:w="48" w:type="dxa"/>
-              <w:right w:w="96" w:type="dxa"/>
-            </w:tcMar>
-            <w:vAlign w:val="bottom"/>
-            <w:hideMark/>
-          </w:tcPr>
-          <w:p>
-            <w:r>
-              <w:t>Prioritize thrust stability and low noise; ducted props help with safety and efficiency</w:t>
+              <w:t>and efficiency</w:t>
             </w:r>
           </w:p>
         </w:tc>
@@ -12079,6 +11296,7 @@
           </w:tcPr>
           <w:p>
             <w:r>
+              <w:lastRenderedPageBreak/>
               <w:t>Freestyle</w:t>
             </w:r>
           </w:p>
@@ -12433,7 +11651,6 @@
           </w:tcPr>
           <w:p>
             <w:r>
-              <w:lastRenderedPageBreak/>
               <w:t>Long-range</w:t>
             </w:r>
           </w:p>
@@ -12619,25 +11836,18 @@
         <w:t xml:space="preserve">In the FPV motor </w:t>
       </w:r>
       <w:proofErr w:type="spellStart"/>
-      <w:proofErr w:type="gramStart"/>
       <w:r>
         <w:t>domain,brand</w:t>
       </w:r>
       <w:proofErr w:type="spellEnd"/>
-      <w:proofErr w:type="gramEnd"/>
       <w:r>
         <w:t xml:space="preserve"> choice directly impacts flight </w:t>
       </w:r>
       <w:proofErr w:type="spellStart"/>
       <w:r>
-        <w:t>experience,stability</w:t>
-      </w:r>
-      <w:proofErr w:type="gramStart"/>
-      <w:r>
-        <w:t>,and</w:t>
-      </w:r>
-      <w:proofErr w:type="spellEnd"/>
-      <w:proofErr w:type="gramEnd"/>
+        <w:t>experience,stability,and</w:t>
+      </w:r>
+      <w:proofErr w:type="spellEnd"/>
       <w:r>
         <w:t xml:space="preserve"> post-purchase maintenance </w:t>
       </w:r>
@@ -12647,7 +11857,11 @@
       </w:r>
       <w:proofErr w:type="spellEnd"/>
       <w:r>
-        <w:t xml:space="preserve"> help you quickly identify mainstream and reliable FPV motor options from two </w:t>
+        <w:t xml:space="preserve"> help you quickly identify mainstream and </w:t>
+      </w:r>
+      <w:r>
+        <w:lastRenderedPageBreak/>
+        <w:t xml:space="preserve">reliable FPV motor options from two </w:t>
       </w:r>
       <w:proofErr w:type="spellStart"/>
       <w:r>
@@ -12678,25 +11892,18 @@
         <w:t xml:space="preserve">The FPV motor market features numerous </w:t>
       </w:r>
       <w:proofErr w:type="spellStart"/>
-      <w:proofErr w:type="gramStart"/>
       <w:r>
         <w:t>brands,each</w:t>
       </w:r>
       <w:proofErr w:type="spellEnd"/>
-      <w:proofErr w:type="gramEnd"/>
       <w:r>
         <w:t xml:space="preserve"> with distinct </w:t>
       </w:r>
       <w:proofErr w:type="spellStart"/>
       <w:r>
-        <w:t>positioning,characteristics</w:t>
-      </w:r>
-      <w:proofErr w:type="gramStart"/>
-      <w:r>
-        <w:t>,and</w:t>
-      </w:r>
-      <w:proofErr w:type="spellEnd"/>
-      <w:proofErr w:type="gramEnd"/>
+        <w:t>positioning,characteristics,and</w:t>
+      </w:r>
+      <w:proofErr w:type="spellEnd"/>
       <w:r>
         <w:t xml:space="preserve"> product </w:t>
       </w:r>
@@ -12723,12 +11930,10 @@
         <w:t xml:space="preserve">High-end professional </w:t>
       </w:r>
       <w:proofErr w:type="spellStart"/>
-      <w:proofErr w:type="gramStart"/>
       <w:r>
         <w:t>brand,widely</w:t>
       </w:r>
       <w:proofErr w:type="spellEnd"/>
-      <w:proofErr w:type="gramEnd"/>
       <w:r>
         <w:t xml:space="preserve"> used in racing and </w:t>
       </w:r>
@@ -12781,34 +11986,210 @@
         <w:t xml:space="preserve">Targets mid-to-high-level </w:t>
       </w:r>
       <w:proofErr w:type="spellStart"/>
-      <w:proofErr w:type="gramStart"/>
       <w:r>
         <w:t>pilots,emphasizing</w:t>
       </w:r>
       <w:proofErr w:type="spellEnd"/>
-      <w:proofErr w:type="gramEnd"/>
+      <w:r>
+        <w:t xml:space="preserve"> its own ecosystem and performance </w:t>
+      </w:r>
+      <w:proofErr w:type="spellStart"/>
+      <w:r>
+        <w:t>consistency.The</w:t>
+      </w:r>
+      <w:proofErr w:type="spellEnd"/>
+      <w:r>
+        <w:t xml:space="preserve"> XING and XING2 motors are popular for their smooth </w:t>
+      </w:r>
+      <w:proofErr w:type="spellStart"/>
+      <w:r>
+        <w:t>feel,quick</w:t>
+      </w:r>
+      <w:proofErr w:type="spellEnd"/>
       <w:r>
         <w:t xml:space="preserve"> </w:t>
       </w:r>
-      <w:proofErr w:type="gramStart"/>
-      <w:r>
-        <w:t>its</w:t>
-      </w:r>
-      <w:proofErr w:type="gramEnd"/>
-      <w:r>
-        <w:t xml:space="preserve"> own ecosystem and performance </w:t>
-      </w:r>
-      <w:proofErr w:type="spellStart"/>
-      <w:r>
-        <w:t>consistency.The</w:t>
-      </w:r>
-      <w:proofErr w:type="spellEnd"/>
-      <w:r>
-        <w:t xml:space="preserve"> XING and XING2 motors are popular for their smooth </w:t>
-      </w:r>
-      <w:proofErr w:type="spellStart"/>
-      <w:r>
-        <w:t>feel,quick</w:t>
+      <w:proofErr w:type="spellStart"/>
+      <w:r>
+        <w:t>response,and</w:t>
+      </w:r>
+      <w:proofErr w:type="spellEnd"/>
+      <w:r>
+        <w:t xml:space="preserve"> high aesthetics.</w:t>
+      </w:r>
+    </w:p>
+    <w:p>
+      <w:r>
+        <w:rPr>
+          <w:b/>
+          <w:bCs/>
+        </w:rPr>
+        <w:t>T-Hobby</w:t>
+      </w:r>
+    </w:p>
+    <w:p>
+      <w:r>
+        <w:t xml:space="preserve">High-performance motor </w:t>
+      </w:r>
+      <w:proofErr w:type="spellStart"/>
+      <w:r>
+        <w:t>brand.Products</w:t>
+      </w:r>
+      <w:proofErr w:type="spellEnd"/>
+      <w:r>
+        <w:t xml:space="preserve"> feature solid </w:t>
+      </w:r>
+      <w:proofErr w:type="spellStart"/>
+      <w:r>
+        <w:t>construction,excellent</w:t>
+      </w:r>
+      <w:proofErr w:type="spellEnd"/>
+      <w:r>
+        <w:t xml:space="preserve"> thrust </w:t>
+      </w:r>
+      <w:proofErr w:type="spellStart"/>
+      <w:r>
+        <w:t>performance,and</w:t>
+      </w:r>
+      <w:proofErr w:type="spellEnd"/>
+      <w:r>
+        <w:t xml:space="preserve"> consistent factory </w:t>
+      </w:r>
+      <w:proofErr w:type="spellStart"/>
+      <w:r>
+        <w:t>calibration,offering</w:t>
+      </w:r>
+      <w:proofErr w:type="spellEnd"/>
+      <w:r>
+        <w:t xml:space="preserve"> stable performance in freestyle and racing </w:t>
+      </w:r>
+      <w:proofErr w:type="spellStart"/>
+      <w:r>
+        <w:t>platforms.Suitable</w:t>
+      </w:r>
+      <w:proofErr w:type="spellEnd"/>
+      <w:r>
+        <w:t xml:space="preserve"> for pilots seeking reliable performance and quick </w:t>
+      </w:r>
+      <w:proofErr w:type="spellStart"/>
+      <w:r>
+        <w:t>response,gradually</w:t>
+      </w:r>
+      <w:proofErr w:type="spellEnd"/>
+      <w:r>
+        <w:t xml:space="preserve"> gaining recognition among mid-to-high-end DIY users.</w:t>
+      </w:r>
+    </w:p>
+    <w:p>
+      <w:r>
+        <w:rPr>
+          <w:b/>
+          <w:bCs/>
+        </w:rPr>
+        <w:t>EMAX</w:t>
+      </w:r>
+    </w:p>
+    <w:p>
+      <w:r>
+        <w:t xml:space="preserve">Comprehensive brand focusing on cost-performance and ease of </w:t>
+      </w:r>
+      <w:proofErr w:type="spellStart"/>
+      <w:r>
+        <w:t>use.Suitable</w:t>
+      </w:r>
+      <w:proofErr w:type="spellEnd"/>
+      <w:r>
+        <w:t xml:space="preserve"> for beginners and daily </w:t>
+      </w:r>
+      <w:proofErr w:type="spellStart"/>
+      <w:r>
+        <w:t>practice.The</w:t>
+      </w:r>
+      <w:proofErr w:type="spellEnd"/>
+      <w:r>
+        <w:t xml:space="preserve"> RS series targets performance </w:t>
+      </w:r>
+      <w:proofErr w:type="spellStart"/>
+      <w:r>
+        <w:t>users;the</w:t>
+      </w:r>
+      <w:proofErr w:type="spellEnd"/>
+      <w:r>
+        <w:t xml:space="preserve"> ECO series is common for lightweight efficient platforms.</w:t>
+      </w:r>
+    </w:p>
+    <w:p>
+      <w:proofErr w:type="spellStart"/>
+      <w:r>
+        <w:rPr>
+          <w:b/>
+          <w:bCs/>
+        </w:rPr>
+        <w:t>BrotherHobby</w:t>
+      </w:r>
+      <w:proofErr w:type="spellEnd"/>
+    </w:p>
+    <w:p>
+      <w:r>
+        <w:t xml:space="preserve">Specializes in high-performance freestyle </w:t>
+      </w:r>
+      <w:proofErr w:type="spellStart"/>
+      <w:r>
+        <w:t>motors.Known</w:t>
+      </w:r>
+      <w:proofErr w:type="spellEnd"/>
+      <w:r>
+        <w:t xml:space="preserve"> for excellent wiring and winding </w:t>
+      </w:r>
+      <w:proofErr w:type="spellStart"/>
+      <w:r>
+        <w:t>processes.Products</w:t>
+      </w:r>
+      <w:proofErr w:type="spellEnd"/>
+      <w:r>
+        <w:t xml:space="preserve"> are often used in racing and extreme freestyle </w:t>
+      </w:r>
+      <w:proofErr w:type="spellStart"/>
+      <w:r>
+        <w:t>platforms.Particularly</w:t>
+      </w:r>
+      <w:proofErr w:type="spellEnd"/>
+      <w:r>
+        <w:t xml:space="preserve"> suited for high-punch </w:t>
+      </w:r>
+      <w:proofErr w:type="spellStart"/>
+      <w:r>
+        <w:t>scenarios,with</w:t>
+      </w:r>
+      <w:proofErr w:type="spellEnd"/>
+      <w:r>
+        <w:t xml:space="preserve"> an output style described </w:t>
+      </w:r>
+      <w:proofErr w:type="spellStart"/>
+      <w:r>
+        <w:t>as"crisp</w:t>
+      </w:r>
+      <w:proofErr w:type="spellEnd"/>
+      <w:r>
+        <w:t xml:space="preserve"> and direct."</w:t>
+      </w:r>
+    </w:p>
+    <w:p>
+      <w:r>
+        <w:rPr>
+          <w:b/>
+          <w:bCs/>
+        </w:rPr>
+        <w:t>RCINPOWER</w:t>
+      </w:r>
+    </w:p>
+    <w:p>
+      <w:r>
+        <w:t xml:space="preserve">Products are known for strong </w:t>
+      </w:r>
+      <w:proofErr w:type="spellStart"/>
+      <w:r>
+        <w:t>thrust,solid</w:t>
       </w:r>
       <w:proofErr w:type="spellEnd"/>
       <w:r>
@@ -12816,239 +12197,45 @@
       </w:r>
       <w:proofErr w:type="spellStart"/>
       <w:r>
-        <w:t>response,and</w:t>
-      </w:r>
-      <w:proofErr w:type="spellEnd"/>
-      <w:r>
-        <w:t xml:space="preserve"> high aesthetics.</w:t>
-      </w:r>
-    </w:p>
-    <w:p>
-      <w:r>
-        <w:rPr>
-          <w:b/>
-          <w:bCs/>
-        </w:rPr>
-        <w:t>T-Hobby</w:t>
-      </w:r>
-    </w:p>
-    <w:p>
-      <w:r>
-        <w:t xml:space="preserve">High-performance motor </w:t>
-      </w:r>
-      <w:proofErr w:type="spellStart"/>
-      <w:proofErr w:type="gramStart"/>
-      <w:r>
-        <w:t>brand.Products</w:t>
-      </w:r>
-      <w:proofErr w:type="spellEnd"/>
-      <w:proofErr w:type="gramEnd"/>
-      <w:r>
-        <w:t xml:space="preserve"> feature solid </w:t>
-      </w:r>
-      <w:proofErr w:type="spellStart"/>
-      <w:r>
-        <w:t>construction,excellent</w:t>
-      </w:r>
-      <w:proofErr w:type="spellEnd"/>
-      <w:r>
-        <w:t xml:space="preserve"> thrust </w:t>
-      </w:r>
-      <w:proofErr w:type="spellStart"/>
-      <w:r>
-        <w:t>performance,and</w:t>
-      </w:r>
-      <w:proofErr w:type="spellEnd"/>
-      <w:r>
-        <w:t xml:space="preserve"> consistent factory </w:t>
-      </w:r>
-      <w:proofErr w:type="spellStart"/>
-      <w:r>
-        <w:t>calibration,offering</w:t>
-      </w:r>
-      <w:proofErr w:type="spellEnd"/>
-      <w:r>
-        <w:t xml:space="preserve"> stable performance in freestyle and racing </w:t>
-      </w:r>
-      <w:proofErr w:type="spellStart"/>
-      <w:r>
-        <w:t>platforms.Suitable</w:t>
-      </w:r>
-      <w:proofErr w:type="spellEnd"/>
-      <w:r>
-        <w:t xml:space="preserve"> for pilots seeking reliable performance and quick </w:t>
-      </w:r>
-      <w:proofErr w:type="spellStart"/>
-      <w:r>
-        <w:t>response,gradually</w:t>
-      </w:r>
-      <w:proofErr w:type="spellEnd"/>
-      <w:r>
-        <w:t xml:space="preserve"> gaining recognition among mid-to-high-end DIY users.</w:t>
-      </w:r>
-    </w:p>
-    <w:p>
+        <w:t>workmanship,and</w:t>
+      </w:r>
+      <w:proofErr w:type="spellEnd"/>
+      <w:r>
+        <w:t xml:space="preserve"> diverse </w:t>
+      </w:r>
+      <w:proofErr w:type="spellStart"/>
+      <w:r>
+        <w:t>sizes.Adaptable</w:t>
+      </w:r>
+      <w:proofErr w:type="spellEnd"/>
+      <w:r>
+        <w:t xml:space="preserve"> to various </w:t>
+      </w:r>
+      <w:proofErr w:type="spellStart"/>
+      <w:r>
+        <w:t>scenarios,balancing</w:t>
+      </w:r>
+      <w:proofErr w:type="spellEnd"/>
+      <w:r>
+        <w:t xml:space="preserve"> performance and </w:t>
+      </w:r>
+      <w:proofErr w:type="spellStart"/>
+      <w:r>
+        <w:t>practicality,suitable</w:t>
+      </w:r>
+      <w:proofErr w:type="spellEnd"/>
+      <w:r>
+        <w:t xml:space="preserve"> for multiple DIY flight styles.</w:t>
+      </w:r>
+    </w:p>
+    <w:p>
+      <w:proofErr w:type="spellStart"/>
       <w:r>
         <w:rPr>
           <w:b/>
           <w:bCs/>
         </w:rPr>
         <w:lastRenderedPageBreak/>
-        <w:t>EMAX</w:t>
-      </w:r>
-    </w:p>
-    <w:p>
-      <w:r>
-        <w:t xml:space="preserve">Comprehensive brand focusing on cost-performance and ease of </w:t>
-      </w:r>
-      <w:proofErr w:type="spellStart"/>
-      <w:proofErr w:type="gramStart"/>
-      <w:r>
-        <w:t>use.Suitable</w:t>
-      </w:r>
-      <w:proofErr w:type="spellEnd"/>
-      <w:proofErr w:type="gramEnd"/>
-      <w:r>
-        <w:t xml:space="preserve"> for beginners and daily </w:t>
-      </w:r>
-      <w:proofErr w:type="spellStart"/>
-      <w:r>
-        <w:t>practice.The</w:t>
-      </w:r>
-      <w:proofErr w:type="spellEnd"/>
-      <w:r>
-        <w:t xml:space="preserve"> RS series targets performance </w:t>
-      </w:r>
-      <w:proofErr w:type="spellStart"/>
-      <w:r>
-        <w:t>users;the</w:t>
-      </w:r>
-      <w:proofErr w:type="spellEnd"/>
-      <w:r>
-        <w:t xml:space="preserve"> ECO series is common for lightweight efficient platforms.</w:t>
-      </w:r>
-    </w:p>
-    <w:p>
-      <w:proofErr w:type="spellStart"/>
-      <w:r>
-        <w:rPr>
-          <w:b/>
-          <w:bCs/>
-        </w:rPr>
-        <w:t>BrotherHobby</w:t>
-      </w:r>
-      <w:proofErr w:type="spellEnd"/>
-    </w:p>
-    <w:p>
-      <w:r>
-        <w:t xml:space="preserve">Specializes in high-performance freestyle </w:t>
-      </w:r>
-      <w:proofErr w:type="spellStart"/>
-      <w:proofErr w:type="gramStart"/>
-      <w:r>
-        <w:t>motors.Known</w:t>
-      </w:r>
-      <w:proofErr w:type="spellEnd"/>
-      <w:proofErr w:type="gramEnd"/>
-      <w:r>
-        <w:t xml:space="preserve"> for excellent wiring and winding </w:t>
-      </w:r>
-      <w:proofErr w:type="spellStart"/>
-      <w:r>
-        <w:t>processes.Products</w:t>
-      </w:r>
-      <w:proofErr w:type="spellEnd"/>
-      <w:r>
-        <w:t xml:space="preserve"> are often used in racing and extreme freestyle </w:t>
-      </w:r>
-      <w:proofErr w:type="spellStart"/>
-      <w:r>
-        <w:t>platforms.Particularly</w:t>
-      </w:r>
-      <w:proofErr w:type="spellEnd"/>
-      <w:r>
-        <w:t xml:space="preserve"> suited for high-punch </w:t>
-      </w:r>
-      <w:proofErr w:type="spellStart"/>
-      <w:r>
-        <w:t>scenarios,with</w:t>
-      </w:r>
-      <w:proofErr w:type="spellEnd"/>
-      <w:r>
-        <w:t xml:space="preserve"> an output style described </w:t>
-      </w:r>
-      <w:proofErr w:type="spellStart"/>
-      <w:r>
-        <w:t>as"crisp</w:t>
-      </w:r>
-      <w:proofErr w:type="spellEnd"/>
-      <w:r>
-        <w:t xml:space="preserve"> and direct."</w:t>
-      </w:r>
-    </w:p>
-    <w:p>
-      <w:r>
-        <w:rPr>
-          <w:b/>
-          <w:bCs/>
-        </w:rPr>
-        <w:t>RCINPOWER</w:t>
-      </w:r>
-    </w:p>
-    <w:p>
-      <w:r>
-        <w:t xml:space="preserve">Products are known for strong </w:t>
-      </w:r>
-      <w:proofErr w:type="spellStart"/>
-      <w:proofErr w:type="gramStart"/>
-      <w:r>
-        <w:t>thrust,solid</w:t>
-      </w:r>
-      <w:proofErr w:type="spellEnd"/>
-      <w:proofErr w:type="gramEnd"/>
-      <w:r>
-        <w:t xml:space="preserve"> </w:t>
-      </w:r>
-      <w:proofErr w:type="spellStart"/>
-      <w:r>
-        <w:t>workmanship,and</w:t>
-      </w:r>
-      <w:proofErr w:type="spellEnd"/>
-      <w:r>
-        <w:t xml:space="preserve"> diverse </w:t>
-      </w:r>
-      <w:proofErr w:type="spellStart"/>
-      <w:r>
-        <w:t>sizes.Adaptable</w:t>
-      </w:r>
-      <w:proofErr w:type="spellEnd"/>
-      <w:r>
-        <w:t xml:space="preserve"> to various </w:t>
-      </w:r>
-      <w:proofErr w:type="spellStart"/>
-      <w:r>
-        <w:t>scenarios,balancing</w:t>
-      </w:r>
-      <w:proofErr w:type="spellEnd"/>
-      <w:r>
-        <w:t xml:space="preserve"> performance and </w:t>
-      </w:r>
-      <w:proofErr w:type="spellStart"/>
-      <w:r>
-        <w:t>practicality,suitable</w:t>
-      </w:r>
-      <w:proofErr w:type="spellEnd"/>
-      <w:r>
-        <w:t xml:space="preserve"> for multiple DIY flight styles.</w:t>
-      </w:r>
-    </w:p>
-    <w:p>
-      <w:proofErr w:type="spellStart"/>
-      <w:r>
-        <w:rPr>
-          <w:b/>
-          <w:bCs/>
-        </w:rPr>
         <w:t>BetaFPV</w:t>
       </w:r>
       <w:proofErr w:type="spellEnd"/>
@@ -13058,12 +12245,10 @@
         <w:t xml:space="preserve">Similar to </w:t>
       </w:r>
       <w:proofErr w:type="spellStart"/>
-      <w:proofErr w:type="gramStart"/>
       <w:r>
         <w:t>Happymodel,focuses</w:t>
       </w:r>
       <w:proofErr w:type="spellEnd"/>
-      <w:proofErr w:type="gramEnd"/>
       <w:r>
         <w:t xml:space="preserve"> on the micro drone </w:t>
       </w:r>
@@ -13108,12 +12293,10 @@
         <w:t xml:space="preserve">Focuses on lightweight long-range and CINE </w:t>
       </w:r>
       <w:proofErr w:type="spellStart"/>
-      <w:proofErr w:type="gramStart"/>
       <w:r>
         <w:t>platforms.Motors</w:t>
       </w:r>
       <w:proofErr w:type="spellEnd"/>
-      <w:proofErr w:type="gramEnd"/>
       <w:r>
         <w:t xml:space="preserve"> feature compact structures and excellent </w:t>
       </w:r>
@@ -13156,7 +12339,7 @@
         </w:rPr>
         <w:t>2.</w:t>
       </w:r>
-      <w:hyperlink r:id="rId14" w:tgtFrame="_blank" w:history="1">
+      <w:hyperlink r:id="rId13" w:tgtFrame="_blank" w:history="1">
         <w:r>
           <w:rPr>
             <w:rStyle w:val="Hyperlink"/>
@@ -13172,12 +12355,10 @@
         <w:t xml:space="preserve">The FPV market has numerous motor </w:t>
       </w:r>
       <w:proofErr w:type="spellStart"/>
-      <w:proofErr w:type="gramStart"/>
       <w:r>
         <w:t>models.When</w:t>
       </w:r>
       <w:proofErr w:type="spellEnd"/>
-      <w:proofErr w:type="gramEnd"/>
       <w:r>
         <w:t xml:space="preserve"> </w:t>
       </w:r>
@@ -13199,7 +12380,7 @@
       </w:r>
     </w:p>
     <w:p>
-      <w:hyperlink r:id="rId15" w:tgtFrame="_self" w:history="1">
+      <w:hyperlink r:id="rId14" w:tgtFrame="_self" w:history="1">
         <w:r>
           <w:rPr>
             <w:rStyle w:val="Hyperlink"/>
@@ -13215,12 +12396,10 @@
         <w:t xml:space="preserve">Freestyle flying emphasizes torque </w:t>
       </w:r>
       <w:proofErr w:type="spellStart"/>
-      <w:proofErr w:type="gramStart"/>
       <w:r>
         <w:t>performance,response</w:t>
       </w:r>
       <w:proofErr w:type="spellEnd"/>
-      <w:proofErr w:type="gramEnd"/>
       <w:r>
         <w:t xml:space="preserve"> </w:t>
       </w:r>
@@ -13247,32 +12426,19 @@
           <w:b/>
           <w:bCs/>
         </w:rPr>
-        <w:t>T-Motor P2306 V3 2550</w:t>
-      </w:r>
-      <w:proofErr w:type="gramStart"/>
-      <w:r>
-        <w:rPr>
-          <w:b/>
-          <w:bCs/>
-        </w:rPr>
-        <w:t>KV:</w:t>
-      </w:r>
-      <w:r>
-        <w:t>Highly</w:t>
-      </w:r>
-      <w:proofErr w:type="gramEnd"/>
-      <w:r>
-        <w:t xml:space="preserve"> praised by advanced freestyle pilots for smooth control and strong power.</w:t>
-      </w:r>
-    </w:p>
-    <w:p>
-      <w:proofErr w:type="spellStart"/>
-      <w:r>
-        <w:rPr>
-          <w:b/>
-          <w:bCs/>
-        </w:rPr>
-        <w:lastRenderedPageBreak/>
+        <w:t>T-Motor P2306 V3 2550KV:</w:t>
+      </w:r>
+      <w:r>
+        <w:t>Highly praised by advanced freestyle pilots for smooth control and strong power.</w:t>
+      </w:r>
+    </w:p>
+    <w:p>
+      <w:proofErr w:type="spellStart"/>
+      <w:r>
+        <w:rPr>
+          <w:b/>
+          <w:bCs/>
+        </w:rPr>
         <w:t>iFlight</w:t>
       </w:r>
       <w:proofErr w:type="spellEnd"/>
@@ -13281,22 +12447,10 @@
           <w:b/>
           <w:bCs/>
         </w:rPr>
-        <w:t xml:space="preserve"> Xing2 2306 2550</w:t>
-      </w:r>
-      <w:proofErr w:type="gramStart"/>
-      <w:r>
-        <w:rPr>
-          <w:b/>
-          <w:bCs/>
-        </w:rPr>
-        <w:t>KV:</w:t>
-      </w:r>
-      <w:r>
-        <w:t>Another</w:t>
-      </w:r>
-      <w:proofErr w:type="gramEnd"/>
-      <w:r>
-        <w:t xml:space="preserve"> classic </w:t>
+        <w:t xml:space="preserve"> Xing2 2306 2550KV:</w:t>
+      </w:r>
+      <w:r>
+        <w:t xml:space="preserve">Another classic </w:t>
       </w:r>
       <w:proofErr w:type="spellStart"/>
       <w:r>
@@ -13313,22 +12467,10 @@
           <w:b/>
           <w:bCs/>
         </w:rPr>
-        <w:t>T-Hobby P2207 V3 2500</w:t>
-      </w:r>
-      <w:proofErr w:type="gramStart"/>
-      <w:r>
-        <w:rPr>
-          <w:b/>
-          <w:bCs/>
-        </w:rPr>
-        <w:t>KV:</w:t>
-      </w:r>
-      <w:r>
-        <w:t>Offers</w:t>
-      </w:r>
-      <w:proofErr w:type="gramEnd"/>
-      <w:r>
-        <w:t xml:space="preserve"> excellent flight controller feel("stick feel")thanks to high-quality windings and factory dynamic </w:t>
+        <w:t>T-Hobby P2207 V3 2500KV:</w:t>
+      </w:r>
+      <w:r>
+        <w:t xml:space="preserve">Offers excellent flight controller feel("stick feel")thanks to high-quality windings and factory dynamic </w:t>
       </w:r>
       <w:proofErr w:type="spellStart"/>
       <w:r>
@@ -13340,7 +12482,7 @@
       </w:r>
     </w:p>
     <w:p>
-      <w:hyperlink r:id="rId16" w:tgtFrame="_self" w:history="1">
+      <w:hyperlink r:id="rId15" w:tgtFrame="_self" w:history="1">
         <w:r>
           <w:rPr>
             <w:rStyle w:val="Hyperlink"/>
@@ -13356,12 +12498,10 @@
         <w:t xml:space="preserve">Racing platforms pursue extreme lightness and high instantaneous </w:t>
       </w:r>
       <w:proofErr w:type="spellStart"/>
-      <w:proofErr w:type="gramStart"/>
       <w:r>
         <w:t>punch.Recommended</w:t>
       </w:r>
       <w:proofErr w:type="spellEnd"/>
-      <w:proofErr w:type="gramEnd"/>
       <w:r>
         <w:t xml:space="preserve"> motors are 2205–2207 size with KV in the 2500–2800KV range(for 4S):</w:t>
       </w:r>
@@ -13372,22 +12512,10 @@
           <w:b/>
           <w:bCs/>
         </w:rPr>
-        <w:t>T-Motor P2207 V3 2550</w:t>
-      </w:r>
-      <w:proofErr w:type="gramStart"/>
-      <w:r>
-        <w:rPr>
-          <w:b/>
-          <w:bCs/>
-        </w:rPr>
-        <w:t>KV:</w:t>
-      </w:r>
-      <w:r>
-        <w:t>A</w:t>
-      </w:r>
-      <w:proofErr w:type="gramEnd"/>
-      <w:r>
-        <w:t xml:space="preserve"> common sight in various racing </w:t>
+        <w:t>T-Motor P2207 V3 2550KV:</w:t>
+      </w:r>
+      <w:r>
+        <w:t xml:space="preserve">A common sight in various racing </w:t>
       </w:r>
       <w:proofErr w:type="spellStart"/>
       <w:r>
@@ -13413,22 +12541,10 @@
           <w:b/>
           <w:bCs/>
         </w:rPr>
-        <w:t xml:space="preserve"> Wasp V2 2207 2700</w:t>
-      </w:r>
-      <w:proofErr w:type="gramStart"/>
-      <w:r>
-        <w:rPr>
-          <w:b/>
-          <w:bCs/>
-        </w:rPr>
-        <w:t>KV:</w:t>
-      </w:r>
-      <w:r>
-        <w:t>A</w:t>
-      </w:r>
-      <w:proofErr w:type="gramEnd"/>
-      <w:r>
-        <w:t xml:space="preserve"> motor focused on explosive </w:t>
+        <w:t xml:space="preserve"> Wasp V2 2207 2700KV:</w:t>
+      </w:r>
+      <w:r>
+        <w:t xml:space="preserve">A motor focused on explosive </w:t>
       </w:r>
       <w:proofErr w:type="spellStart"/>
       <w:r>
@@ -13445,22 +12561,11 @@
           <w:b/>
           <w:bCs/>
         </w:rPr>
-        <w:t>T-Hobby V2207 V2.0 2550</w:t>
-      </w:r>
-      <w:proofErr w:type="gramStart"/>
-      <w:r>
-        <w:rPr>
-          <w:b/>
-          <w:bCs/>
-        </w:rPr>
-        <w:t>KV:</w:t>
-      </w:r>
-      <w:r>
-        <w:t>Balances</w:t>
-      </w:r>
-      <w:proofErr w:type="gramEnd"/>
-      <w:r>
-        <w:t xml:space="preserve"> lightweight and high </w:t>
+        <w:lastRenderedPageBreak/>
+        <w:t>T-Hobby V2207 V2.0 2550KV:</w:t>
+      </w:r>
+      <w:r>
+        <w:t xml:space="preserve">Balances lightweight and high </w:t>
       </w:r>
       <w:proofErr w:type="spellStart"/>
       <w:r>
@@ -13494,12 +12599,10 @@
         <w:t xml:space="preserve">FPV cinematic platforms prioritize smooth </w:t>
       </w:r>
       <w:proofErr w:type="spellStart"/>
-      <w:proofErr w:type="gramStart"/>
       <w:r>
         <w:t>thrust,noise</w:t>
       </w:r>
       <w:proofErr w:type="spellEnd"/>
-      <w:proofErr w:type="gramEnd"/>
       <w:r>
         <w:t xml:space="preserve"> </w:t>
       </w:r>
@@ -13543,22 +12646,10 @@
           <w:b/>
           <w:bCs/>
         </w:rPr>
-        <w:t xml:space="preserve"> ROBO 1506 3000</w:t>
-      </w:r>
-      <w:proofErr w:type="gramStart"/>
-      <w:r>
-        <w:rPr>
-          <w:b/>
-          <w:bCs/>
-        </w:rPr>
-        <w:t>KV:</w:t>
-      </w:r>
-      <w:r>
-        <w:t>Suitable</w:t>
-      </w:r>
-      <w:proofErr w:type="gramEnd"/>
-      <w:r>
-        <w:t xml:space="preserve"> for high-thrust cinematic </w:t>
+        <w:t xml:space="preserve"> ROBO 1506 3000KV:</w:t>
+      </w:r>
+      <w:r>
+        <w:t xml:space="preserve">Suitable for high-thrust cinematic </w:t>
       </w:r>
       <w:proofErr w:type="spellStart"/>
       <w:r>
@@ -13575,22 +12666,10 @@
           <w:b/>
           <w:bCs/>
         </w:rPr>
-        <w:t>T-Hobby F1507 3800</w:t>
-      </w:r>
-      <w:proofErr w:type="gramStart"/>
-      <w:r>
-        <w:rPr>
-          <w:b/>
-          <w:bCs/>
-        </w:rPr>
-        <w:t>KV:</w:t>
-      </w:r>
-      <w:r>
-        <w:t>Known</w:t>
-      </w:r>
-      <w:proofErr w:type="gramEnd"/>
-      <w:r>
-        <w:t xml:space="preserve"> for solid structure and low </w:t>
+        <w:t>T-Hobby F1507 3800KV:</w:t>
+      </w:r>
+      <w:r>
+        <w:t xml:space="preserve">Known for solid structure and low </w:t>
       </w:r>
       <w:proofErr w:type="spellStart"/>
       <w:r>
@@ -13616,22 +12695,10 @@
           <w:b/>
           <w:bCs/>
         </w:rPr>
-        <w:t xml:space="preserve"> Xing 1404 3800</w:t>
-      </w:r>
-      <w:proofErr w:type="gramStart"/>
-      <w:r>
-        <w:rPr>
-          <w:b/>
-          <w:bCs/>
-        </w:rPr>
-        <w:t>KV:</w:t>
-      </w:r>
-      <w:r>
-        <w:t>Finds</w:t>
-      </w:r>
-      <w:proofErr w:type="gramEnd"/>
-      <w:r>
-        <w:t xml:space="preserve"> a good balance between agility and control </w:t>
+        <w:t xml:space="preserve"> Xing 1404 3800KV:</w:t>
+      </w:r>
+      <w:r>
+        <w:t xml:space="preserve">Finds a good balance between agility and control </w:t>
       </w:r>
       <w:proofErr w:type="spellStart"/>
       <w:r>
@@ -13657,22 +12724,10 @@
           <w:b/>
           <w:bCs/>
         </w:rPr>
-        <w:t xml:space="preserve"> 1606 3300</w:t>
-      </w:r>
-      <w:proofErr w:type="gramStart"/>
-      <w:r>
-        <w:rPr>
-          <w:b/>
-          <w:bCs/>
-        </w:rPr>
-        <w:t>KV:</w:t>
-      </w:r>
-      <w:r>
-        <w:t>Supports</w:t>
-      </w:r>
-      <w:proofErr w:type="gramEnd"/>
-      <w:r>
-        <w:t xml:space="preserve"> larger payload scenarios.</w:t>
+        <w:t xml:space="preserve"> 1606 3300KV:</w:t>
+      </w:r>
+      <w:r>
+        <w:t>Supports larger payload scenarios.</w:t>
       </w:r>
     </w:p>
     <w:p>
@@ -13689,12 +12744,10 @@
         <w:t xml:space="preserve">Long-range platforms focus on endurance efficiency and low-speed </w:t>
       </w:r>
       <w:proofErr w:type="spellStart"/>
-      <w:proofErr w:type="gramStart"/>
       <w:r>
         <w:t>stability.Recommended</w:t>
       </w:r>
       <w:proofErr w:type="spellEnd"/>
-      <w:proofErr w:type="gramEnd"/>
       <w:r>
         <w:t xml:space="preserve"> are motors with 2306–2806.5 </w:t>
       </w:r>
@@ -13721,218 +12774,156 @@
           <w:b/>
           <w:bCs/>
         </w:rPr>
+        <w:t>T-Motor F90 2806.5 1500KV:</w:t>
+      </w:r>
+      <w:r>
+        <w:t xml:space="preserve">A flagship long-range </w:t>
+      </w:r>
+      <w:proofErr w:type="spellStart"/>
+      <w:r>
+        <w:t>motor,paired</w:t>
+      </w:r>
+      <w:proofErr w:type="spellEnd"/>
+      <w:r>
+        <w:t xml:space="preserve"> with 7"props offers excellent efficiency.</w:t>
+      </w:r>
+    </w:p>
+    <w:p>
+      <w:r>
+        <w:rPr>
+          <w:b/>
+          <w:bCs/>
+        </w:rPr>
+        <w:t>EMAX Eco II 2807 1300KV:</w:t>
+      </w:r>
+      <w:r>
+        <w:t xml:space="preserve">A cost-effective choice for long-range </w:t>
+      </w:r>
+      <w:proofErr w:type="spellStart"/>
+      <w:r>
+        <w:t>platforms,suitable</w:t>
+      </w:r>
+      <w:proofErr w:type="spellEnd"/>
+      <w:r>
+        <w:t xml:space="preserve"> for endurance flying and light payload tasks.</w:t>
+      </w:r>
+    </w:p>
+    <w:p>
+      <w:proofErr w:type="spellStart"/>
+      <w:r>
+        <w:rPr>
+          <w:b/>
+          <w:bCs/>
+        </w:rPr>
+        <w:t>BrotherHobby</w:t>
+      </w:r>
+      <w:proofErr w:type="spellEnd"/>
+      <w:r>
+        <w:rPr>
+          <w:b/>
+          <w:bCs/>
+        </w:rPr>
+        <w:t xml:space="preserve"> Avenger V2 2806.5 1400KV:</w:t>
+      </w:r>
+      <w:r>
+        <w:t xml:space="preserve">Achieves a good balance between control precision and wind resistance </w:t>
+      </w:r>
+      <w:proofErr w:type="spellStart"/>
+      <w:r>
+        <w:t>stability,widely</w:t>
+      </w:r>
+      <w:proofErr w:type="spellEnd"/>
+      <w:r>
+        <w:t xml:space="preserve"> used for exploration and mountain flying.</w:t>
+      </w:r>
+    </w:p>
+    <w:p>
+      <w:r>
+        <w:rPr>
+          <w:b/>
+          <w:bCs/>
+        </w:rPr>
+        <w:t>Toothpick Motor</w:t>
+      </w:r>
+    </w:p>
+    <w:p>
+      <w:r>
+        <w:t xml:space="preserve">Toothpick drones are popular lightweight </w:t>
+      </w:r>
+      <w:proofErr w:type="spellStart"/>
+      <w:r>
+        <w:t>models,typically</w:t>
+      </w:r>
+      <w:proofErr w:type="spellEnd"/>
+      <w:r>
+        <w:t xml:space="preserve"> carrying 2–3"props and 2S–3S </w:t>
+      </w:r>
+      <w:proofErr w:type="spellStart"/>
+      <w:r>
+        <w:t>systems.Recommended</w:t>
+      </w:r>
+      <w:proofErr w:type="spellEnd"/>
+      <w:r>
+        <w:t xml:space="preserve"> motor sizes are 1103–1204,with KV ranges around 9000–12000KV:</w:t>
+      </w:r>
+    </w:p>
+    <w:p>
+      <w:r>
+        <w:rPr>
+          <w:b/>
+          <w:bCs/>
+        </w:rPr>
+        <w:t>T-Hobby M1103 11000KV:</w:t>
+      </w:r>
+      <w:r>
+        <w:t xml:space="preserve">A classic pairing for economical Toothpick </w:t>
+      </w:r>
+      <w:proofErr w:type="spellStart"/>
+      <w:r>
+        <w:t>platforms,lightweight</w:t>
+      </w:r>
+      <w:proofErr w:type="spellEnd"/>
+      <w:r>
+        <w:t xml:space="preserve"> and low power consumption.</w:t>
+      </w:r>
+    </w:p>
+    <w:p>
+      <w:proofErr w:type="spellStart"/>
+      <w:r>
+        <w:rPr>
+          <w:b/>
+          <w:bCs/>
+        </w:rPr>
+        <w:t>Flywoo</w:t>
+      </w:r>
+      <w:proofErr w:type="spellEnd"/>
+      <w:r>
+        <w:rPr>
+          <w:b/>
+          <w:bCs/>
+        </w:rPr>
+        <w:t xml:space="preserve"> NIN 1202.5 11500KV:</w:t>
+      </w:r>
+      <w:r>
+        <w:t xml:space="preserve">Beloved for its refined craftsmanship and </w:t>
+      </w:r>
+      <w:proofErr w:type="spellStart"/>
+      <w:r>
+        <w:t>punch,suitable</w:t>
+      </w:r>
+      <w:proofErr w:type="spellEnd"/>
+      <w:r>
+        <w:t xml:space="preserve"> for extreme micro flying.</w:t>
+      </w:r>
+    </w:p>
+    <w:p>
+      <w:proofErr w:type="spellStart"/>
+      <w:r>
+        <w:rPr>
+          <w:b/>
+          <w:bCs/>
+        </w:rPr>
         <w:lastRenderedPageBreak/>
-        <w:t>T-Motor F90 2806.5 1500</w:t>
-      </w:r>
-      <w:proofErr w:type="gramStart"/>
-      <w:r>
-        <w:rPr>
-          <w:b/>
-          <w:bCs/>
-        </w:rPr>
-        <w:t>KV:</w:t>
-      </w:r>
-      <w:r>
-        <w:t>A</w:t>
-      </w:r>
-      <w:proofErr w:type="gramEnd"/>
-      <w:r>
-        <w:t xml:space="preserve"> flagship long-range </w:t>
-      </w:r>
-      <w:proofErr w:type="spellStart"/>
-      <w:r>
-        <w:t>motor,paired</w:t>
-      </w:r>
-      <w:proofErr w:type="spellEnd"/>
-      <w:r>
-        <w:t xml:space="preserve"> with 7"props offers excellent efficiency.</w:t>
-      </w:r>
-    </w:p>
-    <w:p>
-      <w:r>
-        <w:rPr>
-          <w:b/>
-          <w:bCs/>
-        </w:rPr>
-        <w:t>EMAX Eco II 2807 1300</w:t>
-      </w:r>
-      <w:proofErr w:type="gramStart"/>
-      <w:r>
-        <w:rPr>
-          <w:b/>
-          <w:bCs/>
-        </w:rPr>
-        <w:t>KV:</w:t>
-      </w:r>
-      <w:r>
-        <w:t>A</w:t>
-      </w:r>
-      <w:proofErr w:type="gramEnd"/>
-      <w:r>
-        <w:t xml:space="preserve"> cost-effective choice for long-range </w:t>
-      </w:r>
-      <w:proofErr w:type="spellStart"/>
-      <w:r>
-        <w:t>platforms,suitable</w:t>
-      </w:r>
-      <w:proofErr w:type="spellEnd"/>
-      <w:r>
-        <w:t xml:space="preserve"> for endurance flying and light payload tasks.</w:t>
-      </w:r>
-    </w:p>
-    <w:p>
-      <w:proofErr w:type="spellStart"/>
-      <w:r>
-        <w:rPr>
-          <w:b/>
-          <w:bCs/>
-        </w:rPr>
-        <w:t>BrotherHobby</w:t>
-      </w:r>
-      <w:proofErr w:type="spellEnd"/>
-      <w:r>
-        <w:rPr>
-          <w:b/>
-          <w:bCs/>
-        </w:rPr>
-        <w:t xml:space="preserve"> Avenger V2 2806.5 1400</w:t>
-      </w:r>
-      <w:proofErr w:type="gramStart"/>
-      <w:r>
-        <w:rPr>
-          <w:b/>
-          <w:bCs/>
-        </w:rPr>
-        <w:t>KV:</w:t>
-      </w:r>
-      <w:r>
-        <w:t>Achieves</w:t>
-      </w:r>
-      <w:proofErr w:type="gramEnd"/>
-      <w:r>
-        <w:t xml:space="preserve"> a good balance between control precision and wind resistance </w:t>
-      </w:r>
-      <w:proofErr w:type="spellStart"/>
-      <w:r>
-        <w:t>stability,widely</w:t>
-      </w:r>
-      <w:proofErr w:type="spellEnd"/>
-      <w:r>
-        <w:t xml:space="preserve"> used for exploration and mountain flying.</w:t>
-      </w:r>
-    </w:p>
-    <w:p>
-      <w:r>
-        <w:rPr>
-          <w:b/>
-          <w:bCs/>
-        </w:rPr>
-        <w:t>Toothpick Motor</w:t>
-      </w:r>
-    </w:p>
-    <w:p>
-      <w:r>
-        <w:t xml:space="preserve">Toothpick drones are popular lightweight </w:t>
-      </w:r>
-      <w:proofErr w:type="spellStart"/>
-      <w:proofErr w:type="gramStart"/>
-      <w:r>
-        <w:t>models,typically</w:t>
-      </w:r>
-      <w:proofErr w:type="spellEnd"/>
-      <w:proofErr w:type="gramEnd"/>
-      <w:r>
-        <w:t xml:space="preserve"> carrying 2–3"props and 2S–3S </w:t>
-      </w:r>
-      <w:proofErr w:type="spellStart"/>
-      <w:r>
-        <w:t>systems.Recommended</w:t>
-      </w:r>
-      <w:proofErr w:type="spellEnd"/>
-      <w:r>
-        <w:t xml:space="preserve"> motor sizes are 1103–1204,with KV ranges around 9000–12000KV:</w:t>
-      </w:r>
-    </w:p>
-    <w:p>
-      <w:r>
-        <w:rPr>
-          <w:b/>
-          <w:bCs/>
-        </w:rPr>
-        <w:t>T-Hobby M1103 11000</w:t>
-      </w:r>
-      <w:proofErr w:type="gramStart"/>
-      <w:r>
-        <w:rPr>
-          <w:b/>
-          <w:bCs/>
-        </w:rPr>
-        <w:t>KV:</w:t>
-      </w:r>
-      <w:r>
-        <w:t>A</w:t>
-      </w:r>
-      <w:proofErr w:type="gramEnd"/>
-      <w:r>
-        <w:t xml:space="preserve"> classic pairing for economical Toothpick </w:t>
-      </w:r>
-      <w:proofErr w:type="spellStart"/>
-      <w:r>
-        <w:t>platforms,lightweight</w:t>
-      </w:r>
-      <w:proofErr w:type="spellEnd"/>
-      <w:r>
-        <w:t xml:space="preserve"> and low power consumption.</w:t>
-      </w:r>
-    </w:p>
-    <w:p>
-      <w:proofErr w:type="spellStart"/>
-      <w:r>
-        <w:rPr>
-          <w:b/>
-          <w:bCs/>
-        </w:rPr>
-        <w:t>Flywoo</w:t>
-      </w:r>
-      <w:proofErr w:type="spellEnd"/>
-      <w:r>
-        <w:rPr>
-          <w:b/>
-          <w:bCs/>
-        </w:rPr>
-        <w:t xml:space="preserve"> NIN 1202.5 11500</w:t>
-      </w:r>
-      <w:proofErr w:type="gramStart"/>
-      <w:r>
-        <w:rPr>
-          <w:b/>
-          <w:bCs/>
-        </w:rPr>
-        <w:t>KV:</w:t>
-      </w:r>
-      <w:r>
-        <w:t>Beloved</w:t>
-      </w:r>
-      <w:proofErr w:type="gramEnd"/>
-      <w:r>
-        <w:t xml:space="preserve"> for its refined craftsmanship and </w:t>
-      </w:r>
-      <w:proofErr w:type="spellStart"/>
-      <w:r>
-        <w:t>punch,suitable</w:t>
-      </w:r>
-      <w:proofErr w:type="spellEnd"/>
-      <w:r>
-        <w:t xml:space="preserve"> for extreme micro flying.</w:t>
-      </w:r>
-    </w:p>
-    <w:p>
-      <w:proofErr w:type="spellStart"/>
-      <w:r>
-        <w:rPr>
-          <w:b/>
-          <w:bCs/>
-        </w:rPr>
         <w:t>RCinPower</w:t>
       </w:r>
       <w:proofErr w:type="spellEnd"/>
@@ -13957,22 +12948,10 @@
           <w:b/>
           <w:bCs/>
         </w:rPr>
-        <w:t xml:space="preserve"> 1204 6500</w:t>
-      </w:r>
-      <w:proofErr w:type="gramStart"/>
-      <w:r>
-        <w:rPr>
-          <w:b/>
-          <w:bCs/>
-        </w:rPr>
-        <w:t>KV:</w:t>
-      </w:r>
-      <w:r>
-        <w:t>Offers</w:t>
-      </w:r>
-      <w:proofErr w:type="gramEnd"/>
-      <w:r>
-        <w:t xml:space="preserve"> solid torque </w:t>
+        <w:t xml:space="preserve"> 1204 6500KV:</w:t>
+      </w:r>
+      <w:r>
+        <w:t xml:space="preserve">Offers solid torque </w:t>
       </w:r>
       <w:proofErr w:type="spellStart"/>
       <w:r>
@@ -14003,12 +12982,10 @@
         <w:t xml:space="preserve">As high-speed rotating </w:t>
       </w:r>
       <w:proofErr w:type="spellStart"/>
-      <w:proofErr w:type="gramStart"/>
       <w:r>
         <w:t>components,FPV</w:t>
       </w:r>
       <w:proofErr w:type="spellEnd"/>
-      <w:proofErr w:type="gramEnd"/>
       <w:r>
         <w:t xml:space="preserve"> motors endure high </w:t>
       </w:r>
@@ -14038,14 +13015,9 @@
       </w:r>
       <w:proofErr w:type="spellStart"/>
       <w:r>
-        <w:t>or,worse</w:t>
-      </w:r>
-      <w:proofErr w:type="gramStart"/>
-      <w:r>
-        <w:t>,burned</w:t>
-      </w:r>
-      <w:proofErr w:type="spellEnd"/>
-      <w:proofErr w:type="gramEnd"/>
+        <w:t>or,worse,burned</w:t>
+      </w:r>
+      <w:proofErr w:type="spellEnd"/>
       <w:r>
         <w:t xml:space="preserve"> </w:t>
       </w:r>
@@ -14400,11 +13372,7 @@
           </w:tcPr>
           <w:p>
             <w:r>
-              <w:t xml:space="preserve">Replace motor; check winding resistance; </w:t>
-            </w:r>
-            <w:r>
-              <w:lastRenderedPageBreak/>
-              <w:t>lubricate or replace bearings</w:t>
+              <w:t>Replace motor; check winding resistance; lubricate or replace bearings</w:t>
             </w:r>
           </w:p>
         </w:tc>
@@ -14431,7 +13399,6 @@
           </w:tcPr>
           <w:p>
             <w:r>
-              <w:lastRenderedPageBreak/>
               <w:t>RPM Mismatch / Out-of-Sync Motor</w:t>
             </w:r>
           </w:p>
@@ -14772,6 +13739,7 @@
           </w:tcPr>
           <w:p>
             <w:r>
+              <w:lastRenderedPageBreak/>
               <w:t>Step No.</w:t>
             </w:r>
           </w:p>
@@ -15180,7 +14148,6 @@
           </w:tcPr>
           <w:p>
             <w:r>
-              <w:lastRenderedPageBreak/>
               <w:t>4. Static Diagnostics</w:t>
             </w:r>
           </w:p>
@@ -15571,15 +14538,7 @@
           </w:tcPr>
           <w:p>
             <w:r>
-              <w:t xml:space="preserve">Manually spin </w:t>
-            </w:r>
-            <w:proofErr w:type="gramStart"/>
-            <w:r>
-              <w:t>motor</w:t>
-            </w:r>
-            <w:proofErr w:type="gramEnd"/>
-            <w:r>
-              <w:t>, feel for unusual resistance or roughness</w:t>
+              <w:t>Manually spin motor, feel for unusual resistance or roughness</w:t>
             </w:r>
           </w:p>
         </w:tc>
@@ -15733,6 +14692,7 @@
           </w:tcPr>
           <w:p>
             <w:r>
+              <w:lastRenderedPageBreak/>
               <w:t>Dust Removal</w:t>
             </w:r>
           </w:p>
@@ -16047,7 +15007,6 @@
           </w:tcPr>
           <w:p>
             <w:r>
-              <w:lastRenderedPageBreak/>
               <w:t>Prevent Water / Debris Ingress</w:t>
             </w:r>
           </w:p>
@@ -16362,12 +15321,10 @@
         <w:t xml:space="preserve">Manufacturer-published motor thrust test charts are one of the most direct ways to understand FPV motor </w:t>
       </w:r>
       <w:proofErr w:type="spellStart"/>
-      <w:proofErr w:type="gramStart"/>
       <w:r>
         <w:t>performance.Through</w:t>
       </w:r>
       <w:proofErr w:type="spellEnd"/>
-      <w:proofErr w:type="gramEnd"/>
       <w:r>
         <w:t xml:space="preserve"> these </w:t>
       </w:r>
@@ -16416,7 +15373,6 @@
         <w:t xml:space="preserve">1.Thrust </w:t>
       </w:r>
       <w:proofErr w:type="spellStart"/>
-      <w:proofErr w:type="gramStart"/>
       <w:r>
         <w:rPr>
           <w:b/>
@@ -16425,7 +15381,6 @@
         <w:t>vs.Throttle</w:t>
       </w:r>
       <w:proofErr w:type="spellEnd"/>
-      <w:proofErr w:type="gramEnd"/>
       <w:r>
         <w:rPr>
           <w:b/>
@@ -16436,7 +15391,6 @@
     </w:p>
     <w:p>
       <w:proofErr w:type="spellStart"/>
-      <w:proofErr w:type="gramStart"/>
       <w:r>
         <w:rPr>
           <w:b/>
@@ -16448,7 +15402,6 @@
         <w:t>View</w:t>
       </w:r>
       <w:proofErr w:type="spellEnd"/>
-      <w:proofErr w:type="gramEnd"/>
       <w:r>
         <w:t xml:space="preserve"> actual thrust output at different throttle levels.</w:t>
       </w:r>
@@ -16462,7 +15415,6 @@
         <w:t xml:space="preserve">Curve </w:t>
       </w:r>
       <w:proofErr w:type="spellStart"/>
-      <w:proofErr w:type="gramStart"/>
       <w:r>
         <w:rPr>
           <w:b/>
@@ -16474,7 +15426,6 @@
         <w:t>Usually</w:t>
       </w:r>
       <w:proofErr w:type="spellEnd"/>
-      <w:proofErr w:type="gramEnd"/>
       <w:r>
         <w:t xml:space="preserve"> an upward </w:t>
       </w:r>
@@ -16493,152 +15444,6 @@
       <w:proofErr w:type="spellEnd"/>
       <w:r>
         <w:t xml:space="preserve"> nearly linear or slightly flattening at high throttle.</w:t>
-      </w:r>
-    </w:p>
-    <w:p>
-      <w:r>
-        <w:rPr>
-          <w:b/>
-          <w:bCs/>
-        </w:rPr>
-        <w:t>Practical Observations:</w:t>
-      </w:r>
-    </w:p>
-    <w:p>
-      <w:r>
-        <w:t>Thrust values in the 80%–100%region determine the aircraft's maximum burst power.</w:t>
-      </w:r>
-    </w:p>
-    <w:p>
-      <w:r>
-        <w:t>Thrust around 50</w:t>
-      </w:r>
-      <w:proofErr w:type="gramStart"/>
-      <w:r>
-        <w:t>%represents</w:t>
-      </w:r>
-      <w:proofErr w:type="gramEnd"/>
-      <w:r>
-        <w:t xml:space="preserve"> the efficiency zone for hovering or smooth flying.</w:t>
-      </w:r>
-    </w:p>
-    <w:p>
-      <w:r>
-        <w:t xml:space="preserve">A steep thrust climb indicates strong motor </w:t>
-      </w:r>
-      <w:proofErr w:type="spellStart"/>
-      <w:proofErr w:type="gramStart"/>
-      <w:r>
-        <w:t>responsiveness,suitable</w:t>
-      </w:r>
-      <w:proofErr w:type="spellEnd"/>
-      <w:proofErr w:type="gramEnd"/>
-      <w:r>
-        <w:t xml:space="preserve"> for freestyle/racing.</w:t>
-      </w:r>
-    </w:p>
-    <w:p>
-      <w:r>
-        <w:t xml:space="preserve">Early thrust plateauing indicates limited power </w:t>
-      </w:r>
-      <w:proofErr w:type="spellStart"/>
-      <w:proofErr w:type="gramStart"/>
-      <w:r>
-        <w:t>headroom,unsuitable</w:t>
-      </w:r>
-      <w:proofErr w:type="spellEnd"/>
-      <w:proofErr w:type="gramEnd"/>
-      <w:r>
-        <w:t xml:space="preserve"> for high-intensity flying.</w:t>
-      </w:r>
-    </w:p>
-    <w:p>
-      <w:pPr>
-        <w:rPr>
-          <w:b/>
-          <w:bCs/>
-        </w:rPr>
-      </w:pPr>
-      <w:r>
-        <w:rPr>
-          <w:b/>
-          <w:bCs/>
-        </w:rPr>
-        <w:t xml:space="preserve">2.Current </w:t>
-      </w:r>
-      <w:proofErr w:type="spellStart"/>
-      <w:proofErr w:type="gramStart"/>
-      <w:r>
-        <w:rPr>
-          <w:b/>
-          <w:bCs/>
-        </w:rPr>
-        <w:t>vs.Throttle</w:t>
-      </w:r>
-      <w:proofErr w:type="spellEnd"/>
-      <w:proofErr w:type="gramEnd"/>
-      <w:r>
-        <w:rPr>
-          <w:b/>
-          <w:bCs/>
-        </w:rPr>
-        <w:t xml:space="preserve"> Percentage Curve</w:t>
-      </w:r>
-    </w:p>
-    <w:p>
-      <w:proofErr w:type="spellStart"/>
-      <w:proofErr w:type="gramStart"/>
-      <w:r>
-        <w:rPr>
-          <w:b/>
-          <w:bCs/>
-        </w:rPr>
-        <w:t>Purpose:</w:t>
-      </w:r>
-      <w:r>
-        <w:t>Judge</w:t>
-      </w:r>
-      <w:proofErr w:type="spellEnd"/>
-      <w:proofErr w:type="gramEnd"/>
-      <w:r>
-        <w:t xml:space="preserve"> the current draw from the battery and ESC at different throttle levels.</w:t>
-      </w:r>
-    </w:p>
-    <w:p>
-      <w:r>
-        <w:rPr>
-          <w:b/>
-          <w:bCs/>
-        </w:rPr>
-        <w:t xml:space="preserve">Curve </w:t>
-      </w:r>
-      <w:proofErr w:type="spellStart"/>
-      <w:proofErr w:type="gramStart"/>
-      <w:r>
-        <w:rPr>
-          <w:b/>
-          <w:bCs/>
-        </w:rPr>
-        <w:t>Characteristic:</w:t>
-      </w:r>
-      <w:r>
-        <w:t>Non</w:t>
-      </w:r>
-      <w:proofErr w:type="gramEnd"/>
-      <w:r>
-        <w:t>-linear</w:t>
-      </w:r>
-      <w:proofErr w:type="spellEnd"/>
-      <w:r>
-        <w:t xml:space="preserve"> </w:t>
-      </w:r>
-      <w:proofErr w:type="spellStart"/>
-      <w:r>
-        <w:t>rise;current</w:t>
-      </w:r>
-      <w:proofErr w:type="spellEnd"/>
-      <w:r>
-        <w:t xml:space="preserve"> surges sharply at high throttle.</w:t>
       </w:r>
     </w:p>
     <w:p>
@@ -16653,15 +15458,132 @@
     </w:p>
     <w:p>
       <w:r>
-        <w:t xml:space="preserve">The max current value is used to size the </w:t>
-      </w:r>
-      <w:proofErr w:type="gramStart"/>
-      <w:r>
-        <w:t>ESC(</w:t>
-      </w:r>
-      <w:proofErr w:type="gramEnd"/>
-      <w:r>
-        <w:t xml:space="preserve">should </w:t>
+        <w:t>Thrust values in the 80%–100%region determine the aircraft's maximum burst power.</w:t>
+      </w:r>
+    </w:p>
+    <w:p>
+      <w:r>
+        <w:t>Thrust around 50%represents the efficiency zone for hovering or smooth flying.</w:t>
+      </w:r>
+    </w:p>
+    <w:p>
+      <w:r>
+        <w:t xml:space="preserve">A steep thrust climb indicates strong motor </w:t>
+      </w:r>
+      <w:proofErr w:type="spellStart"/>
+      <w:r>
+        <w:t>responsiveness,suitable</w:t>
+      </w:r>
+      <w:proofErr w:type="spellEnd"/>
+      <w:r>
+        <w:t xml:space="preserve"> for freestyle/racing.</w:t>
+      </w:r>
+    </w:p>
+    <w:p>
+      <w:r>
+        <w:t xml:space="preserve">Early thrust plateauing indicates limited power </w:t>
+      </w:r>
+      <w:proofErr w:type="spellStart"/>
+      <w:r>
+        <w:t>headroom,unsuitable</w:t>
+      </w:r>
+      <w:proofErr w:type="spellEnd"/>
+      <w:r>
+        <w:t xml:space="preserve"> for high-intensity flying.</w:t>
+      </w:r>
+    </w:p>
+    <w:p>
+      <w:pPr>
+        <w:rPr>
+          <w:b/>
+          <w:bCs/>
+        </w:rPr>
+      </w:pPr>
+      <w:r>
+        <w:rPr>
+          <w:b/>
+          <w:bCs/>
+        </w:rPr>
+        <w:t xml:space="preserve">2.Current </w:t>
+      </w:r>
+      <w:proofErr w:type="spellStart"/>
+      <w:r>
+        <w:rPr>
+          <w:b/>
+          <w:bCs/>
+        </w:rPr>
+        <w:t>vs.Throttle</w:t>
+      </w:r>
+      <w:proofErr w:type="spellEnd"/>
+      <w:r>
+        <w:rPr>
+          <w:b/>
+          <w:bCs/>
+        </w:rPr>
+        <w:t xml:space="preserve"> Percentage Curve</w:t>
+      </w:r>
+    </w:p>
+    <w:p>
+      <w:proofErr w:type="spellStart"/>
+      <w:r>
+        <w:rPr>
+          <w:b/>
+          <w:bCs/>
+        </w:rPr>
+        <w:t>Purpose:</w:t>
+      </w:r>
+      <w:r>
+        <w:t>Judge</w:t>
+      </w:r>
+      <w:proofErr w:type="spellEnd"/>
+      <w:r>
+        <w:t xml:space="preserve"> the current draw from the battery and ESC at different throttle levels.</w:t>
+      </w:r>
+    </w:p>
+    <w:p>
+      <w:r>
+        <w:rPr>
+          <w:b/>
+          <w:bCs/>
+        </w:rPr>
+        <w:t xml:space="preserve">Curve </w:t>
+      </w:r>
+      <w:proofErr w:type="spellStart"/>
+      <w:r>
+        <w:rPr>
+          <w:b/>
+          <w:bCs/>
+        </w:rPr>
+        <w:t>Characteristic:</w:t>
+      </w:r>
+      <w:r>
+        <w:t>Non-linear</w:t>
+      </w:r>
+      <w:proofErr w:type="spellEnd"/>
+      <w:r>
+        <w:t xml:space="preserve"> </w:t>
+      </w:r>
+      <w:proofErr w:type="spellStart"/>
+      <w:r>
+        <w:t>rise;current</w:t>
+      </w:r>
+      <w:proofErr w:type="spellEnd"/>
+      <w:r>
+        <w:t xml:space="preserve"> surges sharply at high throttle.</w:t>
+      </w:r>
+    </w:p>
+    <w:p>
+      <w:r>
+        <w:rPr>
+          <w:b/>
+          <w:bCs/>
+        </w:rPr>
+        <w:t>Practical Observations:</w:t>
+      </w:r>
+    </w:p>
+    <w:p>
+      <w:r>
+        <w:t xml:space="preserve">The max current value is used to size the ESC(should </w:t>
       </w:r>
       <w:proofErr w:type="spellStart"/>
       <w:r>
@@ -16679,15 +15601,7 @@
     </w:p>
     <w:p>
       <w:r>
-        <w:t>Some motors approach peak current at 90%</w:t>
-      </w:r>
-      <w:proofErr w:type="gramStart"/>
-      <w:r>
-        <w:t>throttle;pay</w:t>
-      </w:r>
-      <w:proofErr w:type="gramEnd"/>
-      <w:r>
-        <w:t xml:space="preserve"> attention to battery instantaneous supply capability.</w:t>
+        <w:t>Some motors approach peak current at 90%throttle;pay attention to battery instantaneous supply capability.</w:t>
       </w:r>
     </w:p>
     <w:p>
@@ -16707,7 +15621,6 @@
     </w:p>
     <w:p>
       <w:proofErr w:type="spellStart"/>
-      <w:proofErr w:type="gramStart"/>
       <w:r>
         <w:rPr>
           <w:b/>
@@ -16719,7 +15632,6 @@
         <w:t>Measure</w:t>
       </w:r>
       <w:proofErr w:type="spellEnd"/>
-      <w:proofErr w:type="gramEnd"/>
       <w:r>
         <w:t xml:space="preserve"> thrust efficiency per unit power </w:t>
       </w:r>
@@ -16741,7 +15653,6 @@
         <w:t xml:space="preserve">Curve </w:t>
       </w:r>
       <w:proofErr w:type="spellStart"/>
-      <w:proofErr w:type="gramStart"/>
       <w:r>
         <w:rPr>
           <w:b/>
@@ -16753,7 +15664,6 @@
         <w:t>Peaks</w:t>
       </w:r>
       <w:proofErr w:type="spellEnd"/>
-      <w:proofErr w:type="gramEnd"/>
       <w:r>
         <w:t xml:space="preserve"> at mid-throttle(40%–70%),dropping at too low or too high throttle.</w:t>
       </w:r>
@@ -16793,21 +15703,12 @@
           <w:b/>
           <w:bCs/>
         </w:rPr>
-        <w:t>Long-</w:t>
-      </w:r>
-      <w:proofErr w:type="gramStart"/>
-      <w:r>
-        <w:rPr>
-          <w:b/>
-          <w:bCs/>
-        </w:rPr>
-        <w:t>range:</w:t>
+        <w:t>Long-range:</w:t>
       </w:r>
       <w:r>
         <w:t>Recommend</w:t>
       </w:r>
       <w:proofErr w:type="spellEnd"/>
-      <w:proofErr w:type="gramEnd"/>
       <w:r>
         <w:t xml:space="preserve"> hovering within the peak efficiency throttle range.</w:t>
       </w:r>
@@ -16821,7 +15722,6 @@
         <w:t>Racing/</w:t>
       </w:r>
       <w:proofErr w:type="spellStart"/>
-      <w:proofErr w:type="gramStart"/>
       <w:r>
         <w:rPr>
           <w:b/>
@@ -16833,7 +15733,6 @@
         <w:t>Can</w:t>
       </w:r>
       <w:proofErr w:type="spellEnd"/>
-      <w:proofErr w:type="gramEnd"/>
       <w:r>
         <w:t xml:space="preserve"> tolerate slightly lower efficiency if thrust/punch is sufficient.</w:t>
       </w:r>
@@ -16855,19 +15754,18 @@
     </w:p>
     <w:p>
       <w:proofErr w:type="spellStart"/>
-      <w:proofErr w:type="gramStart"/>
-      <w:r>
-        <w:rPr>
-          <w:b/>
-          <w:bCs/>
-        </w:rPr>
+      <w:r>
+        <w:rPr>
+          <w:b/>
+          <w:bCs/>
+        </w:rPr>
+        <w:lastRenderedPageBreak/>
         <w:t>Purpose:</w:t>
       </w:r>
       <w:r>
         <w:t>View</w:t>
       </w:r>
       <w:proofErr w:type="spellEnd"/>
-      <w:proofErr w:type="gramEnd"/>
       <w:r>
         <w:t xml:space="preserve"> the heating situation under different power outputs.</w:t>
       </w:r>
@@ -16881,7 +15779,6 @@
         <w:t xml:space="preserve">Curve </w:t>
       </w:r>
       <w:proofErr w:type="spellStart"/>
-      <w:proofErr w:type="gramStart"/>
       <w:r>
         <w:rPr>
           <w:b/>
@@ -16893,7 +15790,6 @@
         <w:t>Temperature</w:t>
       </w:r>
       <w:proofErr w:type="spellEnd"/>
-      <w:proofErr w:type="gramEnd"/>
       <w:r>
         <w:t xml:space="preserve"> rises rapidly in the high-throttle region.</w:t>
       </w:r>
@@ -16914,14 +15810,9 @@
     </w:p>
     <w:p>
       <w:r>
-        <w:t xml:space="preserve">Exceeding 70–80°C suggests optimizing </w:t>
-      </w:r>
-      <w:proofErr w:type="gramStart"/>
-      <w:r>
-        <w:t>cooling(</w:t>
-      </w:r>
-      <w:proofErr w:type="spellStart"/>
-      <w:proofErr w:type="gramEnd"/>
+        <w:t>Exceeding 70–80°C suggests optimizing cooling(</w:t>
+      </w:r>
+      <w:proofErr w:type="spellStart"/>
       <w:r>
         <w:t>e.g.,changing</w:t>
       </w:r>
@@ -16984,7 +15875,6 @@
           </w:tcPr>
           <w:p>
             <w:r>
-              <w:lastRenderedPageBreak/>
               <w:t>Graph Type</w:t>
             </w:r>
           </w:p>
@@ -17569,13 +16459,12 @@
             <w:hideMark/>
           </w:tcPr>
           <w:p>
-            <w:proofErr w:type="gramStart"/>
-            <w:r>
-              <w:t>Helps</w:t>
-            </w:r>
-            <w:proofErr w:type="gramEnd"/>
-            <w:r>
-              <w:t xml:space="preserve"> evaluate system power demand; match battery discharge capacity and power system</w:t>
+            <w:r>
+              <w:t xml:space="preserve">Helps evaluate system power demand; match battery </w:t>
+            </w:r>
+            <w:r>
+              <w:lastRenderedPageBreak/>
+              <w:t>discharge capacity and power system</w:t>
             </w:r>
           </w:p>
         </w:tc>
@@ -17602,6 +16491,7 @@
           </w:tcPr>
           <w:p>
             <w:r>
+              <w:lastRenderedPageBreak/>
               <w:t>Thrust Efficiency Ratio (g/A)</w:t>
             </w:r>
           </w:p>
@@ -17705,58 +16595,24 @@
           <w:b/>
           <w:bCs/>
         </w:rPr>
-        <w:t xml:space="preserve"> Asked </w:t>
-      </w:r>
-      <w:proofErr w:type="gramStart"/>
-      <w:r>
-        <w:rPr>
-          <w:b/>
-          <w:bCs/>
-        </w:rPr>
-        <w:t>Questions(</w:t>
-      </w:r>
-      <w:proofErr w:type="gramEnd"/>
-      <w:r>
-        <w:rPr>
-          <w:b/>
-          <w:bCs/>
-        </w:rPr>
-        <w:t>FAQ)</w:t>
-      </w:r>
-    </w:p>
-    <w:p>
-      <w:r>
-        <w:rPr>
-          <w:b/>
-          <w:bCs/>
-        </w:rPr>
-        <w:t>Q</w:t>
-      </w:r>
-      <w:proofErr w:type="gramStart"/>
-      <w:r>
-        <w:rPr>
-          <w:b/>
-          <w:bCs/>
-        </w:rPr>
-        <w:t>1:What</w:t>
-      </w:r>
-      <w:proofErr w:type="gramEnd"/>
-      <w:r>
-        <w:rPr>
-          <w:b/>
-          <w:bCs/>
-        </w:rPr>
-        <w:t xml:space="preserve"> is the lifespan of an FPV motor?</w:t>
-      </w:r>
-    </w:p>
-    <w:p>
-      <w:proofErr w:type="spellStart"/>
-      <w:proofErr w:type="gramStart"/>
+        <w:t xml:space="preserve"> Asked Questions(FAQ)</w:t>
+      </w:r>
+    </w:p>
+    <w:p>
+      <w:r>
+        <w:rPr>
+          <w:b/>
+          <w:bCs/>
+        </w:rPr>
+        <w:t>Q1:What is the lifespan of an FPV motor?</w:t>
+      </w:r>
+    </w:p>
+    <w:p>
+      <w:proofErr w:type="spellStart"/>
       <w:r>
         <w:t>Generally,high</w:t>
       </w:r>
       <w:proofErr w:type="spellEnd"/>
-      <w:proofErr w:type="gramEnd"/>
       <w:r>
         <w:t xml:space="preserve">-quality brushless FPV drone motors can last hundreds of </w:t>
       </w:r>
@@ -17794,7 +16650,6 @@
       </w:r>
       <w:proofErr w:type="spellStart"/>
       <w:r>
-        <w:lastRenderedPageBreak/>
         <w:t>environment.High</w:t>
       </w:r>
       <w:proofErr w:type="spellEnd"/>
@@ -17816,23 +16671,7 @@
           <w:b/>
           <w:bCs/>
         </w:rPr>
-        <w:t>Q</w:t>
-      </w:r>
-      <w:proofErr w:type="gramStart"/>
-      <w:r>
-        <w:rPr>
-          <w:b/>
-          <w:bCs/>
-        </w:rPr>
-        <w:t>2:Does</w:t>
-      </w:r>
-      <w:proofErr w:type="gramEnd"/>
-      <w:r>
-        <w:rPr>
-          <w:b/>
-          <w:bCs/>
-        </w:rPr>
-        <w:t xml:space="preserve"> a higher KV value mean more thrust?</w:t>
+        <w:t>Q2:Does a higher KV value mean more thrust?</w:t>
       </w:r>
     </w:p>
     <w:p>
@@ -17840,12 +16679,10 @@
         <w:t xml:space="preserve">Higher KV means greater speed </w:t>
       </w:r>
       <w:proofErr w:type="spellStart"/>
-      <w:proofErr w:type="gramStart"/>
       <w:r>
         <w:t>potential,but</w:t>
       </w:r>
       <w:proofErr w:type="spellEnd"/>
-      <w:proofErr w:type="gramEnd"/>
       <w:r>
         <w:t xml:space="preserve"> not necessarily more </w:t>
       </w:r>
@@ -17879,14 +16716,9 @@
       </w:r>
       <w:proofErr w:type="spellEnd"/>
       <w:r>
-        <w:t xml:space="preserve"> KV suits </w:t>
-      </w:r>
-      <w:proofErr w:type="gramStart"/>
-      <w:r>
-        <w:t>light-</w:t>
-      </w:r>
-      <w:proofErr w:type="spellStart"/>
-      <w:proofErr w:type="gramEnd"/>
+        <w:t xml:space="preserve"> KV suits light-</w:t>
+      </w:r>
+      <w:proofErr w:type="spellStart"/>
       <w:r>
         <w:t>load,high</w:t>
       </w:r>
@@ -17909,46 +16741,23 @@
           <w:b/>
           <w:bCs/>
         </w:rPr>
-        <w:t>Q</w:t>
-      </w:r>
-      <w:proofErr w:type="gramStart"/>
-      <w:r>
-        <w:rPr>
-          <w:b/>
-          <w:bCs/>
-        </w:rPr>
-        <w:t>3:Do</w:t>
-      </w:r>
-      <w:proofErr w:type="gramEnd"/>
-      <w:r>
-        <w:rPr>
-          <w:b/>
-          <w:bCs/>
-        </w:rPr>
-        <w:t xml:space="preserve"> FPV drone motors wear out?</w:t>
-      </w:r>
-    </w:p>
-    <w:p>
-      <w:proofErr w:type="spellStart"/>
-      <w:r>
-        <w:t>Yes</w:t>
-      </w:r>
-      <w:proofErr w:type="gramStart"/>
-      <w:r>
-        <w:t>.Although</w:t>
-      </w:r>
-      <w:proofErr w:type="spellEnd"/>
-      <w:proofErr w:type="gramEnd"/>
+        <w:t>Q3:Do FPV drone motors wear out?</w:t>
+      </w:r>
+    </w:p>
+    <w:p>
+      <w:proofErr w:type="spellStart"/>
+      <w:r>
+        <w:t>Yes.Although</w:t>
+      </w:r>
+      <w:proofErr w:type="spellEnd"/>
       <w:r>
         <w:t xml:space="preserve"> brushless motors lack carbon </w:t>
       </w:r>
       <w:proofErr w:type="spellStart"/>
-      <w:proofErr w:type="gramStart"/>
       <w:r>
         <w:t>brushes,bearing</w:t>
       </w:r>
       <w:proofErr w:type="spellEnd"/>
-      <w:proofErr w:type="gramEnd"/>
       <w:r>
         <w:t xml:space="preserve"> </w:t>
       </w:r>
@@ -18007,36 +16816,12 @@
           <w:b/>
           <w:bCs/>
         </w:rPr>
-        <w:t>Q</w:t>
-      </w:r>
-      <w:proofErr w:type="gramStart"/>
-      <w:r>
-        <w:rPr>
-          <w:b/>
-          <w:bCs/>
-        </w:rPr>
-        <w:t>4:Are</w:t>
-      </w:r>
-      <w:proofErr w:type="gramEnd"/>
-      <w:r>
-        <w:rPr>
-          <w:b/>
-          <w:bCs/>
-        </w:rPr>
-        <w:t xml:space="preserve"> FPV drone motors AC or DC?</w:t>
-      </w:r>
-    </w:p>
-    <w:p>
-      <w:r>
-        <w:t xml:space="preserve">FPV motors are driven by the ESC converting </w:t>
-      </w:r>
-      <w:proofErr w:type="gramStart"/>
-      <w:r>
-        <w:t>DC(</w:t>
-      </w:r>
-      <w:proofErr w:type="gramEnd"/>
-      <w:r>
-        <w:t xml:space="preserve">from the battery)into three-phase </w:t>
+        <w:t>Q4:Are FPV drone motors AC or DC?</w:t>
+      </w:r>
+    </w:p>
+    <w:p>
+      <w:r>
+        <w:t xml:space="preserve">FPV motors are driven by the ESC converting DC(from the battery)into three-phase </w:t>
       </w:r>
       <w:proofErr w:type="spellStart"/>
       <w:r>
@@ -18063,7 +16848,7 @@
         </w:rPr>
         <w:t>Q5:What is the </w:t>
       </w:r>
-      <w:hyperlink r:id="rId17" w:tgtFrame="_blank" w:history="1">
+      <w:hyperlink r:id="rId16" w:tgtFrame="_blank" w:history="1">
         <w:r>
           <w:rPr>
             <w:rStyle w:val="Hyperlink"/>
@@ -18083,15 +16868,7 @@
     </w:p>
     <w:p>
       <w:r>
-        <w:t xml:space="preserve">Standard quadcopters use a diagonal opposite </w:t>
-      </w:r>
-      <w:proofErr w:type="gramStart"/>
-      <w:r>
-        <w:t>configuration(</w:t>
-      </w:r>
-      <w:proofErr w:type="gramEnd"/>
-      <w:r>
-        <w:t xml:space="preserve">e.g.,M1/M4 clockwise,M2/M3 counterclockwise),determined by FC settings and </w:t>
+        <w:t xml:space="preserve">Standard quadcopters use a diagonal opposite configuration(e.g.,M1/M4 clockwise,M2/M3 counterclockwise),determined by FC settings and </w:t>
       </w:r>
       <w:proofErr w:type="spellStart"/>
       <w:r>
@@ -18116,23 +16893,7 @@
           <w:b/>
           <w:bCs/>
         </w:rPr>
-        <w:t>Q</w:t>
-      </w:r>
-      <w:proofErr w:type="gramStart"/>
-      <w:r>
-        <w:rPr>
-          <w:b/>
-          <w:bCs/>
-        </w:rPr>
-        <w:t>6:What's</w:t>
-      </w:r>
-      <w:proofErr w:type="gramEnd"/>
-      <w:r>
-        <w:rPr>
-          <w:b/>
-          <w:bCs/>
-        </w:rPr>
-        <w:t xml:space="preserve"> the difference between </w:t>
+        <w:t xml:space="preserve">Q6:What's the difference between </w:t>
       </w:r>
       <w:proofErr w:type="spellStart"/>
       <w:r>
@@ -18161,12 +16922,10 @@
         <w:t xml:space="preserve"> motors have the rotor </w:t>
       </w:r>
       <w:proofErr w:type="spellStart"/>
-      <w:proofErr w:type="gramStart"/>
       <w:r>
         <w:t>inside,suited</w:t>
       </w:r>
       <w:proofErr w:type="spellEnd"/>
-      <w:proofErr w:type="gramEnd"/>
       <w:r>
         <w:t xml:space="preserve"> for high-RPM </w:t>
       </w:r>
@@ -18192,42 +16951,28 @@
       </w:r>
       <w:proofErr w:type="spellEnd"/>
       <w:r>
-        <w:t xml:space="preserve"> FPV drones use brushless outrunner motors because they are better suited for control precision and response requirements.</w:t>
-      </w:r>
-    </w:p>
-    <w:p>
-      <w:r>
-        <w:rPr>
-          <w:b/>
-          <w:bCs/>
-        </w:rPr>
-        <w:t>Q</w:t>
-      </w:r>
-      <w:proofErr w:type="gramStart"/>
-      <w:r>
-        <w:rPr>
-          <w:b/>
-          <w:bCs/>
-        </w:rPr>
-        <w:t>7:Can</w:t>
-      </w:r>
-      <w:proofErr w:type="gramEnd"/>
-      <w:r>
-        <w:rPr>
-          <w:b/>
-          <w:bCs/>
-        </w:rPr>
-        <w:t xml:space="preserve"> any motor be used on any frame?</w:t>
-      </w:r>
-    </w:p>
-    <w:p>
-      <w:proofErr w:type="spellStart"/>
-      <w:proofErr w:type="gramStart"/>
+        <w:t xml:space="preserve"> FPV drones use brushless </w:t>
+      </w:r>
+      <w:r>
+        <w:lastRenderedPageBreak/>
+        <w:t>outrunner motors because they are better suited for control precision and response requirements.</w:t>
+      </w:r>
+    </w:p>
+    <w:p>
+      <w:r>
+        <w:rPr>
+          <w:b/>
+          <w:bCs/>
+        </w:rPr>
+        <w:t>Q7:Can any motor be used on any frame?</w:t>
+      </w:r>
+    </w:p>
+    <w:p>
+      <w:proofErr w:type="spellStart"/>
       <w:r>
         <w:t>No.Motors</w:t>
       </w:r>
       <w:proofErr w:type="spellEnd"/>
-      <w:proofErr w:type="gramEnd"/>
       <w:r>
         <w:t xml:space="preserve"> must match the frame's mounting hole spacing(e.g.,16×16mm or 12×12mm),shaft </w:t>
       </w:r>
@@ -18270,23 +17015,7 @@
           <w:b/>
           <w:bCs/>
         </w:rPr>
-        <w:t>Q</w:t>
-      </w:r>
-      <w:proofErr w:type="gramStart"/>
-      <w:r>
-        <w:rPr>
-          <w:b/>
-          <w:bCs/>
-        </w:rPr>
-        <w:t>8:Why</w:t>
-      </w:r>
-      <w:proofErr w:type="gramEnd"/>
-      <w:r>
-        <w:rPr>
-          <w:b/>
-          <w:bCs/>
-        </w:rPr>
-        <w:t xml:space="preserve"> do FPV motors get hot?</w:t>
+        <w:t>Q8:Why do FPV motors get hot?</w:t>
       </w:r>
     </w:p>
     <w:p>
@@ -18294,12 +17023,10 @@
         <w:t xml:space="preserve">Common reasons </w:t>
       </w:r>
       <w:proofErr w:type="spellStart"/>
-      <w:proofErr w:type="gramStart"/>
       <w:r>
         <w:t>include:propeller</w:t>
       </w:r>
       <w:proofErr w:type="spellEnd"/>
-      <w:proofErr w:type="gramEnd"/>
       <w:r>
         <w:t xml:space="preserve"> load too </w:t>
       </w:r>
@@ -18341,11 +17068,7 @@
       </w:r>
       <w:proofErr w:type="spellEnd"/>
       <w:r>
-        <w:t xml:space="preserve"> high temperatures </w:t>
-      </w:r>
-      <w:r>
-        <w:lastRenderedPageBreak/>
-        <w:t xml:space="preserve">cause reduced efficiency or even </w:t>
+        <w:t xml:space="preserve"> high temperatures cause reduced efficiency or even </w:t>
       </w:r>
       <w:proofErr w:type="spellStart"/>
       <w:r>
@@ -18378,36 +17101,12 @@
           <w:b/>
           <w:bCs/>
         </w:rPr>
-        <w:t>Q</w:t>
-      </w:r>
-      <w:proofErr w:type="gramStart"/>
-      <w:r>
-        <w:rPr>
-          <w:b/>
-          <w:bCs/>
-        </w:rPr>
-        <w:t>9:Should</w:t>
-      </w:r>
-      <w:proofErr w:type="gramEnd"/>
-      <w:r>
-        <w:rPr>
-          <w:b/>
-          <w:bCs/>
-        </w:rPr>
-        <w:t xml:space="preserve"> I choose a high KV or large stator motor?</w:t>
-      </w:r>
-    </w:p>
-    <w:p>
-      <w:r>
-        <w:t xml:space="preserve">High KV motors suit flying that prioritizes response speed and quick power </w:t>
-      </w:r>
-      <w:proofErr w:type="gramStart"/>
-      <w:r>
-        <w:t>punches(</w:t>
-      </w:r>
-      <w:proofErr w:type="gramEnd"/>
-      <w:r>
-        <w:t xml:space="preserve">high </w:t>
+        <w:t>Q9:Should I choose a high KV or large stator motor?</w:t>
+      </w:r>
+    </w:p>
+    <w:p>
+      <w:r>
+        <w:t xml:space="preserve">High KV motors suit flying that prioritizes response speed and quick power punches(high </w:t>
       </w:r>
       <w:proofErr w:type="spellStart"/>
       <w:r>
@@ -19054,6 +17753,7 @@
   <w:style w:type="character" w:default="1" w:styleId="DefaultParagraphFont">
     <w:name w:val="Default Paragraph Font"/>
     <w:uiPriority w:val="1"/>
+    <w:semiHidden/>
     <w:unhideWhenUsed/>
   </w:style>
   <w:style w:type="table" w:default="1" w:styleId="TableNormal">
